--- a/out/04_Legal/SNX-LEG-SOP-03 Legal Document Control & Retention (Rev00 DRAFT).docx
+++ b/out/04_Legal/SNX-LEG-SOP-03 Legal Document Control & Retention (Rev00 DRAFT).docx
@@ -3208,7 +3208,7 @@
                 <w:sz w:val="24"/>
                 <w:szCs w:val="24"/>
               </w:rPr>
-              <w:t>Sistem tiket SINUX Service Hub yang dipakai departemen selain Operation.</w:t>
+              <w:t>Sistem tiket SINUX Service Hub yang dipakai departemen selain Operation (USULAN).</w:t>
             </w:r>
           </w:p>
         </w:tc>
@@ -4091,7 +4091,7 @@
           <w:sz w:val="24"/>
           <w:szCs w:val="24"/>
         </w:rPr>
-        <w:t xml:space="preserve">4.17 Dokumen RESTRICTED (Internal) dan SECRET tidak dikirim lewat kanal pribadi. Pengiriman dan pencetakan dokumen legal mengikuti aturan per tingkat di SNX-ISMS-PRO-01.</w:t>
+        <w:t xml:space="preserve">4.17 Dokumen RESTRICTED (Internal) dan SECRET tidak dikirim lewat kanal pribadi. Padanan istilah dokumen rahasia dengan kedua tingkat ini berstatus (USULAN). Pengiriman dan pencetakan dokumen legal mengikuti aturan per tingkat di SNX-ISMS-PRO-01.</w:t>
       </w:r>
     </w:p>
     <w:p>
@@ -4495,7 +4495,7 @@
                 <w:sz w:val="24"/>
                 <w:szCs w:val="24"/>
               </w:rPr>
-              <w:t>Memimpin Departemen Legal dan memantau penerapan SOP ini. Menetapkan klasifikasi dokumen legal (6.1), menetapkan dan memberikan akses serta menyetujui pembagian ke pihak luar (6.4), mengevaluasi dokumen yang masa retensinya berakhir dan menyetujui pemusnahan (6.5), menetapkan dan mencabut Legal Hold (6.6), serta mengevaluasi dan meninjau SOP ini (6.8). Dipetakan ke jabatan Legal &amp; Compliance (JA-08) di SNX-HR-ORG-01, menunggu konfirmasi (K-13) (USULAN).</w:t>
+              <w:t>Memimpin Departemen Legal dan memantau penerapan SOP ini. Menetapkan klasifikasi dokumen legal (6.1), menetapkan dan memberikan akses serta menyetujui pembagian ke pihak luar (6.4), mengevaluasi dokumen yang masa retensinya berakhir dan menyetujui pemusnahan (6.5), menetapkan dan mencabut Legal Hold (6.6), serta mengevaluasi dan meninjau SOP ini (6.8). Peran ini dipetakan ke jabatan Legal &amp; Compliance (JA-08) di SNX-HR-ORG-01, menunggu konfirmasi (K-13) (USULAN).</w:t>
             </w:r>
           </w:p>
         </w:tc>
@@ -4589,7 +4589,7 @@
                 <w:sz w:val="24"/>
                 <w:szCs w:val="24"/>
               </w:rPr>
-              <w:t>Melapor ke Line Manager Legal. Mencatat dokumen di register dan mengusulkan klasifikasi (6.1), menamai berkas dan mengelola versi serta status (6.1 dan 6.2), menyimpan salinan final dan dokumen asli (6.3), memeriksa register setiap bulan (6.5), menandai Legal Hold (6.6), dan memusnahkan dokumen yang disetujui (6.7). Dipetakan ke jabatan Legal &amp; Compliance (JA-09) di SNX-HR-ORG-01, menunggu konfirmasi (K-13) (USULAN).</w:t>
+              <w:t>Melapor ke Line Manager Legal. Mencatat dokumen di register dan mengusulkan klasifikasi (6.1), menamai berkas dan mengelola versi serta status (6.1 dan 6.2), menyimpan salinan final dan dokumen asli (6.3), memeriksa register setiap bulan (6.5), menandai Legal Hold (6.6), dan memusnahkan dokumen yang disetujui (6.7). Peran ini dipetakan ke jabatan Legal &amp; Compliance (JA-09) di SNX-HR-ORG-01, menunggu konfirmasi (K-13) (USULAN).</w:t>
             </w:r>
           </w:p>
         </w:tc>
@@ -12205,7 +12205,7 @@
                 <w:sz w:val="24"/>
                 <w:szCs w:val="24"/>
               </w:rPr>
-              <w:t>Struktur Organisasi SINUX; sumber nama peran. Line Manager Legal dan Staff Legal dipetakan ke JA-08 dan JA-09, menunggu konfirmasi (K-13). VP Tech Operation and Services adalah JA-04.</w:t>
+              <w:t>Struktur Organisasi SINUX; sumber nama peran. Peran Line Manager Legal dan Staff Legal dipetakan ke jabatan Legal &amp; Compliance (JA-08 dan JA-09) (USULAN, butir K-13). VP Tech Operation and Services adalah JA-04.</w:t>
             </w:r>
           </w:p>
         </w:tc>

--- a/out/04_Legal/SNX-LEG-SOP-03 Legal Document Control & Retention (Rev00 DRAFT).docx
+++ b/out/04_Legal/SNX-LEG-SOP-03 Legal Document Control & Retention (Rev00 DRAFT).docx
@@ -1801,7 +1801,7 @@
           </w:tcPr>
           <w:p>
             <w:r>
-              <w:t>Staff Legal</w:t>
+              <w:t>Alif Altamziz / Staff Legal</w:t>
             </w:r>
           </w:p>
         </w:tc>
@@ -1903,7 +1903,7 @@
           </w:tcPr>
           <w:p>
             <w:r>
-              <w:t>Line Manager Legal</w:t>
+              <w:t>Ester Febe Utomo / Line Manager Legal</w:t>
             </w:r>
           </w:p>
         </w:tc>
@@ -4495,7 +4495,7 @@
                 <w:sz w:val="24"/>
                 <w:szCs w:val="24"/>
               </w:rPr>
-              <w:t>Memimpin Departemen Legal dan memantau penerapan SOP ini. Menetapkan klasifikasi dokumen legal (6.1), menetapkan dan memberikan akses serta menyetujui pembagian ke pihak luar (6.4), mengevaluasi dokumen yang masa retensinya berakhir dan menyetujui pemusnahan (6.5), menetapkan dan mencabut Legal Hold (6.6), serta mengevaluasi dan meninjau SOP ini (6.8). Peran ini dipetakan ke jabatan Legal &amp; Compliance (JA-08) di SNX-HR-ORG-01, menunggu konfirmasi (K-13) (USULAN).</w:t>
+              <w:t>Memimpin Departemen Legal dan memantau penerapan SOP ini. Menetapkan klasifikasi dokumen legal (6.1), menetapkan dan memberikan akses serta menyetujui pembagian ke pihak luar (6.4), mengevaluasi dokumen yang masa retensinya berakhir dan menyetujui pemusnahan (6.5), menetapkan dan mencabut Legal Hold (6.6), serta mengevaluasi dan meninjau SOP ini (6.8). Peran ini dipetakan ke jabatan Legal &amp; Compliance (JA-08) di SNX-HR-ORG-01.</w:t>
             </w:r>
           </w:p>
         </w:tc>
@@ -4589,7 +4589,7 @@
                 <w:sz w:val="24"/>
                 <w:szCs w:val="24"/>
               </w:rPr>
-              <w:t>Melapor ke Line Manager Legal. Mencatat dokumen di register dan mengusulkan klasifikasi (6.1), menamai berkas dan mengelola versi serta status (6.1 dan 6.2), menyimpan salinan final dan dokumen asli (6.3), memeriksa register setiap bulan (6.5), menandai Legal Hold (6.6), dan memusnahkan dokumen yang disetujui (6.7). Peran ini dipetakan ke jabatan Legal &amp; Compliance (JA-09) di SNX-HR-ORG-01, menunggu konfirmasi (K-13) (USULAN).</w:t>
+              <w:t>Melapor ke Line Manager Legal. Mencatat dokumen di register dan mengusulkan klasifikasi (6.1), menamai berkas dan mengelola versi serta status (6.1 dan 6.2), menyimpan salinan final dan dokumen asli (6.3), memeriksa register setiap bulan (6.5), menandai Legal Hold (6.6), dan memusnahkan dokumen yang disetujui (6.7). Peran ini dipetakan ke jabatan Legal &amp; Compliance (JA-09) di SNX-HR-ORG-01.</w:t>
             </w:r>
           </w:p>
         </w:tc>
@@ -12205,7 +12205,7 @@
                 <w:sz w:val="24"/>
                 <w:szCs w:val="24"/>
               </w:rPr>
-              <w:t>Struktur Organisasi SINUX; sumber nama peran. Peran Line Manager Legal dan Staff Legal dipetakan ke jabatan Legal &amp; Compliance (JA-08 dan JA-09) (USULAN, butir K-13). VP Tech Operation and Services adalah JA-04.</w:t>
+              <w:t>Struktur Organisasi SINUX; sumber nama peran. Peran Line Manager Legal dan Staff Legal dipetakan ke jabatan Legal &amp; Compliance (JA-08 dan JA-09). VP Tech Operation and Services adalah JA-04.</w:t>
             </w:r>
           </w:p>
         </w:tc>

--- a/out/04_Legal/SNX-LEG-SOP-03 Legal Document Control & Retention (Rev00 DRAFT).docx
+++ b/out/04_Legal/SNX-LEG-SOP-03 Legal Document Control & Retention (Rev00 DRAFT).docx
@@ -217,6 +217,7 @@
     <w:p>
       <w:pPr>
         <w:pStyle w:val="Heading1"/>
+        <w:keepNext/>
         <w:widowControl w:val="0"/>
         <w:spacing w:line="240" w:lineRule="auto"/>
         <w:ind w:right="407" w:firstLine="0"/>
@@ -511,6 +512,10 @@
         <w:gridCol w:w="5850"/>
       </w:tblGrid>
       <w:tr>
+        <w:trPr>
+          <w:cantSplit/>
+          <w:tblHeader/>
+        </w:trPr>
         <w:tc>
           <w:tcPr>
             <w:tcW w:w="3150" w:type="dxa"/>
@@ -523,6 +528,7 @@
           </w:tcPr>
           <w:p>
             <w:pPr>
+              <w:keepNext/>
               <w:widowControl w:val="0"/>
               <w:pBdr>
                 <w:top w:val="nil"/>
@@ -563,6 +569,7 @@
           </w:tcPr>
           <w:p>
             <w:pPr>
+              <w:keepNext/>
               <w:widowControl w:val="0"/>
               <w:pBdr>
                 <w:top w:val="nil"/>
@@ -593,6 +600,9 @@
         </w:tc>
       </w:tr>
       <w:tr>
+        <w:trPr>
+          <w:cantSplit/>
+        </w:trPr>
         <w:tc>
           <w:tcPr>
             <w:tcW w:w="3150" w:type="dxa"/>
@@ -646,6 +656,9 @@
         </w:tc>
       </w:tr>
       <w:tr>
+        <w:trPr>
+          <w:cantSplit/>
+        </w:trPr>
         <w:tc>
           <w:tcPr>
             <w:tcW w:w="3150" w:type="dxa"/>
@@ -699,6 +712,9 @@
         </w:tc>
       </w:tr>
       <w:tr>
+        <w:trPr>
+          <w:cantSplit/>
+        </w:trPr>
         <w:tc>
           <w:tcPr>
             <w:tcW w:w="3150" w:type="dxa"/>
@@ -750,6 +766,9 @@
         </w:tc>
       </w:tr>
       <w:tr>
+        <w:trPr>
+          <w:cantSplit/>
+        </w:trPr>
         <w:tc>
           <w:tcPr>
             <w:tcW w:w="3150" w:type="dxa"/>
@@ -810,6 +829,9 @@
         </w:tc>
       </w:tr>
       <w:tr>
+        <w:trPr>
+          <w:cantSplit/>
+        </w:trPr>
         <w:tc>
           <w:tcPr>
             <w:tcW w:w="3150" w:type="dxa"/>
@@ -861,6 +883,9 @@
         </w:tc>
       </w:tr>
       <w:tr>
+        <w:trPr>
+          <w:cantSplit/>
+        </w:trPr>
         <w:tc>
           <w:tcPr>
             <w:tcW w:w="3150" w:type="dxa"/>
@@ -914,6 +939,9 @@
         </w:tc>
       </w:tr>
       <w:tr>
+        <w:trPr>
+          <w:cantSplit/>
+        </w:trPr>
         <w:tc>
           <w:tcPr>
             <w:tcW w:w="3150" w:type="dxa"/>
@@ -967,6 +995,9 @@
         </w:tc>
       </w:tr>
       <w:tr>
+        <w:trPr>
+          <w:cantSplit/>
+        </w:trPr>
         <w:tc>
           <w:tcPr>
             <w:tcW w:w="3150" w:type="dxa"/>
@@ -1020,6 +1051,9 @@
         </w:tc>
       </w:tr>
       <w:tr>
+        <w:trPr>
+          <w:cantSplit/>
+        </w:trPr>
         <w:tc>
           <w:tcPr>
             <w:tcW w:w="3150" w:type="dxa"/>
@@ -1073,6 +1107,9 @@
         </w:tc>
       </w:tr>
       <w:tr>
+        <w:trPr>
+          <w:cantSplit/>
+        </w:trPr>
         <w:tc>
           <w:tcPr>
             <w:tcW w:w="3150" w:type="dxa"/>
@@ -1126,6 +1163,9 @@
         </w:tc>
       </w:tr>
       <w:tr>
+        <w:trPr>
+          <w:cantSplit/>
+        </w:trPr>
         <w:tc>
           <w:tcPr>
             <w:tcW w:w="3150" w:type="dxa"/>
@@ -1207,6 +1247,7 @@
     <w:p>
       <w:pPr>
         <w:pStyle w:val="Heading1"/>
+        <w:keepNext/>
         <w:widowControl w:val="0"/>
         <w:spacing w:before="816" w:line="240" w:lineRule="auto"/>
         <w:ind w:right="407"/>
@@ -1243,6 +1284,10 @@
         <w:gridCol w:w="3010"/>
       </w:tblGrid>
       <w:tr>
+        <w:trPr>
+          <w:cantSplit/>
+          <w:tblHeader/>
+        </w:trPr>
         <w:tc>
           <w:tcPr>
             <w:tcW w:w="3009" w:type="dxa"/>
@@ -1255,6 +1300,7 @@
           </w:tcPr>
           <w:p>
             <w:pPr>
+              <w:keepNext/>
               <w:widowControl w:val="0"/>
               <w:spacing w:line="240" w:lineRule="auto"/>
               <w:jc w:val="center"/>
@@ -1288,6 +1334,7 @@
           </w:tcPr>
           <w:p>
             <w:pPr>
+              <w:keepNext/>
               <w:widowControl w:val="0"/>
               <w:spacing w:line="240" w:lineRule="auto"/>
               <w:jc w:val="center"/>
@@ -1321,6 +1368,7 @@
           </w:tcPr>
           <w:p>
             <w:pPr>
+              <w:keepNext/>
               <w:widowControl w:val="0"/>
               <w:spacing w:line="240" w:lineRule="auto"/>
               <w:jc w:val="center"/>
@@ -1344,6 +1392,9 @@
         </w:tc>
       </w:tr>
       <w:tr>
+        <w:trPr>
+          <w:cantSplit/>
+        </w:trPr>
         <w:tc>
           <w:tcPr>
             <w:tcW w:w="3009" w:type="dxa"/>
@@ -1392,6 +1443,9 @@
         </w:tc>
       </w:tr>
       <w:tr>
+        <w:trPr>
+          <w:cantSplit/>
+        </w:trPr>
         <w:tc>
           <w:tcPr>
             <w:tcW w:w="3009" w:type="dxa"/>
@@ -1463,6 +1517,9 @@
         </w:tc>
       </w:tr>
       <w:tr>
+        <w:trPr>
+          <w:cantSplit/>
+        </w:trPr>
         <w:tc>
           <w:tcPr>
             <w:tcW w:w="3009" w:type="dxa"/>
@@ -1537,6 +1594,7 @@
     <w:p>
       <w:pPr>
         <w:pStyle w:val="Heading1"/>
+        <w:keepNext/>
         <w:widowControl w:val="0"/>
         <w:spacing w:before="816" w:line="240" w:lineRule="auto"/>
         <w:ind w:right="407"/>
@@ -1578,6 +1636,10 @@
         <w:gridCol w:w="2235"/>
       </w:tblGrid>
       <w:tr>
+        <w:trPr>
+          <w:cantSplit/>
+          <w:tblHeader/>
+        </w:trPr>
         <w:tc>
           <w:tcPr>
             <w:tcW w:w="810" w:type="dxa"/>
@@ -1590,6 +1652,7 @@
           </w:tcPr>
           <w:p>
             <w:pPr>
+              <w:keepNext/>
               <w:widowControl w:val="0"/>
               <w:pBdr>
                 <w:top w:val="nil"/>
@@ -1630,6 +1693,7 @@
           </w:tcPr>
           <w:p>
             <w:pPr>
+              <w:keepNext/>
               <w:widowControl w:val="0"/>
               <w:spacing w:line="240" w:lineRule="auto"/>
               <w:jc w:val="center"/>
@@ -1663,6 +1727,7 @@
           </w:tcPr>
           <w:p>
             <w:pPr>
+              <w:keepNext/>
               <w:widowControl w:val="0"/>
               <w:pBdr>
                 <w:top w:val="nil"/>
@@ -1703,6 +1768,7 @@
           </w:tcPr>
           <w:p>
             <w:pPr>
+              <w:keepNext/>
               <w:widowControl w:val="0"/>
               <w:pBdr>
                 <w:top w:val="nil"/>
@@ -1733,6 +1799,9 @@
         </w:tc>
       </w:tr>
       <w:tr>
+        <w:trPr>
+          <w:cantSplit/>
+        </w:trPr>
         <w:tc>
           <w:tcPr>
             <w:tcW w:w="810" w:type="dxa"/>
@@ -1835,6 +1904,9 @@
         </w:tc>
       </w:tr>
       <w:tr>
+        <w:trPr>
+          <w:cantSplit/>
+        </w:trPr>
         <w:tc>
           <w:tcPr>
             <w:tcW w:w="810" w:type="dxa"/>
@@ -1937,6 +2009,9 @@
         </w:tc>
       </w:tr>
       <w:tr>
+        <w:trPr>
+          <w:cantSplit/>
+        </w:trPr>
         <w:tc>
           <w:tcPr>
             <w:tcW w:w="810" w:type="dxa"/>
@@ -2681,12 +2756,13 @@
           <w:sz w:val="24"/>
           <w:szCs w:val="24"/>
         </w:rPr>
-        <w:t xml:space="preserve">Di luar scope SOP ini: pembuatan, review, dan persetujuan kontrak sebelum penandatanganan, yang diatur SNX-LEG-SOP-02; pekerjaan korporasi, perizinan, dan sengketa sebagai proses kerja, yang diatur SNX-LEG-SOP-01; dokumen milik departemen lain, misalnya dokumen keuangan (SNX-FAT-SOP-04); serta aturan tingkat klasifikasi dan penanganan informasi per tingkat, yang diatur SNX-ISMS-PRO-01.</w:t>
+        <w:t xml:space="preserve">Di luar scope SOP ini: pembuatan, review (tinjauan), dan persetujuan kontrak sebelum penandatanganan, yang diatur SNX-LEG-SOP-02; pekerjaan korporasi, perizinan, dan sengketa sebagai proses kerja, yang diatur SNX-LEG-SOP-01; dokumen milik departemen lain, misalnya dokumen keuangan (SNX-FAT-SOP-04); serta aturan tingkat klasifikasi dan penanganan informasi per tingkat, yang diatur SNX-ISMS-PRO-01.</w:t>
       </w:r>
     </w:p>
     <w:p>
       <w:pPr>
         <w:pStyle w:val="Heading1"/>
+        <w:keepNext/>
         <w:numPr>
           <w:ilvl w:val="0"/>
           <w:numId w:val="7"/>
@@ -2721,6 +2797,8 @@
       </w:tblGrid>
       <w:tr>
         <w:trPr>
+          <w:cantSplit/>
+          <w:tblHeader/>
           <w:jc w:val="center"/>
         </w:trPr>
         <w:tc>
@@ -2730,6 +2808,7 @@
           </w:tcPr>
           <w:p>
             <w:pPr>
+              <w:keepNext/>
               <w:jc w:val="center"/>
               <w:rPr>
                 <w:sz w:val="24"/>
@@ -2754,6 +2833,7 @@
           </w:tcPr>
           <w:p>
             <w:pPr>
+              <w:keepNext/>
               <w:jc w:val="center"/>
               <w:rPr>
                 <w:sz w:val="24"/>
@@ -2774,6 +2854,7 @@
       </w:tr>
       <w:tr>
         <w:trPr>
+          <w:cantSplit/>
           <w:jc w:val="center"/>
         </w:trPr>
         <w:tc>
@@ -2823,6 +2904,7 @@
       </w:tr>
       <w:tr>
         <w:trPr>
+          <w:cantSplit/>
           <w:jc w:val="center"/>
         </w:trPr>
         <w:tc>
@@ -2872,6 +2954,7 @@
       </w:tr>
       <w:tr>
         <w:trPr>
+          <w:cantSplit/>
           <w:jc w:val="center"/>
         </w:trPr>
         <w:tc>
@@ -2921,6 +3004,7 @@
       </w:tr>
       <w:tr>
         <w:trPr>
+          <w:cantSplit/>
           <w:jc w:val="center"/>
         </w:trPr>
         <w:tc>
@@ -2970,6 +3054,7 @@
       </w:tr>
       <w:tr>
         <w:trPr>
+          <w:cantSplit/>
           <w:jc w:val="center"/>
         </w:trPr>
         <w:tc>
@@ -3012,13 +3097,14 @@
                 <w:sz w:val="24"/>
                 <w:szCs w:val="24"/>
               </w:rPr>
-              <w:t>Dokumen yang telah menyelesaikan pemeriksaan dan persetujuan yang dipersyaratkan dan, bila relevan, telah ditandatangani para pihak atau pejabat berwenang.</w:t>
+              <w:t>Dokumen yang telah menyelesaikan pemeriksaan dan persetujuan yang dipersyaratkan dan, jika relevan, telah ditandatangani para pihak atau pejabat berwenang.</w:t>
             </w:r>
           </w:p>
         </w:tc>
       </w:tr>
       <w:tr>
         <w:trPr>
+          <w:cantSplit/>
           <w:jc w:val="center"/>
         </w:trPr>
         <w:tc>
@@ -3068,6 +3154,7 @@
       </w:tr>
       <w:tr>
         <w:trPr>
+          <w:cantSplit/>
           <w:jc w:val="center"/>
         </w:trPr>
         <w:tc>
@@ -3110,13 +3197,14 @@
                 <w:sz w:val="24"/>
                 <w:szCs w:val="24"/>
               </w:rPr>
-              <w:t>Dokumen legal yang tercatat di register dokumen legal, sehingga versi, status, akses, dan masa retensinya dikelola menurut SOP ini.</w:t>
+              <w:t>Dokumen legal yang tercatat di register dokumen legal, sehingga versi, status, akses, dan masa retensinya dikelola sesuai SOP ini.</w:t>
             </w:r>
           </w:p>
         </w:tc>
       </w:tr>
       <w:tr>
         <w:trPr>
+          <w:cantSplit/>
           <w:jc w:val="center"/>
         </w:trPr>
         <w:tc>
@@ -3159,13 +3247,14 @@
                 <w:sz w:val="24"/>
                 <w:szCs w:val="24"/>
               </w:rPr>
-              <w:t>Dokumen yang telah digantikan, dicabut, berakhir masa berlakunya, atau tidak lagi digunakan untuk tujuan operasional, tetapi mungkin tetap perlu disimpan sebagai rekaman historis atau bukti hukum.</w:t>
+              <w:t>Dokumen yang telah digantikan, dicabut, berakhir masa berlakunya, atau tidak lagi digunakan untuk tujuan operasional, tetapi mungkin tetap perlu disimpan sebagai record (rekaman) historis atau bukti hukum.</w:t>
             </w:r>
           </w:p>
         </w:tc>
       </w:tr>
       <w:tr>
         <w:trPr>
+          <w:cantSplit/>
           <w:jc w:val="center"/>
         </w:trPr>
         <w:tc>
@@ -3208,13 +3297,14 @@
                 <w:sz w:val="24"/>
                 <w:szCs w:val="24"/>
               </w:rPr>
-              <w:t>Sistem tiket SINUX Service Hub yang dipakai departemen selain Operation (USULAN).</w:t>
+              <w:t>Sistem ticket SINUX Service Hub yang dipakai departemen selain Operation (USULAN).</w:t>
             </w:r>
           </w:p>
         </w:tc>
       </w:tr>
       <w:tr>
         <w:trPr>
+          <w:cantSplit/>
           <w:jc w:val="center"/>
         </w:trPr>
         <w:tc>
@@ -3264,6 +3354,7 @@
       </w:tr>
       <w:tr>
         <w:trPr>
+          <w:cantSplit/>
           <w:jc w:val="center"/>
         </w:trPr>
         <w:tc>
@@ -3313,6 +3404,7 @@
       </w:tr>
       <w:tr>
         <w:trPr>
+          <w:cantSplit/>
           <w:jc w:val="center"/>
         </w:trPr>
         <w:tc>
@@ -3362,6 +3454,7 @@
       </w:tr>
       <w:tr>
         <w:trPr>
+          <w:cantSplit/>
           <w:jc w:val="center"/>
         </w:trPr>
         <w:tc>
@@ -3404,13 +3497,14 @@
                 <w:sz w:val="24"/>
                 <w:szCs w:val="24"/>
               </w:rPr>
-              <w:t>Departemen SINUX selain Legal yang meminta akses ke dokumen legal. Istilah ini sama dengan di SNX-LEG-SOP-01.</w:t>
+              <w:t>Departemen SINUX selain Legal yang meminta akses ke dokumen legal. Sama dengan istilah di SNX-LEG-SOP-01.</w:t>
             </w:r>
           </w:p>
         </w:tc>
       </w:tr>
       <w:tr>
         <w:trPr>
+          <w:cantSplit/>
           <w:jc w:val="center"/>
         </w:trPr>
         <w:tc>
@@ -3453,13 +3547,14 @@
                 <w:sz w:val="24"/>
                 <w:szCs w:val="24"/>
               </w:rPr>
-              <w:t>Catatan yang memuat identitas, versi, status, tingkat klasifikasi, lokasi simpan, dan masa retensi tiap dokumen legal. Disingkat register di SOP ini.</w:t>
+              <w:t>Catatan yang memuat identitas, versi, status, tingkat klasifikasi, lokasi simpan, dan masa retensi tiap dokumen legal. Di SOP ini disingkat register.</w:t>
             </w:r>
           </w:p>
         </w:tc>
       </w:tr>
       <w:tr>
         <w:trPr>
+          <w:cantSplit/>
           <w:jc w:val="center"/>
         </w:trPr>
         <w:tc>
@@ -3502,13 +3597,14 @@
                 <w:sz w:val="24"/>
                 <w:szCs w:val="24"/>
               </w:rPr>
-              <w:t>Lokasi simpan dokumen, elektronik atau fisik, yang SINUX tetapkan dan kendalikan aksesnya.</w:t>
+              <w:t>Lokasi simpan dokumen, elektronik atau fisik, yang ditetapkan dan dikendalikan aksesnya oleh SINUX.</w:t>
             </w:r>
           </w:p>
         </w:tc>
       </w:tr>
       <w:tr>
         <w:trPr>
+          <w:cantSplit/>
           <w:jc w:val="center"/>
         </w:trPr>
         <w:tc>
@@ -3558,6 +3654,7 @@
       </w:tr>
       <w:tr>
         <w:trPr>
+          <w:cantSplit/>
           <w:jc w:val="center"/>
         </w:trPr>
         <w:tc>
@@ -3600,13 +3697,14 @@
                 <w:sz w:val="24"/>
                 <w:szCs w:val="24"/>
               </w:rPr>
-              <w:t>PUBLIC, INTERNAL, RESTRICTED (Internal), atau SECRET menurut SNX-ISMS-PRO-01.</w:t>
+              <w:t>PUBLIC, INTERNAL, RESTRICTED (Internal), atau SECRET sesuai SNX-ISMS-PRO-01.</w:t>
             </w:r>
           </w:p>
         </w:tc>
       </w:tr>
       <w:tr>
         <w:trPr>
+          <w:cantSplit/>
           <w:jc w:val="center"/>
         </w:trPr>
         <w:tc>
@@ -3731,7 +3829,7 @@
           <w:sz w:val="24"/>
           <w:szCs w:val="24"/>
         </w:rPr>
-        <w:t xml:space="preserve">4.2 Register dokumen legal memuat kolom berikut: ID register, kategori (Kategori 1 sampai 7 di bagian 2), judul, pihak, nomor versi, status, tingkat klasifikasi, lokasi simpan, tanggal berlaku, tanggal berakhir, tanggal pemicu, tanggal akhir masa retensi, dan penanda Legal Hold. Register dokumen legal dipadankan dengan SNX-LEG-REG-04. Pemadanan itu dan tiga kolom retensi, yaitu tanggal pemicu, tanggal akhir masa retensi, dan penanda Legal Hold, berstatus (USULAN).</w:t>
+        <w:t xml:space="preserve">4.2 Register dokumen legal memuat kolom berikut: ID register, kategori (Kategori 1 sampai 7 di bagian 2), judul, pihak, nomor versi, status, tingkat klasifikasi, lokasi simpan, tanggal berlaku, tanggal berakhir, tanggal pemicu, tanggal akhir masa retensi, dan penanda Legal Hold. Register dokumen legal dipadankan dengan SNX-LEG-REG-04. Pemadanan itu dan tiga kolom retensi (tanggal pemicu, tanggal akhir masa retensi, dan penanda Legal Hold) belum diputus (USULAN).</w:t>
       </w:r>
     </w:p>
     <w:p>
@@ -3755,7 +3853,7 @@
           <w:sz w:val="24"/>
           <w:szCs w:val="24"/>
         </w:rPr>
-        <w:t xml:space="preserve">4.3 Status dokumen adalah Draft, Menunggu Tanda Tangan, Final, Tidak Berlaku, atau Dimusnahkan. Dokumen berstatus Final hanya bila memenuhi definisi Dokumen Final di bagian 3. Dokumen yang belum ditandatangani lengkap berstatus Draft atau Menunggu Tanda Tangan, dan tidak dicatat sebagai Final tanpa dasar yang memadai. Status Dimusnahkan mengikuti SNX-ISMS-SOP-04 (USULAN).</w:t>
+        <w:t xml:space="preserve">4.3 Status dokumen adalah Draft, Menunggu Tanda Tangan, Final, Tidak Berlaku, atau Dimusnahkan. Dokumen berstatus Final hanya jika memenuhi definisi Dokumen Final di bagian 3. Dokumen yang belum ditandatangani lengkap berstatus Draft atau Menunggu Tanda Tangan, dan tidak dicatat sebagai Final tanpa dasar yang memadai. Status Dimusnahkan mengikuti SNX-ISMS-SOP-04 (USULAN).</w:t>
       </w:r>
     </w:p>
     <w:p>
@@ -3827,7 +3925,7 @@
           <w:sz w:val="24"/>
           <w:szCs w:val="24"/>
         </w:rPr>
-        <w:t xml:space="preserve">4.6 Satu dokumen hanya punya satu versi berstatus Final yang berlaku. Staff Legal mengubah status versi yang digantikan, dicabut, atau berakhir menjadi Tidak Berlaku, lalu memisahkan versi itu atau menandainya dengan jelas agar tidak tertukar dengan versi yang berlaku. Versi Tidak Berlaku tetap disimpan sebagai rekaman historis sampai masa retensinya berakhir.</w:t>
+        <w:t xml:space="preserve">4.6 Satu dokumen hanya punya satu versi berstatus Final yang berlaku. Staff Legal mengubah status versi yang digantikan, dicabut, atau berakhir menjadi Tidak Berlaku, lalu memisahkan versi itu atau menandainya dengan jelas agar tidak tertukar dengan versi yang berlaku. Versi Tidak Berlaku tetap disimpan sebagai record historis sampai masa retensinya berakhir.</w:t>
       </w:r>
     </w:p>
     <w:p>
@@ -3851,7 +3949,7 @@
           <w:sz w:val="24"/>
           <w:szCs w:val="24"/>
         </w:rPr>
-        <w:t xml:space="preserve">4.7 Staff Legal tidak mengubah isi Dokumen Final. Perubahan atas Dokumen Final dibuat sebagai versi baru yang di-review dan disetujui ulang, atau, untuk kontrak, sebagai addendum menurut SNX-LEG-SOP-02 (USULAN).</w:t>
+        <w:t xml:space="preserve">4.7 Staff Legal tidak mengubah isi Dokumen Final. Perubahan atas Dokumen Final dibuat sebagai versi baru yang di-review dan disetujui ulang, atau, untuk kontrak, sebagai addendum sesuai SNX-LEG-SOP-02 (USULAN).</w:t>
       </w:r>
     </w:p>
     <w:p>
@@ -3899,7 +3997,7 @@
           <w:sz w:val="24"/>
           <w:szCs w:val="24"/>
         </w:rPr>
-        <w:t xml:space="preserve">4.9 Staff Legal menamai atau mendeskripsikan folder dengan tingkat klasifikasi dokumen di dalamnya, dan Line Manager Legal mengatur izin akses folder sesuai tingkat itu menurut SNX-ISMS-PRO-01.</w:t>
+        <w:t xml:space="preserve">4.9 Staff Legal menamai atau mendeskripsikan folder dengan tingkat klasifikasi dokumen di dalamnya, dan Line Manager Legal mengatur izin akses folder sesuai tingkat itu sesuai SNX-ISMS-PRO-01.</w:t>
       </w:r>
     </w:p>
     <w:p>
@@ -3947,7 +4045,7 @@
           <w:sz w:val="24"/>
           <w:szCs w:val="24"/>
         </w:rPr>
-        <w:t xml:space="preserve">4.11 Staff Legal mengusulkan tingkat klasifikasi saat mencatat dokumen, dan Line Manager Legal menetapkannya. Untuk dokumen legal, Line Manager Legal berperan sebagai pemilik informasi menurut SNX-ISMS-PRO-01 (USULAN).</w:t>
+        <w:t xml:space="preserve">4.11 Staff Legal mengusulkan tingkat klasifikasi saat mencatat dokumen, dan Line Manager Legal menetapkannya. Untuk dokumen legal, Line Manager Legal berperan sebagai pemilik informasi sesuai SNX-ISMS-PRO-01 (USULAN).</w:t>
       </w:r>
     </w:p>
     <w:p>
@@ -4019,7 +4117,7 @@
           <w:sz w:val="24"/>
           <w:szCs w:val="24"/>
         </w:rPr>
-        <w:t xml:space="preserve">4.14 Pemohon meminta akses ke dokumen legal lewat tiket GLPI (USULAN).</w:t>
+        <w:t xml:space="preserve">4.14 Pemohon meminta akses ke dokumen legal melalui ticket GLPI (USULAN).</w:t>
       </w:r>
     </w:p>
     <w:p>
@@ -4067,7 +4165,7 @@
           <w:sz w:val="24"/>
           <w:szCs w:val="24"/>
         </w:rPr>
-        <w:t xml:space="preserve">4.16 Line Manager Legal meninjau daftar akses ke folder Google Drive departemen Legal setiap semester (USULAN, mengikuti irama review akses biasa di SNX-ISMS-SOP-02).</w:t>
+        <w:t xml:space="preserve">4.16 Line Manager Legal meninjau daftar akses ke folder Google Drive departemen Legal setiap semester, mengikuti jadwal access review reguler di SNX-ISMS-SOP-02 (USULAN).</w:t>
       </w:r>
     </w:p>
     <w:p>
@@ -4091,7 +4189,7 @@
           <w:sz w:val="24"/>
           <w:szCs w:val="24"/>
         </w:rPr>
-        <w:t xml:space="preserve">4.17 Dokumen RESTRICTED (Internal) dan SECRET tidak dikirim lewat kanal pribadi. Padanan istilah dokumen rahasia dengan kedua tingkat ini berstatus (USULAN). Pengiriman dan pencetakan dokumen legal mengikuti aturan per tingkat di SNX-ISMS-PRO-01.</w:t>
+        <w:t xml:space="preserve">4.17 Dokumen RESTRICTED (Internal) dan SECRET tidak dikirim melalui kanal pribadi. Padanan istilah dokumen rahasia dengan kedua tingkat ini belum diputus (USULAN). Pengiriman dan pencetakan dokumen legal mengikuti aturan per tingkat di SNX-ISMS-PRO-01.</w:t>
       </w:r>
     </w:p>
     <w:p>
@@ -4139,7 +4237,7 @@
           <w:sz w:val="24"/>
           <w:szCs w:val="24"/>
         </w:rPr>
-        <w:t xml:space="preserve">4.19 Masa retensi dokumen legal mengikuti peraturan perundang-undangan, kontrak yang berlaku, dan kebijakan SINUX. Bila ketiganya menetapkan periode berbeda, berlaku periode terpanjang (USULAN).</w:t>
+        <w:t xml:space="preserve">4.19 Masa retensi dokumen legal mengikuti peraturan perundang-undangan, kontrak yang berlaku, dan kebijakan SINUX. Jika ketiganya menetapkan periode berbeda, berlaku periode terpanjang (USULAN).</w:t>
       </w:r>
     </w:p>
     <w:p>
@@ -4163,7 +4261,7 @@
           <w:sz w:val="24"/>
           <w:szCs w:val="24"/>
         </w:rPr>
-        <w:t xml:space="preserve">4.20 Periode masa retensi tiap kategori dan tanggal pemicunya ada di tabel Rekaman bagian 11. Seluruh periode itu berstatus (USULAN) sampai diputus lewat prosedur 6.5.</w:t>
+        <w:t xml:space="preserve">4.20 Periode masa retensi tiap kategori dan tanggal pemicunya ditetapkan di tabel Record bagian 11. Seluruh periode itu masih usulan sampai diputus melalui prosedur 6.5 (USULAN).</w:t>
       </w:r>
     </w:p>
     <w:p>
@@ -4235,7 +4333,7 @@
           <w:sz w:val="24"/>
           <w:szCs w:val="24"/>
         </w:rPr>
-        <w:t xml:space="preserve">4.23 Dokumen dimusnahkan hanya sesudah Line Manager Legal menyetujuinya dan bila dokumen tidak bertanda Legal Hold. Metode pemusnahan mengikuti tingkat klasifikasi dokumen di SNX-ISMS-PRO-01.</w:t>
+        <w:t xml:space="preserve">4.23 Dokumen dimusnahkan hanya setelah Line Manager Legal menyetujuinya dan jika dokumen tidak bertanda Legal Hold. Metode pemusnahan mengikuti tingkat klasifikasi dokumen di SNX-ISMS-PRO-01.</w:t>
       </w:r>
     </w:p>
     <w:p>
@@ -4307,12 +4405,13 @@
           <w:sz w:val="24"/>
           <w:szCs w:val="24"/>
         </w:rPr>
-        <w:t xml:space="preserve">4.26 Line Manager Legal menetapkan, Staff Legal mencatat dan menjalankan, dan VP Tech Operation and Services menjalankan wipe atau penghancuran media. Line Manager Legal menjadi pemilik rekaman di bagian 11 dan Staff Legal pencatatnya. Pelaku langkah ditetapkan dari pembagian ini dan dari uraian jabatan di SNX-HR-JA-01 (USULAN).</w:t>
+        <w:t xml:space="preserve">4.26 Line Manager Legal menetapkan, Staff Legal mencatat dan menjalankan, sedangkan VP Tech Operation and Services menjalankan wipe atau penghancuran media. Line Manager Legal menjadi pemilik record di bagian 11 dan Staff Legal menjadi pencatatnya. Pelaku langkah ditetapkan dari pembagian tugas ini dan dari uraian jabatan di SNX-HR-JA-01 (USULAN).</w:t>
       </w:r>
     </w:p>
     <w:p>
       <w:pPr>
         <w:pStyle w:val="Heading1"/>
+        <w:keepNext/>
         <w:numPr>
           <w:ilvl w:val="0"/>
           <w:numId w:val="7"/>
@@ -4340,6 +4439,8 @@
       </w:tblGrid>
       <w:tr>
         <w:trPr>
+          <w:cantSplit/>
+          <w:tblHeader/>
           <w:jc w:val="center"/>
         </w:trPr>
         <w:tc>
@@ -4356,6 +4457,7 @@
           </w:tcPr>
           <w:p>
             <w:pPr>
+              <w:keepNext/>
               <w:jc w:val="center"/>
               <w:rPr>
                 <w:sz w:val="24"/>
@@ -4387,6 +4489,7 @@
           </w:tcPr>
           <w:p>
             <w:pPr>
+              <w:keepNext/>
               <w:jc w:val="center"/>
               <w:rPr>
                 <w:sz w:val="24"/>
@@ -4418,6 +4521,7 @@
           </w:tcPr>
           <w:p>
             <w:pPr>
+              <w:keepNext/>
               <w:jc w:val="center"/>
               <w:rPr>
                 <w:sz w:val="24"/>
@@ -4438,6 +4542,7 @@
       </w:tr>
       <w:tr>
         <w:trPr>
+          <w:cantSplit/>
           <w:jc w:val="center"/>
         </w:trPr>
         <w:tc>
@@ -4483,7 +4588,7 @@
           </w:tcPr>
           <w:p>
             <w:pPr>
-              <w:jc w:val="both"/>
+              <w:jc w:val="left"/>
               <w:rPr>
                 <w:sz w:val="24"/>
                 <w:szCs w:val="24"/>
@@ -4513,7 +4618,7 @@
           </w:tcPr>
           <w:p>
             <w:pPr>
-              <w:jc w:val="both"/>
+              <w:jc w:val="left"/>
               <w:rPr>
                 <w:sz w:val="24"/>
                 <w:szCs w:val="24"/>
@@ -4532,6 +4637,7 @@
       </w:tr>
       <w:tr>
         <w:trPr>
+          <w:cantSplit/>
           <w:jc w:val="center"/>
         </w:trPr>
         <w:tc>
@@ -4577,7 +4683,7 @@
           </w:tcPr>
           <w:p>
             <w:pPr>
-              <w:jc w:val="both"/>
+              <w:jc w:val="left"/>
               <w:rPr>
                 <w:sz w:val="24"/>
                 <w:szCs w:val="24"/>
@@ -4607,7 +4713,7 @@
           </w:tcPr>
           <w:p>
             <w:pPr>
-              <w:jc w:val="both"/>
+              <w:jc w:val="left"/>
               <w:rPr>
                 <w:sz w:val="24"/>
                 <w:szCs w:val="24"/>
@@ -4626,6 +4732,7 @@
       </w:tr>
       <w:tr>
         <w:trPr>
+          <w:cantSplit/>
           <w:jc w:val="center"/>
         </w:trPr>
         <w:tc>
@@ -4671,19 +4778,19 @@
           </w:tcPr>
           <w:p>
             <w:pPr>
-              <w:jc w:val="both"/>
-              <w:rPr>
-                <w:sz w:val="24"/>
-                <w:szCs w:val="24"/>
-              </w:rPr>
-            </w:pPr>
-            <w:r>
-              <w:rPr>
-                <w:b w:val="0"/>
-                <w:sz w:val="24"/>
-                <w:szCs w:val="24"/>
-              </w:rPr>
-              <w:t>Departemen SINUX selain Legal yang meminta akses ke dokumen legal lewat tiket GLPI dan menyebut dokumen serta kebutuhan kerjanya (6.4). Melapor ke atasan masing-masing.</w:t>
+              <w:jc w:val="left"/>
+              <w:rPr>
+                <w:sz w:val="24"/>
+                <w:szCs w:val="24"/>
+              </w:rPr>
+            </w:pPr>
+            <w:r>
+              <w:rPr>
+                <w:b w:val="0"/>
+                <w:sz w:val="24"/>
+                <w:szCs w:val="24"/>
+              </w:rPr>
+              <w:t>Departemen SINUX selain Legal yang meminta akses ke dokumen legal melalui ticket GLPI dan menyebut dokumen serta kebutuhan kerjanya (6.4). Melapor ke atasan masing-masing.</w:t>
             </w:r>
           </w:p>
         </w:tc>
@@ -4701,7 +4808,7 @@
           </w:tcPr>
           <w:p>
             <w:pPr>
-              <w:jc w:val="both"/>
+              <w:jc w:val="left"/>
               <w:rPr>
                 <w:sz w:val="24"/>
                 <w:szCs w:val="24"/>
@@ -4720,6 +4827,7 @@
       </w:tr>
       <w:tr>
         <w:trPr>
+          <w:cantSplit/>
           <w:jc w:val="center"/>
         </w:trPr>
         <w:tc>
@@ -4765,7 +4873,7 @@
           </w:tcPr>
           <w:p>
             <w:pPr>
-              <w:jc w:val="both"/>
+              <w:jc w:val="left"/>
               <w:rPr>
                 <w:sz w:val="24"/>
                 <w:szCs w:val="24"/>
@@ -4795,19 +4903,19 @@
           </w:tcPr>
           <w:p>
             <w:pPr>
-              <w:jc w:val="both"/>
-              <w:rPr>
-                <w:sz w:val="24"/>
-                <w:szCs w:val="24"/>
-              </w:rPr>
-            </w:pPr>
-            <w:r>
-              <w:rPr>
-                <w:b w:val="0"/>
-                <w:sz w:val="24"/>
-                <w:szCs w:val="24"/>
-              </w:rPr>
-              <w:t>Penanggung jawab kontrol keamanan, akses, backup, dan perubahan teknis menurut SNX-HR-ORG-01. Tidak menyetujui akses atau pemusnahan dokumen legal.</w:t>
+              <w:jc w:val="left"/>
+              <w:rPr>
+                <w:sz w:val="24"/>
+                <w:szCs w:val="24"/>
+              </w:rPr>
+            </w:pPr>
+            <w:r>
+              <w:rPr>
+                <w:b w:val="0"/>
+                <w:sz w:val="24"/>
+                <w:szCs w:val="24"/>
+              </w:rPr>
+              <w:t>Penanggung jawab kontrol keamanan, akses, backup, dan perubahan teknis sesuai SNX-HR-ORG-01. Tidak menyetujui akses atau pemusnahan dokumen legal.</w:t>
             </w:r>
           </w:p>
         </w:tc>
@@ -4847,6 +4955,7 @@
     <w:p>
       <w:pPr>
         <w:pStyle w:val="Heading2"/>
+        <w:keepNext/>
         <w:numPr>
           <w:ilvl w:val="1"/>
           <w:numId w:val="7"/>
@@ -4869,27 +4978,30 @@
         <w:tblLook w:val="0400" w:firstRow="0" w:lastRow="0" w:firstColumn="0" w:lastColumn="0" w:noHBand="0" w:noVBand="1"/>
       </w:tblPr>
       <w:tblGrid>
-        <w:gridCol w:w="3367"/>
-        <w:gridCol w:w="2248"/>
-        <w:gridCol w:w="3913"/>
+        <w:gridCol w:w="4309"/>
+        <w:gridCol w:w="1927"/>
+        <w:gridCol w:w="2835"/>
       </w:tblGrid>
       <w:tr>
         <w:trPr>
+          <w:cantSplit/>
+          <w:tblHeader/>
           <w:jc w:val="center"/>
         </w:trPr>
         <w:tc>
           <w:tcPr>
-            <w:tcW w:w="3367" w:type="dxa"/>
-            <w:tcBorders>
-              <w:top w:val="single" w:sz="8" w:space="0" w:color="000000"/>
-              <w:left w:val="single" w:sz="8" w:space="0" w:color="000000"/>
-              <w:bottom w:val="single" w:sz="8" w:space="0" w:color="000000"/>
-              <w:right w:val="single" w:sz="8" w:space="0" w:color="000000"/>
-            </w:tcBorders>
-            <w:vAlign w:val="center"/>
-          </w:tcPr>
-          <w:p>
-            <w:pPr>
+            <w:tcW w:w="4309" w:type="dxa"/>
+            <w:tcBorders>
+              <w:top w:val="single" w:sz="8" w:space="0" w:color="000000"/>
+              <w:left w:val="single" w:sz="8" w:space="0" w:color="000000"/>
+              <w:bottom w:val="single" w:sz="8" w:space="0" w:color="000000"/>
+              <w:right w:val="single" w:sz="8" w:space="0" w:color="000000"/>
+            </w:tcBorders>
+            <w:vAlign w:val="center"/>
+          </w:tcPr>
+          <w:p>
+            <w:pPr>
+              <w:keepNext/>
               <w:jc w:val="center"/>
               <w:rPr>
                 <w:sz w:val="24"/>
@@ -4909,17 +5021,18 @@
         </w:tc>
         <w:tc>
           <w:tcPr>
-            <w:tcW w:w="2248" w:type="dxa"/>
-            <w:tcBorders>
-              <w:top w:val="single" w:sz="8" w:space="0" w:color="000000"/>
-              <w:left w:val="single" w:sz="8" w:space="0" w:color="000000"/>
-              <w:bottom w:val="single" w:sz="8" w:space="0" w:color="000000"/>
-              <w:right w:val="single" w:sz="8" w:space="0" w:color="000000"/>
-            </w:tcBorders>
-            <w:vAlign w:val="center"/>
-          </w:tcPr>
-          <w:p>
-            <w:pPr>
+            <w:tcW w:w="1927" w:type="dxa"/>
+            <w:tcBorders>
+              <w:top w:val="single" w:sz="8" w:space="0" w:color="000000"/>
+              <w:left w:val="single" w:sz="8" w:space="0" w:color="000000"/>
+              <w:bottom w:val="single" w:sz="8" w:space="0" w:color="000000"/>
+              <w:right w:val="single" w:sz="8" w:space="0" w:color="000000"/>
+            </w:tcBorders>
+            <w:vAlign w:val="center"/>
+          </w:tcPr>
+          <w:p>
+            <w:pPr>
+              <w:keepNext/>
               <w:jc w:val="center"/>
               <w:rPr>
                 <w:sz w:val="24"/>
@@ -4939,17 +5052,18 @@
         </w:tc>
         <w:tc>
           <w:tcPr>
-            <w:tcW w:w="3913" w:type="dxa"/>
-            <w:tcBorders>
-              <w:top w:val="single" w:sz="8" w:space="0" w:color="000000"/>
-              <w:left w:val="single" w:sz="8" w:space="0" w:color="000000"/>
-              <w:bottom w:val="single" w:sz="8" w:space="0" w:color="000000"/>
-              <w:right w:val="single" w:sz="8" w:space="0" w:color="000000"/>
-            </w:tcBorders>
-            <w:vAlign w:val="center"/>
-          </w:tcPr>
-          <w:p>
-            <w:pPr>
+            <w:tcW w:w="2835" w:type="dxa"/>
+            <w:tcBorders>
+              <w:top w:val="single" w:sz="8" w:space="0" w:color="000000"/>
+              <w:left w:val="single" w:sz="8" w:space="0" w:color="000000"/>
+              <w:bottom w:val="single" w:sz="8" w:space="0" w:color="000000"/>
+              <w:right w:val="single" w:sz="8" w:space="0" w:color="000000"/>
+            </w:tcBorders>
+            <w:vAlign w:val="center"/>
+          </w:tcPr>
+          <w:p>
+            <w:pPr>
+              <w:keepNext/>
               <w:jc w:val="center"/>
               <w:rPr>
                 <w:sz w:val="24"/>
@@ -4970,39 +5084,40 @@
       </w:tr>
       <w:tr>
         <w:trPr>
+          <w:cantSplit/>
           <w:jc w:val="center"/>
         </w:trPr>
         <w:tc>
           <w:tcPr>
-            <w:tcW w:w="3367" w:type="dxa"/>
-            <w:tcBorders>
-              <w:top w:val="single" w:sz="8" w:space="0" w:color="000000"/>
-              <w:left w:val="single" w:sz="8" w:space="0" w:color="000000"/>
-              <w:bottom w:val="single" w:sz="8" w:space="0" w:color="000000"/>
-              <w:right w:val="single" w:sz="8" w:space="0" w:color="000000"/>
-            </w:tcBorders>
-            <w:vAlign w:val="center"/>
-          </w:tcPr>
-          <w:p>
-            <w:pPr>
-              <w:rPr>
-                <w:sz w:val="24"/>
-                <w:szCs w:val="24"/>
-              </w:rPr>
-            </w:pPr>
-            <w:r>
-              <w:rPr>
-                <w:b w:val="0"/>
-                <w:sz w:val="24"/>
-                <w:szCs w:val="24"/>
-              </w:rPr>
-              <w:t>1. Catat dokumen legal di register dengan kolom menurut butir 4.2.</w:t>
-            </w:r>
-          </w:p>
-        </w:tc>
-        <w:tc>
-          <w:tcPr>
-            <w:tcW w:w="2248" w:type="dxa"/>
+            <w:tcW w:w="4309" w:type="dxa"/>
+            <w:tcBorders>
+              <w:top w:val="single" w:sz="8" w:space="0" w:color="000000"/>
+              <w:left w:val="single" w:sz="8" w:space="0" w:color="000000"/>
+              <w:bottom w:val="single" w:sz="8" w:space="0" w:color="000000"/>
+              <w:right w:val="single" w:sz="8" w:space="0" w:color="000000"/>
+            </w:tcBorders>
+            <w:vAlign w:val="center"/>
+          </w:tcPr>
+          <w:p>
+            <w:pPr>
+              <w:rPr>
+                <w:sz w:val="24"/>
+                <w:szCs w:val="24"/>
+              </w:rPr>
+            </w:pPr>
+            <w:r>
+              <w:rPr>
+                <w:b w:val="0"/>
+                <w:sz w:val="24"/>
+                <w:szCs w:val="24"/>
+              </w:rPr>
+              <w:t>1. Catat dokumen legal di register dengan kolom sesuai butir 4.2.</w:t>
+            </w:r>
+          </w:p>
+        </w:tc>
+        <w:tc>
+          <w:tcPr>
+            <w:tcW w:w="1927" w:type="dxa"/>
             <w:tcBorders>
               <w:top w:val="single" w:sz="8" w:space="0" w:color="000000"/>
               <w:left w:val="single" w:sz="8" w:space="0" w:color="000000"/>
@@ -5030,18 +5145,18 @@
         </w:tc>
         <w:tc>
           <w:tcPr>
-            <w:tcW w:w="3913" w:type="dxa"/>
-            <w:tcBorders>
-              <w:top w:val="single" w:sz="8" w:space="0" w:color="000000"/>
-              <w:left w:val="single" w:sz="8" w:space="0" w:color="000000"/>
-              <w:bottom w:val="single" w:sz="8" w:space="0" w:color="000000"/>
-              <w:right w:val="single" w:sz="8" w:space="0" w:color="000000"/>
-            </w:tcBorders>
-            <w:vAlign w:val="center"/>
-          </w:tcPr>
-          <w:p>
-            <w:pPr>
-              <w:jc w:val="both"/>
+            <w:tcW w:w="2835" w:type="dxa"/>
+            <w:tcBorders>
+              <w:top w:val="single" w:sz="8" w:space="0" w:color="000000"/>
+              <w:left w:val="single" w:sz="8" w:space="0" w:color="000000"/>
+              <w:bottom w:val="single" w:sz="8" w:space="0" w:color="000000"/>
+              <w:right w:val="single" w:sz="8" w:space="0" w:color="000000"/>
+            </w:tcBorders>
+            <w:vAlign w:val="center"/>
+          </w:tcPr>
+          <w:p>
+            <w:pPr>
+              <w:jc w:val="left"/>
               <w:rPr>
                 <w:sz w:val="24"/>
                 <w:szCs w:val="24"/>
@@ -5060,39 +5175,40 @@
       </w:tr>
       <w:tr>
         <w:trPr>
+          <w:cantSplit/>
           <w:jc w:val="center"/>
         </w:trPr>
         <w:tc>
           <w:tcPr>
-            <w:tcW w:w="3367" w:type="dxa"/>
-            <w:tcBorders>
-              <w:top w:val="single" w:sz="8" w:space="0" w:color="000000"/>
-              <w:left w:val="single" w:sz="8" w:space="0" w:color="000000"/>
-              <w:bottom w:val="single" w:sz="8" w:space="0" w:color="000000"/>
-              <w:right w:val="single" w:sz="8" w:space="0" w:color="000000"/>
-            </w:tcBorders>
-            <w:vAlign w:val="center"/>
-          </w:tcPr>
-          <w:p>
-            <w:pPr>
-              <w:rPr>
-                <w:sz w:val="24"/>
-                <w:szCs w:val="24"/>
-              </w:rPr>
-            </w:pPr>
-            <w:r>
-              <w:rPr>
-                <w:b w:val="0"/>
-                <w:sz w:val="24"/>
-                <w:szCs w:val="24"/>
-              </w:rPr>
-              <w:t>2. Usulkan tingkat klasifikasi di register menurut butir 4.12.</w:t>
-            </w:r>
-          </w:p>
-        </w:tc>
-        <w:tc>
-          <w:tcPr>
-            <w:tcW w:w="2248" w:type="dxa"/>
+            <w:tcW w:w="4309" w:type="dxa"/>
+            <w:tcBorders>
+              <w:top w:val="single" w:sz="8" w:space="0" w:color="000000"/>
+              <w:left w:val="single" w:sz="8" w:space="0" w:color="000000"/>
+              <w:bottom w:val="single" w:sz="8" w:space="0" w:color="000000"/>
+              <w:right w:val="single" w:sz="8" w:space="0" w:color="000000"/>
+            </w:tcBorders>
+            <w:vAlign w:val="center"/>
+          </w:tcPr>
+          <w:p>
+            <w:pPr>
+              <w:rPr>
+                <w:sz w:val="24"/>
+                <w:szCs w:val="24"/>
+              </w:rPr>
+            </w:pPr>
+            <w:r>
+              <w:rPr>
+                <w:b w:val="0"/>
+                <w:sz w:val="24"/>
+                <w:szCs w:val="24"/>
+              </w:rPr>
+              <w:t>2. Usulkan tingkat klasifikasi di register sesuai butir 4.12.</w:t>
+            </w:r>
+          </w:p>
+        </w:tc>
+        <w:tc>
+          <w:tcPr>
+            <w:tcW w:w="1927" w:type="dxa"/>
             <w:tcBorders>
               <w:top w:val="single" w:sz="8" w:space="0" w:color="000000"/>
               <w:left w:val="single" w:sz="8" w:space="0" w:color="000000"/>
@@ -5120,18 +5236,18 @@
         </w:tc>
         <w:tc>
           <w:tcPr>
-            <w:tcW w:w="3913" w:type="dxa"/>
-            <w:tcBorders>
-              <w:top w:val="single" w:sz="8" w:space="0" w:color="000000"/>
-              <w:left w:val="single" w:sz="8" w:space="0" w:color="000000"/>
-              <w:bottom w:val="single" w:sz="8" w:space="0" w:color="000000"/>
-              <w:right w:val="single" w:sz="8" w:space="0" w:color="000000"/>
-            </w:tcBorders>
-            <w:vAlign w:val="center"/>
-          </w:tcPr>
-          <w:p>
-            <w:pPr>
-              <w:jc w:val="both"/>
+            <w:tcW w:w="2835" w:type="dxa"/>
+            <w:tcBorders>
+              <w:top w:val="single" w:sz="8" w:space="0" w:color="000000"/>
+              <w:left w:val="single" w:sz="8" w:space="0" w:color="000000"/>
+              <w:bottom w:val="single" w:sz="8" w:space="0" w:color="000000"/>
+              <w:right w:val="single" w:sz="8" w:space="0" w:color="000000"/>
+            </w:tcBorders>
+            <w:vAlign w:val="center"/>
+          </w:tcPr>
+          <w:p>
+            <w:pPr>
+              <w:jc w:val="left"/>
               <w:rPr>
                 <w:sz w:val="24"/>
                 <w:szCs w:val="24"/>
@@ -5150,11 +5266,12 @@
       </w:tr>
       <w:tr>
         <w:trPr>
+          <w:cantSplit/>
           <w:jc w:val="center"/>
         </w:trPr>
         <w:tc>
           <w:tcPr>
-            <w:tcW w:w="3367" w:type="dxa"/>
+            <w:tcW w:w="4309" w:type="dxa"/>
             <w:tcBorders>
               <w:top w:val="single" w:sz="8" w:space="0" w:color="000000"/>
               <w:left w:val="single" w:sz="8" w:space="0" w:color="000000"/>
@@ -5182,7 +5299,7 @@
         </w:tc>
         <w:tc>
           <w:tcPr>
-            <w:tcW w:w="2248" w:type="dxa"/>
+            <w:tcW w:w="1927" w:type="dxa"/>
             <w:tcBorders>
               <w:top w:val="single" w:sz="8" w:space="0" w:color="000000"/>
               <w:left w:val="single" w:sz="8" w:space="0" w:color="000000"/>
@@ -5210,18 +5327,18 @@
         </w:tc>
         <w:tc>
           <w:tcPr>
-            <w:tcW w:w="3913" w:type="dxa"/>
-            <w:tcBorders>
-              <w:top w:val="single" w:sz="8" w:space="0" w:color="000000"/>
-              <w:left w:val="single" w:sz="8" w:space="0" w:color="000000"/>
-              <w:bottom w:val="single" w:sz="8" w:space="0" w:color="000000"/>
-              <w:right w:val="single" w:sz="8" w:space="0" w:color="000000"/>
-            </w:tcBorders>
-            <w:vAlign w:val="center"/>
-          </w:tcPr>
-          <w:p>
-            <w:pPr>
-              <w:jc w:val="both"/>
+            <w:tcW w:w="2835" w:type="dxa"/>
+            <w:tcBorders>
+              <w:top w:val="single" w:sz="8" w:space="0" w:color="000000"/>
+              <w:left w:val="single" w:sz="8" w:space="0" w:color="000000"/>
+              <w:bottom w:val="single" w:sz="8" w:space="0" w:color="000000"/>
+              <w:right w:val="single" w:sz="8" w:space="0" w:color="000000"/>
+            </w:tcBorders>
+            <w:vAlign w:val="center"/>
+          </w:tcPr>
+          <w:p>
+            <w:pPr>
+              <w:jc w:val="left"/>
               <w:rPr>
                 <w:sz w:val="24"/>
                 <w:szCs w:val="24"/>
@@ -5240,39 +5357,40 @@
       </w:tr>
       <w:tr>
         <w:trPr>
+          <w:cantSplit/>
           <w:jc w:val="center"/>
         </w:trPr>
         <w:tc>
           <w:tcPr>
-            <w:tcW w:w="3367" w:type="dxa"/>
-            <w:tcBorders>
-              <w:top w:val="single" w:sz="8" w:space="0" w:color="000000"/>
-              <w:left w:val="single" w:sz="8" w:space="0" w:color="000000"/>
-              <w:bottom w:val="single" w:sz="8" w:space="0" w:color="000000"/>
-              <w:right w:val="single" w:sz="8" w:space="0" w:color="000000"/>
-            </w:tcBorders>
-            <w:vAlign w:val="center"/>
-          </w:tcPr>
-          <w:p>
-            <w:pPr>
-              <w:rPr>
-                <w:sz w:val="24"/>
-                <w:szCs w:val="24"/>
-              </w:rPr>
-            </w:pPr>
-            <w:r>
-              <w:rPr>
-                <w:b w:val="0"/>
-                <w:sz w:val="24"/>
-                <w:szCs w:val="24"/>
-              </w:rPr>
-              <w:t>4. Beri nama berkas menurut butir 4.4.</w:t>
-            </w:r>
-          </w:p>
-        </w:tc>
-        <w:tc>
-          <w:tcPr>
-            <w:tcW w:w="2248" w:type="dxa"/>
+            <w:tcW w:w="4309" w:type="dxa"/>
+            <w:tcBorders>
+              <w:top w:val="single" w:sz="8" w:space="0" w:color="000000"/>
+              <w:left w:val="single" w:sz="8" w:space="0" w:color="000000"/>
+              <w:bottom w:val="single" w:sz="8" w:space="0" w:color="000000"/>
+              <w:right w:val="single" w:sz="8" w:space="0" w:color="000000"/>
+            </w:tcBorders>
+            <w:vAlign w:val="center"/>
+          </w:tcPr>
+          <w:p>
+            <w:pPr>
+              <w:rPr>
+                <w:sz w:val="24"/>
+                <w:szCs w:val="24"/>
+              </w:rPr>
+            </w:pPr>
+            <w:r>
+              <w:rPr>
+                <w:b w:val="0"/>
+                <w:sz w:val="24"/>
+                <w:szCs w:val="24"/>
+              </w:rPr>
+              <w:t>4. Beri nama berkas sesuai butir 4.4.</w:t>
+            </w:r>
+          </w:p>
+        </w:tc>
+        <w:tc>
+          <w:tcPr>
+            <w:tcW w:w="1927" w:type="dxa"/>
             <w:tcBorders>
               <w:top w:val="single" w:sz="8" w:space="0" w:color="000000"/>
               <w:left w:val="single" w:sz="8" w:space="0" w:color="000000"/>
@@ -5300,18 +5418,18 @@
         </w:tc>
         <w:tc>
           <w:tcPr>
-            <w:tcW w:w="3913" w:type="dxa"/>
-            <w:tcBorders>
-              <w:top w:val="single" w:sz="8" w:space="0" w:color="000000"/>
-              <w:left w:val="single" w:sz="8" w:space="0" w:color="000000"/>
-              <w:bottom w:val="single" w:sz="8" w:space="0" w:color="000000"/>
-              <w:right w:val="single" w:sz="8" w:space="0" w:color="000000"/>
-            </w:tcBorders>
-            <w:vAlign w:val="center"/>
-          </w:tcPr>
-          <w:p>
-            <w:pPr>
-              <w:jc w:val="both"/>
+            <w:tcW w:w="2835" w:type="dxa"/>
+            <w:tcBorders>
+              <w:top w:val="single" w:sz="8" w:space="0" w:color="000000"/>
+              <w:left w:val="single" w:sz="8" w:space="0" w:color="000000"/>
+              <w:bottom w:val="single" w:sz="8" w:space="0" w:color="000000"/>
+              <w:right w:val="single" w:sz="8" w:space="0" w:color="000000"/>
+            </w:tcBorders>
+            <w:vAlign w:val="center"/>
+          </w:tcPr>
+          <w:p>
+            <w:pPr>
+              <w:jc w:val="left"/>
               <w:rPr>
                 <w:sz w:val="24"/>
                 <w:szCs w:val="24"/>
@@ -5330,11 +5448,12 @@
       </w:tr>
       <w:tr>
         <w:trPr>
+          <w:cantSplit/>
           <w:jc w:val="center"/>
         </w:trPr>
         <w:tc>
           <w:tcPr>
-            <w:tcW w:w="3367" w:type="dxa"/>
+            <w:tcW w:w="4309" w:type="dxa"/>
             <w:tcBorders>
               <w:top w:val="single" w:sz="8" w:space="0" w:color="000000"/>
               <w:left w:val="single" w:sz="8" w:space="0" w:color="000000"/>
@@ -5362,7 +5481,7 @@
         </w:tc>
         <w:tc>
           <w:tcPr>
-            <w:tcW w:w="2248" w:type="dxa"/>
+            <w:tcW w:w="1927" w:type="dxa"/>
             <w:tcBorders>
               <w:top w:val="single" w:sz="8" w:space="0" w:color="000000"/>
               <w:left w:val="single" w:sz="8" w:space="0" w:color="000000"/>
@@ -5390,18 +5509,18 @@
         </w:tc>
         <w:tc>
           <w:tcPr>
-            <w:tcW w:w="3913" w:type="dxa"/>
-            <w:tcBorders>
-              <w:top w:val="single" w:sz="8" w:space="0" w:color="000000"/>
-              <w:left w:val="single" w:sz="8" w:space="0" w:color="000000"/>
-              <w:bottom w:val="single" w:sz="8" w:space="0" w:color="000000"/>
-              <w:right w:val="single" w:sz="8" w:space="0" w:color="000000"/>
-            </w:tcBorders>
-            <w:vAlign w:val="center"/>
-          </w:tcPr>
-          <w:p>
-            <w:pPr>
-              <w:jc w:val="both"/>
+            <w:tcW w:w="2835" w:type="dxa"/>
+            <w:tcBorders>
+              <w:top w:val="single" w:sz="8" w:space="0" w:color="000000"/>
+              <w:left w:val="single" w:sz="8" w:space="0" w:color="000000"/>
+              <w:bottom w:val="single" w:sz="8" w:space="0" w:color="000000"/>
+              <w:right w:val="single" w:sz="8" w:space="0" w:color="000000"/>
+            </w:tcBorders>
+            <w:vAlign w:val="center"/>
+          </w:tcPr>
+          <w:p>
+            <w:pPr>
+              <w:jc w:val="left"/>
               <w:rPr>
                 <w:sz w:val="24"/>
                 <w:szCs w:val="24"/>
@@ -5420,11 +5539,12 @@
       </w:tr>
       <w:tr>
         <w:trPr>
+          <w:cantSplit/>
           <w:jc w:val="center"/>
         </w:trPr>
         <w:tc>
           <w:tcPr>
-            <w:tcW w:w="3367" w:type="dxa"/>
+            <w:tcW w:w="4309" w:type="dxa"/>
             <w:tcBorders>
               <w:top w:val="single" w:sz="8" w:space="0" w:color="000000"/>
               <w:left w:val="single" w:sz="8" w:space="0" w:color="000000"/>
@@ -5452,7 +5572,7 @@
         </w:tc>
         <w:tc>
           <w:tcPr>
-            <w:tcW w:w="2248" w:type="dxa"/>
+            <w:tcW w:w="1927" w:type="dxa"/>
             <w:tcBorders>
               <w:top w:val="single" w:sz="8" w:space="0" w:color="000000"/>
               <w:left w:val="single" w:sz="8" w:space="0" w:color="000000"/>
@@ -5480,18 +5600,18 @@
         </w:tc>
         <w:tc>
           <w:tcPr>
-            <w:tcW w:w="3913" w:type="dxa"/>
-            <w:tcBorders>
-              <w:top w:val="single" w:sz="8" w:space="0" w:color="000000"/>
-              <w:left w:val="single" w:sz="8" w:space="0" w:color="000000"/>
-              <w:bottom w:val="single" w:sz="8" w:space="0" w:color="000000"/>
-              <w:right w:val="single" w:sz="8" w:space="0" w:color="000000"/>
-            </w:tcBorders>
-            <w:vAlign w:val="center"/>
-          </w:tcPr>
-          <w:p>
-            <w:pPr>
-              <w:jc w:val="both"/>
+            <w:tcW w:w="2835" w:type="dxa"/>
+            <w:tcBorders>
+              <w:top w:val="single" w:sz="8" w:space="0" w:color="000000"/>
+              <w:left w:val="single" w:sz="8" w:space="0" w:color="000000"/>
+              <w:bottom w:val="single" w:sz="8" w:space="0" w:color="000000"/>
+              <w:right w:val="single" w:sz="8" w:space="0" w:color="000000"/>
+            </w:tcBorders>
+            <w:vAlign w:val="center"/>
+          </w:tcPr>
+          <w:p>
+            <w:pPr>
+              <w:jc w:val="left"/>
               <w:rPr>
                 <w:sz w:val="24"/>
                 <w:szCs w:val="24"/>
@@ -5536,6 +5656,7 @@
     <w:p>
       <w:pPr>
         <w:pStyle w:val="Heading2"/>
+        <w:keepNext/>
         <w:numPr>
           <w:ilvl w:val="1"/>
           <w:numId w:val="7"/>
@@ -5556,27 +5677,30 @@
         <w:tblLook w:val="0400" w:firstRow="0" w:lastRow="0" w:firstColumn="0" w:lastColumn="0" w:noHBand="0" w:noVBand="1"/>
       </w:tblPr>
       <w:tblGrid>
-        <w:gridCol w:w="3367"/>
-        <w:gridCol w:w="2248"/>
-        <w:gridCol w:w="3913"/>
+        <w:gridCol w:w="4309"/>
+        <w:gridCol w:w="1927"/>
+        <w:gridCol w:w="2835"/>
       </w:tblGrid>
       <w:tr>
         <w:trPr>
+          <w:cantSplit/>
+          <w:tblHeader/>
           <w:jc w:val="center"/>
         </w:trPr>
         <w:tc>
           <w:tcPr>
-            <w:tcW w:w="3367" w:type="dxa"/>
-            <w:tcBorders>
-              <w:top w:val="single" w:sz="8" w:space="0" w:color="000000"/>
-              <w:left w:val="single" w:sz="8" w:space="0" w:color="000000"/>
-              <w:bottom w:val="single" w:sz="8" w:space="0" w:color="000000"/>
-              <w:right w:val="single" w:sz="8" w:space="0" w:color="000000"/>
-            </w:tcBorders>
-            <w:vAlign w:val="center"/>
-          </w:tcPr>
-          <w:p>
-            <w:pPr>
+            <w:tcW w:w="4309" w:type="dxa"/>
+            <w:tcBorders>
+              <w:top w:val="single" w:sz="8" w:space="0" w:color="000000"/>
+              <w:left w:val="single" w:sz="8" w:space="0" w:color="000000"/>
+              <w:bottom w:val="single" w:sz="8" w:space="0" w:color="000000"/>
+              <w:right w:val="single" w:sz="8" w:space="0" w:color="000000"/>
+            </w:tcBorders>
+            <w:vAlign w:val="center"/>
+          </w:tcPr>
+          <w:p>
+            <w:pPr>
+              <w:keepNext/>
               <w:jc w:val="center"/>
               <w:rPr>
                 <w:sz w:val="24"/>
@@ -5596,17 +5720,18 @@
         </w:tc>
         <w:tc>
           <w:tcPr>
-            <w:tcW w:w="2248" w:type="dxa"/>
-            <w:tcBorders>
-              <w:top w:val="single" w:sz="8" w:space="0" w:color="000000"/>
-              <w:left w:val="single" w:sz="8" w:space="0" w:color="000000"/>
-              <w:bottom w:val="single" w:sz="8" w:space="0" w:color="000000"/>
-              <w:right w:val="single" w:sz="8" w:space="0" w:color="000000"/>
-            </w:tcBorders>
-            <w:vAlign w:val="center"/>
-          </w:tcPr>
-          <w:p>
-            <w:pPr>
+            <w:tcW w:w="1927" w:type="dxa"/>
+            <w:tcBorders>
+              <w:top w:val="single" w:sz="8" w:space="0" w:color="000000"/>
+              <w:left w:val="single" w:sz="8" w:space="0" w:color="000000"/>
+              <w:bottom w:val="single" w:sz="8" w:space="0" w:color="000000"/>
+              <w:right w:val="single" w:sz="8" w:space="0" w:color="000000"/>
+            </w:tcBorders>
+            <w:vAlign w:val="center"/>
+          </w:tcPr>
+          <w:p>
+            <w:pPr>
+              <w:keepNext/>
               <w:jc w:val="center"/>
               <w:rPr>
                 <w:sz w:val="24"/>
@@ -5626,17 +5751,18 @@
         </w:tc>
         <w:tc>
           <w:tcPr>
-            <w:tcW w:w="3913" w:type="dxa"/>
-            <w:tcBorders>
-              <w:top w:val="single" w:sz="8" w:space="0" w:color="000000"/>
-              <w:left w:val="single" w:sz="8" w:space="0" w:color="000000"/>
-              <w:bottom w:val="single" w:sz="8" w:space="0" w:color="000000"/>
-              <w:right w:val="single" w:sz="8" w:space="0" w:color="000000"/>
-            </w:tcBorders>
-            <w:vAlign w:val="center"/>
-          </w:tcPr>
-          <w:p>
-            <w:pPr>
+            <w:tcW w:w="2835" w:type="dxa"/>
+            <w:tcBorders>
+              <w:top w:val="single" w:sz="8" w:space="0" w:color="000000"/>
+              <w:left w:val="single" w:sz="8" w:space="0" w:color="000000"/>
+              <w:bottom w:val="single" w:sz="8" w:space="0" w:color="000000"/>
+              <w:right w:val="single" w:sz="8" w:space="0" w:color="000000"/>
+            </w:tcBorders>
+            <w:vAlign w:val="center"/>
+          </w:tcPr>
+          <w:p>
+            <w:pPr>
+              <w:keepNext/>
               <w:jc w:val="center"/>
               <w:rPr>
                 <w:sz w:val="24"/>
@@ -5657,11 +5783,12 @@
       </w:tr>
       <w:tr>
         <w:trPr>
+          <w:cantSplit/>
           <w:jc w:val="center"/>
         </w:trPr>
         <w:tc>
           <w:tcPr>
-            <w:tcW w:w="3367" w:type="dxa"/>
+            <w:tcW w:w="4309" w:type="dxa"/>
             <w:tcBorders>
               <w:top w:val="single" w:sz="8" w:space="0" w:color="000000"/>
               <w:left w:val="single" w:sz="8" w:space="0" w:color="000000"/>
@@ -5689,7 +5816,7 @@
         </w:tc>
         <w:tc>
           <w:tcPr>
-            <w:tcW w:w="2248" w:type="dxa"/>
+            <w:tcW w:w="1927" w:type="dxa"/>
             <w:tcBorders>
               <w:top w:val="single" w:sz="8" w:space="0" w:color="000000"/>
               <w:left w:val="single" w:sz="8" w:space="0" w:color="000000"/>
@@ -5717,18 +5844,18 @@
         </w:tc>
         <w:tc>
           <w:tcPr>
-            <w:tcW w:w="3913" w:type="dxa"/>
-            <w:tcBorders>
-              <w:top w:val="single" w:sz="8" w:space="0" w:color="000000"/>
-              <w:left w:val="single" w:sz="8" w:space="0" w:color="000000"/>
-              <w:bottom w:val="single" w:sz="8" w:space="0" w:color="000000"/>
-              <w:right w:val="single" w:sz="8" w:space="0" w:color="000000"/>
-            </w:tcBorders>
-            <w:vAlign w:val="center"/>
-          </w:tcPr>
-          <w:p>
-            <w:pPr>
-              <w:jc w:val="both"/>
+            <w:tcW w:w="2835" w:type="dxa"/>
+            <w:tcBorders>
+              <w:top w:val="single" w:sz="8" w:space="0" w:color="000000"/>
+              <w:left w:val="single" w:sz="8" w:space="0" w:color="000000"/>
+              <w:bottom w:val="single" w:sz="8" w:space="0" w:color="000000"/>
+              <w:right w:val="single" w:sz="8" w:space="0" w:color="000000"/>
+            </w:tcBorders>
+            <w:vAlign w:val="center"/>
+          </w:tcPr>
+          <w:p>
+            <w:pPr>
+              <w:jc w:val="left"/>
               <w:rPr>
                 <w:sz w:val="24"/>
                 <w:szCs w:val="24"/>
@@ -5747,11 +5874,12 @@
       </w:tr>
       <w:tr>
         <w:trPr>
+          <w:cantSplit/>
           <w:jc w:val="center"/>
         </w:trPr>
         <w:tc>
           <w:tcPr>
-            <w:tcW w:w="3367" w:type="dxa"/>
+            <w:tcW w:w="4309" w:type="dxa"/>
             <w:tcBorders>
               <w:top w:val="single" w:sz="8" w:space="0" w:color="000000"/>
               <w:left w:val="single" w:sz="8" w:space="0" w:color="000000"/>
@@ -5779,7 +5907,7 @@
         </w:tc>
         <w:tc>
           <w:tcPr>
-            <w:tcW w:w="2248" w:type="dxa"/>
+            <w:tcW w:w="1927" w:type="dxa"/>
             <w:tcBorders>
               <w:top w:val="single" w:sz="8" w:space="0" w:color="000000"/>
               <w:left w:val="single" w:sz="8" w:space="0" w:color="000000"/>
@@ -5807,18 +5935,18 @@
         </w:tc>
         <w:tc>
           <w:tcPr>
-            <w:tcW w:w="3913" w:type="dxa"/>
-            <w:tcBorders>
-              <w:top w:val="single" w:sz="8" w:space="0" w:color="000000"/>
-              <w:left w:val="single" w:sz="8" w:space="0" w:color="000000"/>
-              <w:bottom w:val="single" w:sz="8" w:space="0" w:color="000000"/>
-              <w:right w:val="single" w:sz="8" w:space="0" w:color="000000"/>
-            </w:tcBorders>
-            <w:vAlign w:val="center"/>
-          </w:tcPr>
-          <w:p>
-            <w:pPr>
-              <w:jc w:val="both"/>
+            <w:tcW w:w="2835" w:type="dxa"/>
+            <w:tcBorders>
+              <w:top w:val="single" w:sz="8" w:space="0" w:color="000000"/>
+              <w:left w:val="single" w:sz="8" w:space="0" w:color="000000"/>
+              <w:bottom w:val="single" w:sz="8" w:space="0" w:color="000000"/>
+              <w:right w:val="single" w:sz="8" w:space="0" w:color="000000"/>
+            </w:tcBorders>
+            <w:vAlign w:val="center"/>
+          </w:tcPr>
+          <w:p>
+            <w:pPr>
+              <w:jc w:val="left"/>
               <w:rPr>
                 <w:sz w:val="24"/>
                 <w:szCs w:val="24"/>
@@ -5837,11 +5965,12 @@
       </w:tr>
       <w:tr>
         <w:trPr>
+          <w:cantSplit/>
           <w:jc w:val="center"/>
         </w:trPr>
         <w:tc>
           <w:tcPr>
-            <w:tcW w:w="3367" w:type="dxa"/>
+            <w:tcW w:w="4309" w:type="dxa"/>
             <w:tcBorders>
               <w:top w:val="single" w:sz="8" w:space="0" w:color="000000"/>
               <w:left w:val="single" w:sz="8" w:space="0" w:color="000000"/>
@@ -5869,7 +5998,7 @@
         </w:tc>
         <w:tc>
           <w:tcPr>
-            <w:tcW w:w="2248" w:type="dxa"/>
+            <w:tcW w:w="1927" w:type="dxa"/>
             <w:tcBorders>
               <w:top w:val="single" w:sz="8" w:space="0" w:color="000000"/>
               <w:left w:val="single" w:sz="8" w:space="0" w:color="000000"/>
@@ -5897,18 +6026,18 @@
         </w:tc>
         <w:tc>
           <w:tcPr>
-            <w:tcW w:w="3913" w:type="dxa"/>
-            <w:tcBorders>
-              <w:top w:val="single" w:sz="8" w:space="0" w:color="000000"/>
-              <w:left w:val="single" w:sz="8" w:space="0" w:color="000000"/>
-              <w:bottom w:val="single" w:sz="8" w:space="0" w:color="000000"/>
-              <w:right w:val="single" w:sz="8" w:space="0" w:color="000000"/>
-            </w:tcBorders>
-            <w:vAlign w:val="center"/>
-          </w:tcPr>
-          <w:p>
-            <w:pPr>
-              <w:jc w:val="both"/>
+            <w:tcW w:w="2835" w:type="dxa"/>
+            <w:tcBorders>
+              <w:top w:val="single" w:sz="8" w:space="0" w:color="000000"/>
+              <w:left w:val="single" w:sz="8" w:space="0" w:color="000000"/>
+              <w:bottom w:val="single" w:sz="8" w:space="0" w:color="000000"/>
+              <w:right w:val="single" w:sz="8" w:space="0" w:color="000000"/>
+            </w:tcBorders>
+            <w:vAlign w:val="center"/>
+          </w:tcPr>
+          <w:p>
+            <w:pPr>
+              <w:jc w:val="left"/>
               <w:rPr>
                 <w:sz w:val="24"/>
                 <w:szCs w:val="24"/>
@@ -5927,11 +6056,12 @@
       </w:tr>
       <w:tr>
         <w:trPr>
+          <w:cantSplit/>
           <w:jc w:val="center"/>
         </w:trPr>
         <w:tc>
           <w:tcPr>
-            <w:tcW w:w="3367" w:type="dxa"/>
+            <w:tcW w:w="4309" w:type="dxa"/>
             <w:tcBorders>
               <w:top w:val="single" w:sz="8" w:space="0" w:color="000000"/>
               <w:left w:val="single" w:sz="8" w:space="0" w:color="000000"/>
@@ -5959,7 +6089,7 @@
         </w:tc>
         <w:tc>
           <w:tcPr>
-            <w:tcW w:w="2248" w:type="dxa"/>
+            <w:tcW w:w="1927" w:type="dxa"/>
             <w:tcBorders>
               <w:top w:val="single" w:sz="8" w:space="0" w:color="000000"/>
               <w:left w:val="single" w:sz="8" w:space="0" w:color="000000"/>
@@ -5987,18 +6117,18 @@
         </w:tc>
         <w:tc>
           <w:tcPr>
-            <w:tcW w:w="3913" w:type="dxa"/>
-            <w:tcBorders>
-              <w:top w:val="single" w:sz="8" w:space="0" w:color="000000"/>
-              <w:left w:val="single" w:sz="8" w:space="0" w:color="000000"/>
-              <w:bottom w:val="single" w:sz="8" w:space="0" w:color="000000"/>
-              <w:right w:val="single" w:sz="8" w:space="0" w:color="000000"/>
-            </w:tcBorders>
-            <w:vAlign w:val="center"/>
-          </w:tcPr>
-          <w:p>
-            <w:pPr>
-              <w:jc w:val="both"/>
+            <w:tcW w:w="2835" w:type="dxa"/>
+            <w:tcBorders>
+              <w:top w:val="single" w:sz="8" w:space="0" w:color="000000"/>
+              <w:left w:val="single" w:sz="8" w:space="0" w:color="000000"/>
+              <w:bottom w:val="single" w:sz="8" w:space="0" w:color="000000"/>
+              <w:right w:val="single" w:sz="8" w:space="0" w:color="000000"/>
+            </w:tcBorders>
+            <w:vAlign w:val="center"/>
+          </w:tcPr>
+          <w:p>
+            <w:pPr>
+              <w:jc w:val="left"/>
               <w:rPr>
                 <w:sz w:val="24"/>
                 <w:szCs w:val="24"/>
@@ -6017,39 +6147,40 @@
       </w:tr>
       <w:tr>
         <w:trPr>
+          <w:cantSplit/>
           <w:jc w:val="center"/>
         </w:trPr>
         <w:tc>
           <w:tcPr>
-            <w:tcW w:w="3367" w:type="dxa"/>
-            <w:tcBorders>
-              <w:top w:val="single" w:sz="8" w:space="0" w:color="000000"/>
-              <w:left w:val="single" w:sz="8" w:space="0" w:color="000000"/>
-              <w:bottom w:val="single" w:sz="8" w:space="0" w:color="000000"/>
-              <w:right w:val="single" w:sz="8" w:space="0" w:color="000000"/>
-            </w:tcBorders>
-            <w:vAlign w:val="center"/>
-          </w:tcPr>
-          <w:p>
-            <w:pPr>
-              <w:rPr>
-                <w:sz w:val="24"/>
-                <w:szCs w:val="24"/>
-              </w:rPr>
-            </w:pPr>
-            <w:r>
-              <w:rPr>
-                <w:b w:val="0"/>
-                <w:sz w:val="24"/>
-                <w:szCs w:val="24"/>
-              </w:rPr>
-              <w:t>5. Periksa bahwa pemeriksaan, persetujuan, tanda tangan, dan lampiran dokumen sudah lengkap sebelum memberi status Final.</w:t>
-            </w:r>
-          </w:p>
-        </w:tc>
-        <w:tc>
-          <w:tcPr>
-            <w:tcW w:w="2248" w:type="dxa"/>
+            <w:tcW w:w="4309" w:type="dxa"/>
+            <w:tcBorders>
+              <w:top w:val="single" w:sz="8" w:space="0" w:color="000000"/>
+              <w:left w:val="single" w:sz="8" w:space="0" w:color="000000"/>
+              <w:bottom w:val="single" w:sz="8" w:space="0" w:color="000000"/>
+              <w:right w:val="single" w:sz="8" w:space="0" w:color="000000"/>
+            </w:tcBorders>
+            <w:vAlign w:val="center"/>
+          </w:tcPr>
+          <w:p>
+            <w:pPr>
+              <w:rPr>
+                <w:sz w:val="24"/>
+                <w:szCs w:val="24"/>
+              </w:rPr>
+            </w:pPr>
+            <w:r>
+              <w:rPr>
+                <w:b w:val="0"/>
+                <w:sz w:val="24"/>
+                <w:szCs w:val="24"/>
+              </w:rPr>
+              <w:t>5. Pastikan pemeriksaan, persetujuan, tanda tangan, dan lampiran dokumen sudah lengkap sebelum memberi status Final.</w:t>
+            </w:r>
+          </w:p>
+        </w:tc>
+        <w:tc>
+          <w:tcPr>
+            <w:tcW w:w="1927" w:type="dxa"/>
             <w:tcBorders>
               <w:top w:val="single" w:sz="8" w:space="0" w:color="000000"/>
               <w:left w:val="single" w:sz="8" w:space="0" w:color="000000"/>
@@ -6077,18 +6208,18 @@
         </w:tc>
         <w:tc>
           <w:tcPr>
-            <w:tcW w:w="3913" w:type="dxa"/>
-            <w:tcBorders>
-              <w:top w:val="single" w:sz="8" w:space="0" w:color="000000"/>
-              <w:left w:val="single" w:sz="8" w:space="0" w:color="000000"/>
-              <w:bottom w:val="single" w:sz="8" w:space="0" w:color="000000"/>
-              <w:right w:val="single" w:sz="8" w:space="0" w:color="000000"/>
-            </w:tcBorders>
-            <w:vAlign w:val="center"/>
-          </w:tcPr>
-          <w:p>
-            <w:pPr>
-              <w:jc w:val="both"/>
+            <w:tcW w:w="2835" w:type="dxa"/>
+            <w:tcBorders>
+              <w:top w:val="single" w:sz="8" w:space="0" w:color="000000"/>
+              <w:left w:val="single" w:sz="8" w:space="0" w:color="000000"/>
+              <w:bottom w:val="single" w:sz="8" w:space="0" w:color="000000"/>
+              <w:right w:val="single" w:sz="8" w:space="0" w:color="000000"/>
+            </w:tcBorders>
+            <w:vAlign w:val="center"/>
+          </w:tcPr>
+          <w:p>
+            <w:pPr>
+              <w:jc w:val="left"/>
               <w:rPr>
                 <w:sz w:val="24"/>
                 <w:szCs w:val="24"/>
@@ -6107,11 +6238,12 @@
       </w:tr>
       <w:tr>
         <w:trPr>
+          <w:cantSplit/>
           <w:jc w:val="center"/>
         </w:trPr>
         <w:tc>
           <w:tcPr>
-            <w:tcW w:w="3367" w:type="dxa"/>
+            <w:tcW w:w="4309" w:type="dxa"/>
             <w:tcBorders>
               <w:top w:val="single" w:sz="8" w:space="0" w:color="000000"/>
               <w:left w:val="single" w:sz="8" w:space="0" w:color="000000"/>
@@ -6139,7 +6271,7 @@
         </w:tc>
         <w:tc>
           <w:tcPr>
-            <w:tcW w:w="2248" w:type="dxa"/>
+            <w:tcW w:w="1927" w:type="dxa"/>
             <w:tcBorders>
               <w:top w:val="single" w:sz="8" w:space="0" w:color="000000"/>
               <w:left w:val="single" w:sz="8" w:space="0" w:color="000000"/>
@@ -6167,18 +6299,18 @@
         </w:tc>
         <w:tc>
           <w:tcPr>
-            <w:tcW w:w="3913" w:type="dxa"/>
-            <w:tcBorders>
-              <w:top w:val="single" w:sz="8" w:space="0" w:color="000000"/>
-              <w:left w:val="single" w:sz="8" w:space="0" w:color="000000"/>
-              <w:bottom w:val="single" w:sz="8" w:space="0" w:color="000000"/>
-              <w:right w:val="single" w:sz="8" w:space="0" w:color="000000"/>
-            </w:tcBorders>
-            <w:vAlign w:val="center"/>
-          </w:tcPr>
-          <w:p>
-            <w:pPr>
-              <w:jc w:val="both"/>
+            <w:tcW w:w="2835" w:type="dxa"/>
+            <w:tcBorders>
+              <w:top w:val="single" w:sz="8" w:space="0" w:color="000000"/>
+              <w:left w:val="single" w:sz="8" w:space="0" w:color="000000"/>
+              <w:bottom w:val="single" w:sz="8" w:space="0" w:color="000000"/>
+              <w:right w:val="single" w:sz="8" w:space="0" w:color="000000"/>
+            </w:tcBorders>
+            <w:vAlign w:val="center"/>
+          </w:tcPr>
+          <w:p>
+            <w:pPr>
+              <w:jc w:val="left"/>
               <w:rPr>
                 <w:sz w:val="24"/>
                 <w:szCs w:val="24"/>
@@ -6197,39 +6329,40 @@
       </w:tr>
       <w:tr>
         <w:trPr>
+          <w:cantSplit/>
           <w:jc w:val="center"/>
         </w:trPr>
         <w:tc>
           <w:tcPr>
-            <w:tcW w:w="3367" w:type="dxa"/>
-            <w:tcBorders>
-              <w:top w:val="single" w:sz="8" w:space="0" w:color="000000"/>
-              <w:left w:val="single" w:sz="8" w:space="0" w:color="000000"/>
-              <w:bottom w:val="single" w:sz="8" w:space="0" w:color="000000"/>
-              <w:right w:val="single" w:sz="8" w:space="0" w:color="000000"/>
-            </w:tcBorders>
-            <w:vAlign w:val="center"/>
-          </w:tcPr>
-          <w:p>
-            <w:pPr>
-              <w:rPr>
-                <w:sz w:val="24"/>
-                <w:szCs w:val="24"/>
-              </w:rPr>
-            </w:pPr>
-            <w:r>
-              <w:rPr>
-                <w:b w:val="0"/>
-                <w:sz w:val="24"/>
-                <w:szCs w:val="24"/>
-              </w:rPr>
-              <w:t>7. Proses perubahan atas Dokumen Final sebagai versi baru mulai dari langkah 1, atau sebagai addendum menurut SNX-LEG-SOP-02 untuk kontrak (butir 4.7).</w:t>
-            </w:r>
-          </w:p>
-        </w:tc>
-        <w:tc>
-          <w:tcPr>
-            <w:tcW w:w="2248" w:type="dxa"/>
+            <w:tcW w:w="4309" w:type="dxa"/>
+            <w:tcBorders>
+              <w:top w:val="single" w:sz="8" w:space="0" w:color="000000"/>
+              <w:left w:val="single" w:sz="8" w:space="0" w:color="000000"/>
+              <w:bottom w:val="single" w:sz="8" w:space="0" w:color="000000"/>
+              <w:right w:val="single" w:sz="8" w:space="0" w:color="000000"/>
+            </w:tcBorders>
+            <w:vAlign w:val="center"/>
+          </w:tcPr>
+          <w:p>
+            <w:pPr>
+              <w:rPr>
+                <w:sz w:val="24"/>
+                <w:szCs w:val="24"/>
+              </w:rPr>
+            </w:pPr>
+            <w:r>
+              <w:rPr>
+                <w:b w:val="0"/>
+                <w:sz w:val="24"/>
+                <w:szCs w:val="24"/>
+              </w:rPr>
+              <w:t>7. Proses perubahan atas Dokumen Final sebagai versi baru mulai dari langkah 1, atau sebagai addendum sesuai SNX-LEG-SOP-02 untuk kontrak (butir 4.7).</w:t>
+            </w:r>
+          </w:p>
+        </w:tc>
+        <w:tc>
+          <w:tcPr>
+            <w:tcW w:w="1927" w:type="dxa"/>
             <w:tcBorders>
               <w:top w:val="single" w:sz="8" w:space="0" w:color="000000"/>
               <w:left w:val="single" w:sz="8" w:space="0" w:color="000000"/>
@@ -6257,18 +6390,18 @@
         </w:tc>
         <w:tc>
           <w:tcPr>
-            <w:tcW w:w="3913" w:type="dxa"/>
-            <w:tcBorders>
-              <w:top w:val="single" w:sz="8" w:space="0" w:color="000000"/>
-              <w:left w:val="single" w:sz="8" w:space="0" w:color="000000"/>
-              <w:bottom w:val="single" w:sz="8" w:space="0" w:color="000000"/>
-              <w:right w:val="single" w:sz="8" w:space="0" w:color="000000"/>
-            </w:tcBorders>
-            <w:vAlign w:val="center"/>
-          </w:tcPr>
-          <w:p>
-            <w:pPr>
-              <w:jc w:val="both"/>
+            <w:tcW w:w="2835" w:type="dxa"/>
+            <w:tcBorders>
+              <w:top w:val="single" w:sz="8" w:space="0" w:color="000000"/>
+              <w:left w:val="single" w:sz="8" w:space="0" w:color="000000"/>
+              <w:bottom w:val="single" w:sz="8" w:space="0" w:color="000000"/>
+              <w:right w:val="single" w:sz="8" w:space="0" w:color="000000"/>
+            </w:tcBorders>
+            <w:vAlign w:val="center"/>
+          </w:tcPr>
+          <w:p>
+            <w:pPr>
+              <w:jc w:val="left"/>
               <w:rPr>
                 <w:sz w:val="24"/>
                 <w:szCs w:val="24"/>
@@ -6313,6 +6446,7 @@
     <w:p>
       <w:pPr>
         <w:pStyle w:val="Heading2"/>
+        <w:keepNext/>
         <w:numPr>
           <w:ilvl w:val="1"/>
           <w:numId w:val="7"/>
@@ -6333,27 +6467,30 @@
         <w:tblLook w:val="0400" w:firstRow="0" w:lastRow="0" w:firstColumn="0" w:lastColumn="0" w:noHBand="0" w:noVBand="1"/>
       </w:tblPr>
       <w:tblGrid>
-        <w:gridCol w:w="3367"/>
-        <w:gridCol w:w="2248"/>
-        <w:gridCol w:w="3913"/>
+        <w:gridCol w:w="4309"/>
+        <w:gridCol w:w="1927"/>
+        <w:gridCol w:w="2835"/>
       </w:tblGrid>
       <w:tr>
         <w:trPr>
+          <w:cantSplit/>
+          <w:tblHeader/>
           <w:jc w:val="center"/>
         </w:trPr>
         <w:tc>
           <w:tcPr>
-            <w:tcW w:w="3367" w:type="dxa"/>
-            <w:tcBorders>
-              <w:top w:val="single" w:sz="8" w:space="0" w:color="000000"/>
-              <w:left w:val="single" w:sz="8" w:space="0" w:color="000000"/>
-              <w:bottom w:val="single" w:sz="8" w:space="0" w:color="000000"/>
-              <w:right w:val="single" w:sz="8" w:space="0" w:color="000000"/>
-            </w:tcBorders>
-            <w:vAlign w:val="center"/>
-          </w:tcPr>
-          <w:p>
-            <w:pPr>
+            <w:tcW w:w="4309" w:type="dxa"/>
+            <w:tcBorders>
+              <w:top w:val="single" w:sz="8" w:space="0" w:color="000000"/>
+              <w:left w:val="single" w:sz="8" w:space="0" w:color="000000"/>
+              <w:bottom w:val="single" w:sz="8" w:space="0" w:color="000000"/>
+              <w:right w:val="single" w:sz="8" w:space="0" w:color="000000"/>
+            </w:tcBorders>
+            <w:vAlign w:val="center"/>
+          </w:tcPr>
+          <w:p>
+            <w:pPr>
+              <w:keepNext/>
               <w:jc w:val="center"/>
               <w:rPr>
                 <w:sz w:val="24"/>
@@ -6373,17 +6510,18 @@
         </w:tc>
         <w:tc>
           <w:tcPr>
-            <w:tcW w:w="2248" w:type="dxa"/>
-            <w:tcBorders>
-              <w:top w:val="single" w:sz="8" w:space="0" w:color="000000"/>
-              <w:left w:val="single" w:sz="8" w:space="0" w:color="000000"/>
-              <w:bottom w:val="single" w:sz="8" w:space="0" w:color="000000"/>
-              <w:right w:val="single" w:sz="8" w:space="0" w:color="000000"/>
-            </w:tcBorders>
-            <w:vAlign w:val="center"/>
-          </w:tcPr>
-          <w:p>
-            <w:pPr>
+            <w:tcW w:w="1927" w:type="dxa"/>
+            <w:tcBorders>
+              <w:top w:val="single" w:sz="8" w:space="0" w:color="000000"/>
+              <w:left w:val="single" w:sz="8" w:space="0" w:color="000000"/>
+              <w:bottom w:val="single" w:sz="8" w:space="0" w:color="000000"/>
+              <w:right w:val="single" w:sz="8" w:space="0" w:color="000000"/>
+            </w:tcBorders>
+            <w:vAlign w:val="center"/>
+          </w:tcPr>
+          <w:p>
+            <w:pPr>
+              <w:keepNext/>
               <w:jc w:val="center"/>
               <w:rPr>
                 <w:sz w:val="24"/>
@@ -6403,17 +6541,18 @@
         </w:tc>
         <w:tc>
           <w:tcPr>
-            <w:tcW w:w="3913" w:type="dxa"/>
-            <w:tcBorders>
-              <w:top w:val="single" w:sz="8" w:space="0" w:color="000000"/>
-              <w:left w:val="single" w:sz="8" w:space="0" w:color="000000"/>
-              <w:bottom w:val="single" w:sz="8" w:space="0" w:color="000000"/>
-              <w:right w:val="single" w:sz="8" w:space="0" w:color="000000"/>
-            </w:tcBorders>
-            <w:vAlign w:val="center"/>
-          </w:tcPr>
-          <w:p>
-            <w:pPr>
+            <w:tcW w:w="2835" w:type="dxa"/>
+            <w:tcBorders>
+              <w:top w:val="single" w:sz="8" w:space="0" w:color="000000"/>
+              <w:left w:val="single" w:sz="8" w:space="0" w:color="000000"/>
+              <w:bottom w:val="single" w:sz="8" w:space="0" w:color="000000"/>
+              <w:right w:val="single" w:sz="8" w:space="0" w:color="000000"/>
+            </w:tcBorders>
+            <w:vAlign w:val="center"/>
+          </w:tcPr>
+          <w:p>
+            <w:pPr>
+              <w:keepNext/>
               <w:jc w:val="center"/>
               <w:rPr>
                 <w:sz w:val="24"/>
@@ -6434,11 +6573,12 @@
       </w:tr>
       <w:tr>
         <w:trPr>
+          <w:cantSplit/>
           <w:jc w:val="center"/>
         </w:trPr>
         <w:tc>
           <w:tcPr>
-            <w:tcW w:w="3367" w:type="dxa"/>
+            <w:tcW w:w="4309" w:type="dxa"/>
             <w:tcBorders>
               <w:top w:val="single" w:sz="8" w:space="0" w:color="000000"/>
               <w:left w:val="single" w:sz="8" w:space="0" w:color="000000"/>
@@ -6466,7 +6606,7 @@
         </w:tc>
         <w:tc>
           <w:tcPr>
-            <w:tcW w:w="2248" w:type="dxa"/>
+            <w:tcW w:w="1927" w:type="dxa"/>
             <w:tcBorders>
               <w:top w:val="single" w:sz="8" w:space="0" w:color="000000"/>
               <w:left w:val="single" w:sz="8" w:space="0" w:color="000000"/>
@@ -6494,18 +6634,18 @@
         </w:tc>
         <w:tc>
           <w:tcPr>
-            <w:tcW w:w="3913" w:type="dxa"/>
-            <w:tcBorders>
-              <w:top w:val="single" w:sz="8" w:space="0" w:color="000000"/>
-              <w:left w:val="single" w:sz="8" w:space="0" w:color="000000"/>
-              <w:bottom w:val="single" w:sz="8" w:space="0" w:color="000000"/>
-              <w:right w:val="single" w:sz="8" w:space="0" w:color="000000"/>
-            </w:tcBorders>
-            <w:vAlign w:val="center"/>
-          </w:tcPr>
-          <w:p>
-            <w:pPr>
-              <w:jc w:val="both"/>
+            <w:tcW w:w="2835" w:type="dxa"/>
+            <w:tcBorders>
+              <w:top w:val="single" w:sz="8" w:space="0" w:color="000000"/>
+              <w:left w:val="single" w:sz="8" w:space="0" w:color="000000"/>
+              <w:bottom w:val="single" w:sz="8" w:space="0" w:color="000000"/>
+              <w:right w:val="single" w:sz="8" w:space="0" w:color="000000"/>
+            </w:tcBorders>
+            <w:vAlign w:val="center"/>
+          </w:tcPr>
+          <w:p>
+            <w:pPr>
+              <w:jc w:val="left"/>
               <w:rPr>
                 <w:sz w:val="24"/>
                 <w:szCs w:val="24"/>
@@ -6524,11 +6664,12 @@
       </w:tr>
       <w:tr>
         <w:trPr>
+          <w:cantSplit/>
           <w:jc w:val="center"/>
         </w:trPr>
         <w:tc>
           <w:tcPr>
-            <w:tcW w:w="3367" w:type="dxa"/>
+            <w:tcW w:w="4309" w:type="dxa"/>
             <w:tcBorders>
               <w:top w:val="single" w:sz="8" w:space="0" w:color="000000"/>
               <w:left w:val="single" w:sz="8" w:space="0" w:color="000000"/>
@@ -6556,7 +6697,7 @@
         </w:tc>
         <w:tc>
           <w:tcPr>
-            <w:tcW w:w="2248" w:type="dxa"/>
+            <w:tcW w:w="1927" w:type="dxa"/>
             <w:tcBorders>
               <w:top w:val="single" w:sz="8" w:space="0" w:color="000000"/>
               <w:left w:val="single" w:sz="8" w:space="0" w:color="000000"/>
@@ -6584,18 +6725,18 @@
         </w:tc>
         <w:tc>
           <w:tcPr>
-            <w:tcW w:w="3913" w:type="dxa"/>
-            <w:tcBorders>
-              <w:top w:val="single" w:sz="8" w:space="0" w:color="000000"/>
-              <w:left w:val="single" w:sz="8" w:space="0" w:color="000000"/>
-              <w:bottom w:val="single" w:sz="8" w:space="0" w:color="000000"/>
-              <w:right w:val="single" w:sz="8" w:space="0" w:color="000000"/>
-            </w:tcBorders>
-            <w:vAlign w:val="center"/>
-          </w:tcPr>
-          <w:p>
-            <w:pPr>
-              <w:jc w:val="both"/>
+            <w:tcW w:w="2835" w:type="dxa"/>
+            <w:tcBorders>
+              <w:top w:val="single" w:sz="8" w:space="0" w:color="000000"/>
+              <w:left w:val="single" w:sz="8" w:space="0" w:color="000000"/>
+              <w:bottom w:val="single" w:sz="8" w:space="0" w:color="000000"/>
+              <w:right w:val="single" w:sz="8" w:space="0" w:color="000000"/>
+            </w:tcBorders>
+            <w:vAlign w:val="center"/>
+          </w:tcPr>
+          <w:p>
+            <w:pPr>
+              <w:jc w:val="left"/>
               <w:rPr>
                 <w:sz w:val="24"/>
                 <w:szCs w:val="24"/>
@@ -6614,39 +6755,40 @@
       </w:tr>
       <w:tr>
         <w:trPr>
+          <w:cantSplit/>
           <w:jc w:val="center"/>
         </w:trPr>
         <w:tc>
           <w:tcPr>
-            <w:tcW w:w="3367" w:type="dxa"/>
-            <w:tcBorders>
-              <w:top w:val="single" w:sz="8" w:space="0" w:color="000000"/>
-              <w:left w:val="single" w:sz="8" w:space="0" w:color="000000"/>
-              <w:bottom w:val="single" w:sz="8" w:space="0" w:color="000000"/>
-              <w:right w:val="single" w:sz="8" w:space="0" w:color="000000"/>
-            </w:tcBorders>
-            <w:vAlign w:val="center"/>
-          </w:tcPr>
-          <w:p>
-            <w:pPr>
-              <w:rPr>
-                <w:sz w:val="24"/>
-                <w:szCs w:val="24"/>
-              </w:rPr>
-            </w:pPr>
-            <w:r>
-              <w:rPr>
-                <w:b w:val="0"/>
-                <w:sz w:val="24"/>
-                <w:szCs w:val="24"/>
-              </w:rPr>
-              <w:t>3. Simpan dokumen asli di tempat aman menurut butir 4.10.</w:t>
-            </w:r>
-          </w:p>
-        </w:tc>
-        <w:tc>
-          <w:tcPr>
-            <w:tcW w:w="2248" w:type="dxa"/>
+            <w:tcW w:w="4309" w:type="dxa"/>
+            <w:tcBorders>
+              <w:top w:val="single" w:sz="8" w:space="0" w:color="000000"/>
+              <w:left w:val="single" w:sz="8" w:space="0" w:color="000000"/>
+              <w:bottom w:val="single" w:sz="8" w:space="0" w:color="000000"/>
+              <w:right w:val="single" w:sz="8" w:space="0" w:color="000000"/>
+            </w:tcBorders>
+            <w:vAlign w:val="center"/>
+          </w:tcPr>
+          <w:p>
+            <w:pPr>
+              <w:rPr>
+                <w:sz w:val="24"/>
+                <w:szCs w:val="24"/>
+              </w:rPr>
+            </w:pPr>
+            <w:r>
+              <w:rPr>
+                <w:b w:val="0"/>
+                <w:sz w:val="24"/>
+                <w:szCs w:val="24"/>
+              </w:rPr>
+              <w:t>3. Simpan dokumen asli di tempat aman sesuai butir 4.10.</w:t>
+            </w:r>
+          </w:p>
+        </w:tc>
+        <w:tc>
+          <w:tcPr>
+            <w:tcW w:w="1927" w:type="dxa"/>
             <w:tcBorders>
               <w:top w:val="single" w:sz="8" w:space="0" w:color="000000"/>
               <w:left w:val="single" w:sz="8" w:space="0" w:color="000000"/>
@@ -6674,18 +6816,18 @@
         </w:tc>
         <w:tc>
           <w:tcPr>
-            <w:tcW w:w="3913" w:type="dxa"/>
-            <w:tcBorders>
-              <w:top w:val="single" w:sz="8" w:space="0" w:color="000000"/>
-              <w:left w:val="single" w:sz="8" w:space="0" w:color="000000"/>
-              <w:bottom w:val="single" w:sz="8" w:space="0" w:color="000000"/>
-              <w:right w:val="single" w:sz="8" w:space="0" w:color="000000"/>
-            </w:tcBorders>
-            <w:vAlign w:val="center"/>
-          </w:tcPr>
-          <w:p>
-            <w:pPr>
-              <w:jc w:val="both"/>
+            <w:tcW w:w="2835" w:type="dxa"/>
+            <w:tcBorders>
+              <w:top w:val="single" w:sz="8" w:space="0" w:color="000000"/>
+              <w:left w:val="single" w:sz="8" w:space="0" w:color="000000"/>
+              <w:bottom w:val="single" w:sz="8" w:space="0" w:color="000000"/>
+              <w:right w:val="single" w:sz="8" w:space="0" w:color="000000"/>
+            </w:tcBorders>
+            <w:vAlign w:val="center"/>
+          </w:tcPr>
+          <w:p>
+            <w:pPr>
+              <w:jc w:val="left"/>
               <w:rPr>
                 <w:sz w:val="24"/>
                 <w:szCs w:val="24"/>
@@ -6704,11 +6846,12 @@
       </w:tr>
       <w:tr>
         <w:trPr>
+          <w:cantSplit/>
           <w:jc w:val="center"/>
         </w:trPr>
         <w:tc>
           <w:tcPr>
-            <w:tcW w:w="3367" w:type="dxa"/>
+            <w:tcW w:w="4309" w:type="dxa"/>
             <w:tcBorders>
               <w:top w:val="single" w:sz="8" w:space="0" w:color="000000"/>
               <w:left w:val="single" w:sz="8" w:space="0" w:color="000000"/>
@@ -6736,7 +6879,7 @@
         </w:tc>
         <w:tc>
           <w:tcPr>
-            <w:tcW w:w="2248" w:type="dxa"/>
+            <w:tcW w:w="1927" w:type="dxa"/>
             <w:tcBorders>
               <w:top w:val="single" w:sz="8" w:space="0" w:color="000000"/>
               <w:left w:val="single" w:sz="8" w:space="0" w:color="000000"/>
@@ -6764,18 +6907,18 @@
         </w:tc>
         <w:tc>
           <w:tcPr>
-            <w:tcW w:w="3913" w:type="dxa"/>
-            <w:tcBorders>
-              <w:top w:val="single" w:sz="8" w:space="0" w:color="000000"/>
-              <w:left w:val="single" w:sz="8" w:space="0" w:color="000000"/>
-              <w:bottom w:val="single" w:sz="8" w:space="0" w:color="000000"/>
-              <w:right w:val="single" w:sz="8" w:space="0" w:color="000000"/>
-            </w:tcBorders>
-            <w:vAlign w:val="center"/>
-          </w:tcPr>
-          <w:p>
-            <w:pPr>
-              <w:jc w:val="both"/>
+            <w:tcW w:w="2835" w:type="dxa"/>
+            <w:tcBorders>
+              <w:top w:val="single" w:sz="8" w:space="0" w:color="000000"/>
+              <w:left w:val="single" w:sz="8" w:space="0" w:color="000000"/>
+              <w:bottom w:val="single" w:sz="8" w:space="0" w:color="000000"/>
+              <w:right w:val="single" w:sz="8" w:space="0" w:color="000000"/>
+            </w:tcBorders>
+            <w:vAlign w:val="center"/>
+          </w:tcPr>
+          <w:p>
+            <w:pPr>
+              <w:jc w:val="left"/>
               <w:rPr>
                 <w:sz w:val="24"/>
                 <w:szCs w:val="24"/>
@@ -6794,39 +6937,40 @@
       </w:tr>
       <w:tr>
         <w:trPr>
+          <w:cantSplit/>
           <w:jc w:val="center"/>
         </w:trPr>
         <w:tc>
           <w:tcPr>
-            <w:tcW w:w="3367" w:type="dxa"/>
-            <w:tcBorders>
-              <w:top w:val="single" w:sz="8" w:space="0" w:color="000000"/>
-              <w:left w:val="single" w:sz="8" w:space="0" w:color="000000"/>
-              <w:bottom w:val="single" w:sz="8" w:space="0" w:color="000000"/>
-              <w:right w:val="single" w:sz="8" w:space="0" w:color="000000"/>
-            </w:tcBorders>
-            <w:vAlign w:val="center"/>
-          </w:tcPr>
-          <w:p>
-            <w:pPr>
-              <w:rPr>
-                <w:sz w:val="24"/>
-                <w:szCs w:val="24"/>
-              </w:rPr>
-            </w:pPr>
-            <w:r>
-              <w:rPr>
-                <w:b w:val="0"/>
-                <w:sz w:val="24"/>
-                <w:szCs w:val="24"/>
-              </w:rPr>
-              <w:t>5. Isi tanggal pemicu dan tanggal akhir masa retensi di register menurut tabel Rekaman bagian 11, saat tanggal pemicu diketahui.</w:t>
-            </w:r>
-          </w:p>
-        </w:tc>
-        <w:tc>
-          <w:tcPr>
-            <w:tcW w:w="2248" w:type="dxa"/>
+            <w:tcW w:w="4309" w:type="dxa"/>
+            <w:tcBorders>
+              <w:top w:val="single" w:sz="8" w:space="0" w:color="000000"/>
+              <w:left w:val="single" w:sz="8" w:space="0" w:color="000000"/>
+              <w:bottom w:val="single" w:sz="8" w:space="0" w:color="000000"/>
+              <w:right w:val="single" w:sz="8" w:space="0" w:color="000000"/>
+            </w:tcBorders>
+            <w:vAlign w:val="center"/>
+          </w:tcPr>
+          <w:p>
+            <w:pPr>
+              <w:rPr>
+                <w:sz w:val="24"/>
+                <w:szCs w:val="24"/>
+              </w:rPr>
+            </w:pPr>
+            <w:r>
+              <w:rPr>
+                <w:b w:val="0"/>
+                <w:sz w:val="24"/>
+                <w:szCs w:val="24"/>
+              </w:rPr>
+              <w:t>5. Isi tanggal pemicu dan tanggal akhir masa retensi di register sesuai tabel Record bagian 11, saat tanggal pemicu diketahui.</w:t>
+            </w:r>
+          </w:p>
+        </w:tc>
+        <w:tc>
+          <w:tcPr>
+            <w:tcW w:w="1927" w:type="dxa"/>
             <w:tcBorders>
               <w:top w:val="single" w:sz="8" w:space="0" w:color="000000"/>
               <w:left w:val="single" w:sz="8" w:space="0" w:color="000000"/>
@@ -6854,18 +6998,18 @@
         </w:tc>
         <w:tc>
           <w:tcPr>
-            <w:tcW w:w="3913" w:type="dxa"/>
-            <w:tcBorders>
-              <w:top w:val="single" w:sz="8" w:space="0" w:color="000000"/>
-              <w:left w:val="single" w:sz="8" w:space="0" w:color="000000"/>
-              <w:bottom w:val="single" w:sz="8" w:space="0" w:color="000000"/>
-              <w:right w:val="single" w:sz="8" w:space="0" w:color="000000"/>
-            </w:tcBorders>
-            <w:vAlign w:val="center"/>
-          </w:tcPr>
-          <w:p>
-            <w:pPr>
-              <w:jc w:val="both"/>
+            <w:tcW w:w="2835" w:type="dxa"/>
+            <w:tcBorders>
+              <w:top w:val="single" w:sz="8" w:space="0" w:color="000000"/>
+              <w:left w:val="single" w:sz="8" w:space="0" w:color="000000"/>
+              <w:bottom w:val="single" w:sz="8" w:space="0" w:color="000000"/>
+              <w:right w:val="single" w:sz="8" w:space="0" w:color="000000"/>
+            </w:tcBorders>
+            <w:vAlign w:val="center"/>
+          </w:tcPr>
+          <w:p>
+            <w:pPr>
+              <w:jc w:val="left"/>
               <w:rPr>
                 <w:sz w:val="24"/>
                 <w:szCs w:val="24"/>
@@ -6910,6 +7054,7 @@
     <w:p>
       <w:pPr>
         <w:pStyle w:val="Heading2"/>
+        <w:keepNext/>
         <w:numPr>
           <w:ilvl w:val="1"/>
           <w:numId w:val="7"/>
@@ -6930,27 +7075,30 @@
         <w:tblLook w:val="0400" w:firstRow="0" w:lastRow="0" w:firstColumn="0" w:lastColumn="0" w:noHBand="0" w:noVBand="1"/>
       </w:tblPr>
       <w:tblGrid>
-        <w:gridCol w:w="3367"/>
-        <w:gridCol w:w="2248"/>
-        <w:gridCol w:w="3913"/>
+        <w:gridCol w:w="4309"/>
+        <w:gridCol w:w="1927"/>
+        <w:gridCol w:w="2835"/>
       </w:tblGrid>
       <w:tr>
         <w:trPr>
+          <w:cantSplit/>
+          <w:tblHeader/>
           <w:jc w:val="center"/>
         </w:trPr>
         <w:tc>
           <w:tcPr>
-            <w:tcW w:w="3367" w:type="dxa"/>
-            <w:tcBorders>
-              <w:top w:val="single" w:sz="8" w:space="0" w:color="000000"/>
-              <w:left w:val="single" w:sz="8" w:space="0" w:color="000000"/>
-              <w:bottom w:val="single" w:sz="8" w:space="0" w:color="000000"/>
-              <w:right w:val="single" w:sz="8" w:space="0" w:color="000000"/>
-            </w:tcBorders>
-            <w:vAlign w:val="center"/>
-          </w:tcPr>
-          <w:p>
-            <w:pPr>
+            <w:tcW w:w="4309" w:type="dxa"/>
+            <w:tcBorders>
+              <w:top w:val="single" w:sz="8" w:space="0" w:color="000000"/>
+              <w:left w:val="single" w:sz="8" w:space="0" w:color="000000"/>
+              <w:bottom w:val="single" w:sz="8" w:space="0" w:color="000000"/>
+              <w:right w:val="single" w:sz="8" w:space="0" w:color="000000"/>
+            </w:tcBorders>
+            <w:vAlign w:val="center"/>
+          </w:tcPr>
+          <w:p>
+            <w:pPr>
+              <w:keepNext/>
               <w:jc w:val="center"/>
               <w:rPr>
                 <w:sz w:val="24"/>
@@ -6970,17 +7118,18 @@
         </w:tc>
         <w:tc>
           <w:tcPr>
-            <w:tcW w:w="2248" w:type="dxa"/>
-            <w:tcBorders>
-              <w:top w:val="single" w:sz="8" w:space="0" w:color="000000"/>
-              <w:left w:val="single" w:sz="8" w:space="0" w:color="000000"/>
-              <w:bottom w:val="single" w:sz="8" w:space="0" w:color="000000"/>
-              <w:right w:val="single" w:sz="8" w:space="0" w:color="000000"/>
-            </w:tcBorders>
-            <w:vAlign w:val="center"/>
-          </w:tcPr>
-          <w:p>
-            <w:pPr>
+            <w:tcW w:w="1927" w:type="dxa"/>
+            <w:tcBorders>
+              <w:top w:val="single" w:sz="8" w:space="0" w:color="000000"/>
+              <w:left w:val="single" w:sz="8" w:space="0" w:color="000000"/>
+              <w:bottom w:val="single" w:sz="8" w:space="0" w:color="000000"/>
+              <w:right w:val="single" w:sz="8" w:space="0" w:color="000000"/>
+            </w:tcBorders>
+            <w:vAlign w:val="center"/>
+          </w:tcPr>
+          <w:p>
+            <w:pPr>
+              <w:keepNext/>
               <w:jc w:val="center"/>
               <w:rPr>
                 <w:sz w:val="24"/>
@@ -7000,17 +7149,18 @@
         </w:tc>
         <w:tc>
           <w:tcPr>
-            <w:tcW w:w="3913" w:type="dxa"/>
-            <w:tcBorders>
-              <w:top w:val="single" w:sz="8" w:space="0" w:color="000000"/>
-              <w:left w:val="single" w:sz="8" w:space="0" w:color="000000"/>
-              <w:bottom w:val="single" w:sz="8" w:space="0" w:color="000000"/>
-              <w:right w:val="single" w:sz="8" w:space="0" w:color="000000"/>
-            </w:tcBorders>
-            <w:vAlign w:val="center"/>
-          </w:tcPr>
-          <w:p>
-            <w:pPr>
+            <w:tcW w:w="2835" w:type="dxa"/>
+            <w:tcBorders>
+              <w:top w:val="single" w:sz="8" w:space="0" w:color="000000"/>
+              <w:left w:val="single" w:sz="8" w:space="0" w:color="000000"/>
+              <w:bottom w:val="single" w:sz="8" w:space="0" w:color="000000"/>
+              <w:right w:val="single" w:sz="8" w:space="0" w:color="000000"/>
+            </w:tcBorders>
+            <w:vAlign w:val="center"/>
+          </w:tcPr>
+          <w:p>
+            <w:pPr>
+              <w:keepNext/>
               <w:jc w:val="center"/>
               <w:rPr>
                 <w:sz w:val="24"/>
@@ -7031,39 +7181,40 @@
       </w:tr>
       <w:tr>
         <w:trPr>
+          <w:cantSplit/>
           <w:jc w:val="center"/>
         </w:trPr>
         <w:tc>
           <w:tcPr>
-            <w:tcW w:w="3367" w:type="dxa"/>
-            <w:tcBorders>
-              <w:top w:val="single" w:sz="8" w:space="0" w:color="000000"/>
-              <w:left w:val="single" w:sz="8" w:space="0" w:color="000000"/>
-              <w:bottom w:val="single" w:sz="8" w:space="0" w:color="000000"/>
-              <w:right w:val="single" w:sz="8" w:space="0" w:color="000000"/>
-            </w:tcBorders>
-            <w:vAlign w:val="center"/>
-          </w:tcPr>
-          <w:p>
-            <w:pPr>
-              <w:rPr>
-                <w:sz w:val="24"/>
-                <w:szCs w:val="24"/>
-              </w:rPr>
-            </w:pPr>
-            <w:r>
-              <w:rPr>
-                <w:b w:val="0"/>
-                <w:sz w:val="24"/>
-                <w:szCs w:val="24"/>
-              </w:rPr>
-              <w:t>1. Ajukan permintaan akses lewat tiket GLPI dengan menyebut dokumen dan kebutuhan kerjanya (butir 4.14).</w:t>
-            </w:r>
-          </w:p>
-        </w:tc>
-        <w:tc>
-          <w:tcPr>
-            <w:tcW w:w="2248" w:type="dxa"/>
+            <w:tcW w:w="4309" w:type="dxa"/>
+            <w:tcBorders>
+              <w:top w:val="single" w:sz="8" w:space="0" w:color="000000"/>
+              <w:left w:val="single" w:sz="8" w:space="0" w:color="000000"/>
+              <w:bottom w:val="single" w:sz="8" w:space="0" w:color="000000"/>
+              <w:right w:val="single" w:sz="8" w:space="0" w:color="000000"/>
+            </w:tcBorders>
+            <w:vAlign w:val="center"/>
+          </w:tcPr>
+          <w:p>
+            <w:pPr>
+              <w:rPr>
+                <w:sz w:val="24"/>
+                <w:szCs w:val="24"/>
+              </w:rPr>
+            </w:pPr>
+            <w:r>
+              <w:rPr>
+                <w:b w:val="0"/>
+                <w:sz w:val="24"/>
+                <w:szCs w:val="24"/>
+              </w:rPr>
+              <w:t>1. Ajukan permintaan akses melalui ticket GLPI dengan menyebut dokumen dan kebutuhan kerjanya (butir 4.14).</w:t>
+            </w:r>
+          </w:p>
+        </w:tc>
+        <w:tc>
+          <w:tcPr>
+            <w:tcW w:w="1927" w:type="dxa"/>
             <w:tcBorders>
               <w:top w:val="single" w:sz="8" w:space="0" w:color="000000"/>
               <w:left w:val="single" w:sz="8" w:space="0" w:color="000000"/>
@@ -7091,41 +7242,42 @@
         </w:tc>
         <w:tc>
           <w:tcPr>
-            <w:tcW w:w="3913" w:type="dxa"/>
-            <w:tcBorders>
-              <w:top w:val="single" w:sz="8" w:space="0" w:color="000000"/>
-              <w:left w:val="single" w:sz="8" w:space="0" w:color="000000"/>
-              <w:bottom w:val="single" w:sz="8" w:space="0" w:color="000000"/>
-              <w:right w:val="single" w:sz="8" w:space="0" w:color="000000"/>
-            </w:tcBorders>
-            <w:vAlign w:val="center"/>
-          </w:tcPr>
-          <w:p>
-            <w:pPr>
-              <w:jc w:val="both"/>
-              <w:rPr>
-                <w:sz w:val="24"/>
-                <w:szCs w:val="24"/>
-              </w:rPr>
-            </w:pPr>
-            <w:r>
-              <w:rPr>
-                <w:b w:val="0"/>
-                <w:sz w:val="24"/>
-                <w:szCs w:val="24"/>
-              </w:rPr>
-              <w:t>Tiket permintaan akses di GLPI</w:t>
+            <w:tcW w:w="2835" w:type="dxa"/>
+            <w:tcBorders>
+              <w:top w:val="single" w:sz="8" w:space="0" w:color="000000"/>
+              <w:left w:val="single" w:sz="8" w:space="0" w:color="000000"/>
+              <w:bottom w:val="single" w:sz="8" w:space="0" w:color="000000"/>
+              <w:right w:val="single" w:sz="8" w:space="0" w:color="000000"/>
+            </w:tcBorders>
+            <w:vAlign w:val="center"/>
+          </w:tcPr>
+          <w:p>
+            <w:pPr>
+              <w:jc w:val="left"/>
+              <w:rPr>
+                <w:sz w:val="24"/>
+                <w:szCs w:val="24"/>
+              </w:rPr>
+            </w:pPr>
+            <w:r>
+              <w:rPr>
+                <w:b w:val="0"/>
+                <w:sz w:val="24"/>
+                <w:szCs w:val="24"/>
+              </w:rPr>
+              <w:t>Ticket permintaan akses di GLPI</w:t>
             </w:r>
           </w:p>
         </w:tc>
       </w:tr>
       <w:tr>
         <w:trPr>
+          <w:cantSplit/>
           <w:jc w:val="center"/>
         </w:trPr>
         <w:tc>
           <w:tcPr>
-            <w:tcW w:w="3367" w:type="dxa"/>
+            <w:tcW w:w="4309" w:type="dxa"/>
             <w:tcBorders>
               <w:top w:val="single" w:sz="8" w:space="0" w:color="000000"/>
               <w:left w:val="single" w:sz="8" w:space="0" w:color="000000"/>
@@ -7153,7 +7305,7 @@
         </w:tc>
         <w:tc>
           <w:tcPr>
-            <w:tcW w:w="2248" w:type="dxa"/>
+            <w:tcW w:w="1927" w:type="dxa"/>
             <w:tcBorders>
               <w:top w:val="single" w:sz="8" w:space="0" w:color="000000"/>
               <w:left w:val="single" w:sz="8" w:space="0" w:color="000000"/>
@@ -7181,18 +7333,18 @@
         </w:tc>
         <w:tc>
           <w:tcPr>
-            <w:tcW w:w="3913" w:type="dxa"/>
-            <w:tcBorders>
-              <w:top w:val="single" w:sz="8" w:space="0" w:color="000000"/>
-              <w:left w:val="single" w:sz="8" w:space="0" w:color="000000"/>
-              <w:bottom w:val="single" w:sz="8" w:space="0" w:color="000000"/>
-              <w:right w:val="single" w:sz="8" w:space="0" w:color="000000"/>
-            </w:tcBorders>
-            <w:vAlign w:val="center"/>
-          </w:tcPr>
-          <w:p>
-            <w:pPr>
-              <w:jc w:val="both"/>
+            <w:tcW w:w="2835" w:type="dxa"/>
+            <w:tcBorders>
+              <w:top w:val="single" w:sz="8" w:space="0" w:color="000000"/>
+              <w:left w:val="single" w:sz="8" w:space="0" w:color="000000"/>
+              <w:bottom w:val="single" w:sz="8" w:space="0" w:color="000000"/>
+              <w:right w:val="single" w:sz="8" w:space="0" w:color="000000"/>
+            </w:tcBorders>
+            <w:vAlign w:val="center"/>
+          </w:tcPr>
+          <w:p>
+            <w:pPr>
+              <w:jc w:val="left"/>
               <w:rPr>
                 <w:sz w:val="24"/>
                 <w:szCs w:val="24"/>
@@ -7211,11 +7363,12 @@
       </w:tr>
       <w:tr>
         <w:trPr>
+          <w:cantSplit/>
           <w:jc w:val="center"/>
         </w:trPr>
         <w:tc>
           <w:tcPr>
-            <w:tcW w:w="3367" w:type="dxa"/>
+            <w:tcW w:w="4309" w:type="dxa"/>
             <w:tcBorders>
               <w:top w:val="single" w:sz="8" w:space="0" w:color="000000"/>
               <w:left w:val="single" w:sz="8" w:space="0" w:color="000000"/>
@@ -7243,7 +7396,7 @@
         </w:tc>
         <w:tc>
           <w:tcPr>
-            <w:tcW w:w="2248" w:type="dxa"/>
+            <w:tcW w:w="1927" w:type="dxa"/>
             <w:tcBorders>
               <w:top w:val="single" w:sz="8" w:space="0" w:color="000000"/>
               <w:left w:val="single" w:sz="8" w:space="0" w:color="000000"/>
@@ -7271,18 +7424,18 @@
         </w:tc>
         <w:tc>
           <w:tcPr>
-            <w:tcW w:w="3913" w:type="dxa"/>
-            <w:tcBorders>
-              <w:top w:val="single" w:sz="8" w:space="0" w:color="000000"/>
-              <w:left w:val="single" w:sz="8" w:space="0" w:color="000000"/>
-              <w:bottom w:val="single" w:sz="8" w:space="0" w:color="000000"/>
-              <w:right w:val="single" w:sz="8" w:space="0" w:color="000000"/>
-            </w:tcBorders>
-            <w:vAlign w:val="center"/>
-          </w:tcPr>
-          <w:p>
-            <w:pPr>
-              <w:jc w:val="both"/>
+            <w:tcW w:w="2835" w:type="dxa"/>
+            <w:tcBorders>
+              <w:top w:val="single" w:sz="8" w:space="0" w:color="000000"/>
+              <w:left w:val="single" w:sz="8" w:space="0" w:color="000000"/>
+              <w:bottom w:val="single" w:sz="8" w:space="0" w:color="000000"/>
+              <w:right w:val="single" w:sz="8" w:space="0" w:color="000000"/>
+            </w:tcBorders>
+            <w:vAlign w:val="center"/>
+          </w:tcPr>
+          <w:p>
+            <w:pPr>
+              <w:jc w:val="left"/>
               <w:rPr>
                 <w:sz w:val="24"/>
                 <w:szCs w:val="24"/>
@@ -7301,39 +7454,40 @@
       </w:tr>
       <w:tr>
         <w:trPr>
+          <w:cantSplit/>
           <w:jc w:val="center"/>
         </w:trPr>
         <w:tc>
           <w:tcPr>
-            <w:tcW w:w="3367" w:type="dxa"/>
-            <w:tcBorders>
-              <w:top w:val="single" w:sz="8" w:space="0" w:color="000000"/>
-              <w:left w:val="single" w:sz="8" w:space="0" w:color="000000"/>
-              <w:bottom w:val="single" w:sz="8" w:space="0" w:color="000000"/>
-              <w:right w:val="single" w:sz="8" w:space="0" w:color="000000"/>
-            </w:tcBorders>
-            <w:vAlign w:val="center"/>
-          </w:tcPr>
-          <w:p>
-            <w:pPr>
-              <w:rPr>
-                <w:sz w:val="24"/>
-                <w:szCs w:val="24"/>
-              </w:rPr>
-            </w:pPr>
-            <w:r>
-              <w:rPr>
-                <w:b w:val="0"/>
-                <w:sz w:val="24"/>
-                <w:szCs w:val="24"/>
-              </w:rPr>
-              <w:t>4. Tutup tiket dengan catatan akses yang diberikan atau alasan penolakan.</w:t>
-            </w:r>
-          </w:p>
-        </w:tc>
-        <w:tc>
-          <w:tcPr>
-            <w:tcW w:w="2248" w:type="dxa"/>
+            <w:tcW w:w="4309" w:type="dxa"/>
+            <w:tcBorders>
+              <w:top w:val="single" w:sz="8" w:space="0" w:color="000000"/>
+              <w:left w:val="single" w:sz="8" w:space="0" w:color="000000"/>
+              <w:bottom w:val="single" w:sz="8" w:space="0" w:color="000000"/>
+              <w:right w:val="single" w:sz="8" w:space="0" w:color="000000"/>
+            </w:tcBorders>
+            <w:vAlign w:val="center"/>
+          </w:tcPr>
+          <w:p>
+            <w:pPr>
+              <w:rPr>
+                <w:sz w:val="24"/>
+                <w:szCs w:val="24"/>
+              </w:rPr>
+            </w:pPr>
+            <w:r>
+              <w:rPr>
+                <w:b w:val="0"/>
+                <w:sz w:val="24"/>
+                <w:szCs w:val="24"/>
+              </w:rPr>
+              <w:t>4. Tutup ticket dengan catatan akses yang diberikan atau alasan penolakan.</w:t>
+            </w:r>
+          </w:p>
+        </w:tc>
+        <w:tc>
+          <w:tcPr>
+            <w:tcW w:w="1927" w:type="dxa"/>
             <w:tcBorders>
               <w:top w:val="single" w:sz="8" w:space="0" w:color="000000"/>
               <w:left w:val="single" w:sz="8" w:space="0" w:color="000000"/>
@@ -7361,41 +7515,42 @@
         </w:tc>
         <w:tc>
           <w:tcPr>
-            <w:tcW w:w="3913" w:type="dxa"/>
-            <w:tcBorders>
-              <w:top w:val="single" w:sz="8" w:space="0" w:color="000000"/>
-              <w:left w:val="single" w:sz="8" w:space="0" w:color="000000"/>
-              <w:bottom w:val="single" w:sz="8" w:space="0" w:color="000000"/>
-              <w:right w:val="single" w:sz="8" w:space="0" w:color="000000"/>
-            </w:tcBorders>
-            <w:vAlign w:val="center"/>
-          </w:tcPr>
-          <w:p>
-            <w:pPr>
-              <w:jc w:val="both"/>
-              <w:rPr>
-                <w:sz w:val="24"/>
-                <w:szCs w:val="24"/>
-              </w:rPr>
-            </w:pPr>
-            <w:r>
-              <w:rPr>
-                <w:b w:val="0"/>
-                <w:sz w:val="24"/>
-                <w:szCs w:val="24"/>
-              </w:rPr>
-              <w:t>Tiket permintaan akses tertutup</w:t>
+            <w:tcW w:w="2835" w:type="dxa"/>
+            <w:tcBorders>
+              <w:top w:val="single" w:sz="8" w:space="0" w:color="000000"/>
+              <w:left w:val="single" w:sz="8" w:space="0" w:color="000000"/>
+              <w:bottom w:val="single" w:sz="8" w:space="0" w:color="000000"/>
+              <w:right w:val="single" w:sz="8" w:space="0" w:color="000000"/>
+            </w:tcBorders>
+            <w:vAlign w:val="center"/>
+          </w:tcPr>
+          <w:p>
+            <w:pPr>
+              <w:jc w:val="left"/>
+              <w:rPr>
+                <w:sz w:val="24"/>
+                <w:szCs w:val="24"/>
+              </w:rPr>
+            </w:pPr>
+            <w:r>
+              <w:rPr>
+                <w:b w:val="0"/>
+                <w:sz w:val="24"/>
+                <w:szCs w:val="24"/>
+              </w:rPr>
+              <w:t>Ticket permintaan akses tertutup</w:t>
             </w:r>
           </w:p>
         </w:tc>
       </w:tr>
       <w:tr>
         <w:trPr>
+          <w:cantSplit/>
           <w:jc w:val="center"/>
         </w:trPr>
         <w:tc>
           <w:tcPr>
-            <w:tcW w:w="3367" w:type="dxa"/>
+            <w:tcW w:w="4309" w:type="dxa"/>
             <w:tcBorders>
               <w:top w:val="single" w:sz="8" w:space="0" w:color="000000"/>
               <w:left w:val="single" w:sz="8" w:space="0" w:color="000000"/>
@@ -7423,7 +7578,7 @@
         </w:tc>
         <w:tc>
           <w:tcPr>
-            <w:tcW w:w="2248" w:type="dxa"/>
+            <w:tcW w:w="1927" w:type="dxa"/>
             <w:tcBorders>
               <w:top w:val="single" w:sz="8" w:space="0" w:color="000000"/>
               <w:left w:val="single" w:sz="8" w:space="0" w:color="000000"/>
@@ -7451,69 +7606,70 @@
         </w:tc>
         <w:tc>
           <w:tcPr>
-            <w:tcW w:w="3913" w:type="dxa"/>
-            <w:tcBorders>
-              <w:top w:val="single" w:sz="8" w:space="0" w:color="000000"/>
-              <w:left w:val="single" w:sz="8" w:space="0" w:color="000000"/>
-              <w:bottom w:val="single" w:sz="8" w:space="0" w:color="000000"/>
-              <w:right w:val="single" w:sz="8" w:space="0" w:color="000000"/>
-            </w:tcBorders>
-            <w:vAlign w:val="center"/>
-          </w:tcPr>
-          <w:p>
-            <w:pPr>
-              <w:jc w:val="both"/>
-              <w:rPr>
-                <w:sz w:val="24"/>
-                <w:szCs w:val="24"/>
-              </w:rPr>
-            </w:pPr>
-            <w:r>
-              <w:rPr>
-                <w:b w:val="0"/>
-                <w:sz w:val="24"/>
-                <w:szCs w:val="24"/>
-              </w:rPr>
-              <w:t>Hasil tinjauan daftar akses</w:t>
+            <w:tcW w:w="2835" w:type="dxa"/>
+            <w:tcBorders>
+              <w:top w:val="single" w:sz="8" w:space="0" w:color="000000"/>
+              <w:left w:val="single" w:sz="8" w:space="0" w:color="000000"/>
+              <w:bottom w:val="single" w:sz="8" w:space="0" w:color="000000"/>
+              <w:right w:val="single" w:sz="8" w:space="0" w:color="000000"/>
+            </w:tcBorders>
+            <w:vAlign w:val="center"/>
+          </w:tcPr>
+          <w:p>
+            <w:pPr>
+              <w:jc w:val="left"/>
+              <w:rPr>
+                <w:sz w:val="24"/>
+                <w:szCs w:val="24"/>
+              </w:rPr>
+            </w:pPr>
+            <w:r>
+              <w:rPr>
+                <w:b w:val="0"/>
+                <w:sz w:val="24"/>
+                <w:szCs w:val="24"/>
+              </w:rPr>
+              <w:t>Hasil review daftar akses</w:t>
             </w:r>
           </w:p>
         </w:tc>
       </w:tr>
       <w:tr>
         <w:trPr>
+          <w:cantSplit/>
           <w:jc w:val="center"/>
         </w:trPr>
         <w:tc>
           <w:tcPr>
-            <w:tcW w:w="3367" w:type="dxa"/>
-            <w:tcBorders>
-              <w:top w:val="single" w:sz="8" w:space="0" w:color="000000"/>
-              <w:left w:val="single" w:sz="8" w:space="0" w:color="000000"/>
-              <w:bottom w:val="single" w:sz="8" w:space="0" w:color="000000"/>
-              <w:right w:val="single" w:sz="8" w:space="0" w:color="000000"/>
-            </w:tcBorders>
-            <w:vAlign w:val="center"/>
-          </w:tcPr>
-          <w:p>
-            <w:pPr>
-              <w:rPr>
-                <w:sz w:val="24"/>
-                <w:szCs w:val="24"/>
-              </w:rPr>
-            </w:pPr>
-            <w:r>
-              <w:rPr>
-                <w:b w:val="0"/>
-                <w:sz w:val="24"/>
-                <w:szCs w:val="24"/>
-              </w:rPr>
-              <w:t>6. Cabut akses saat peran penerima akses berakhir, atau saat tinjauan menunjukkan akses itu tidak lagi dibutuhkan (butir 4.15).</w:t>
-            </w:r>
-          </w:p>
-        </w:tc>
-        <w:tc>
-          <w:tcPr>
-            <w:tcW w:w="2248" w:type="dxa"/>
+            <w:tcW w:w="4309" w:type="dxa"/>
+            <w:tcBorders>
+              <w:top w:val="single" w:sz="8" w:space="0" w:color="000000"/>
+              <w:left w:val="single" w:sz="8" w:space="0" w:color="000000"/>
+              <w:bottom w:val="single" w:sz="8" w:space="0" w:color="000000"/>
+              <w:right w:val="single" w:sz="8" w:space="0" w:color="000000"/>
+            </w:tcBorders>
+            <w:vAlign w:val="center"/>
+          </w:tcPr>
+          <w:p>
+            <w:pPr>
+              <w:rPr>
+                <w:sz w:val="24"/>
+                <w:szCs w:val="24"/>
+              </w:rPr>
+            </w:pPr>
+            <w:r>
+              <w:rPr>
+                <w:b w:val="0"/>
+                <w:sz w:val="24"/>
+                <w:szCs w:val="24"/>
+              </w:rPr>
+              <w:t>6. Cabut akses saat peran penerima akses berakhir, atau saat review menunjukkan akses itu tidak lagi dibutuhkan (butir 4.15).</w:t>
+            </w:r>
+          </w:p>
+        </w:tc>
+        <w:tc>
+          <w:tcPr>
+            <w:tcW w:w="1927" w:type="dxa"/>
             <w:tcBorders>
               <w:top w:val="single" w:sz="8" w:space="0" w:color="000000"/>
               <w:left w:val="single" w:sz="8" w:space="0" w:color="000000"/>
@@ -7541,18 +7697,18 @@
         </w:tc>
         <w:tc>
           <w:tcPr>
-            <w:tcW w:w="3913" w:type="dxa"/>
-            <w:tcBorders>
-              <w:top w:val="single" w:sz="8" w:space="0" w:color="000000"/>
-              <w:left w:val="single" w:sz="8" w:space="0" w:color="000000"/>
-              <w:bottom w:val="single" w:sz="8" w:space="0" w:color="000000"/>
-              <w:right w:val="single" w:sz="8" w:space="0" w:color="000000"/>
-            </w:tcBorders>
-            <w:vAlign w:val="center"/>
-          </w:tcPr>
-          <w:p>
-            <w:pPr>
-              <w:jc w:val="both"/>
+            <w:tcW w:w="2835" w:type="dxa"/>
+            <w:tcBorders>
+              <w:top w:val="single" w:sz="8" w:space="0" w:color="000000"/>
+              <w:left w:val="single" w:sz="8" w:space="0" w:color="000000"/>
+              <w:bottom w:val="single" w:sz="8" w:space="0" w:color="000000"/>
+              <w:right w:val="single" w:sz="8" w:space="0" w:color="000000"/>
+            </w:tcBorders>
+            <w:vAlign w:val="center"/>
+          </w:tcPr>
+          <w:p>
+            <w:pPr>
+              <w:jc w:val="left"/>
               <w:rPr>
                 <w:sz w:val="24"/>
                 <w:szCs w:val="24"/>
@@ -7571,39 +7727,40 @@
       </w:tr>
       <w:tr>
         <w:trPr>
+          <w:cantSplit/>
           <w:jc w:val="center"/>
         </w:trPr>
         <w:tc>
           <w:tcPr>
-            <w:tcW w:w="3367" w:type="dxa"/>
-            <w:tcBorders>
-              <w:top w:val="single" w:sz="8" w:space="0" w:color="000000"/>
-              <w:left w:val="single" w:sz="8" w:space="0" w:color="000000"/>
-              <w:bottom w:val="single" w:sz="8" w:space="0" w:color="000000"/>
-              <w:right w:val="single" w:sz="8" w:space="0" w:color="000000"/>
-            </w:tcBorders>
-            <w:vAlign w:val="center"/>
-          </w:tcPr>
-          <w:p>
-            <w:pPr>
-              <w:rPr>
-                <w:sz w:val="24"/>
-                <w:szCs w:val="24"/>
-              </w:rPr>
-            </w:pPr>
-            <w:r>
-              <w:rPr>
-                <w:b w:val="0"/>
-                <w:sz w:val="24"/>
-                <w:szCs w:val="24"/>
-              </w:rPr>
-              <w:t>7. Setujui pembagian dokumen RESTRICTED (Internal) ke pihak luar hanya bila NDA atau kontrak yang berlaku sudah ada (butir 4.18).</w:t>
-            </w:r>
-          </w:p>
-        </w:tc>
-        <w:tc>
-          <w:tcPr>
-            <w:tcW w:w="2248" w:type="dxa"/>
+            <w:tcW w:w="4309" w:type="dxa"/>
+            <w:tcBorders>
+              <w:top w:val="single" w:sz="8" w:space="0" w:color="000000"/>
+              <w:left w:val="single" w:sz="8" w:space="0" w:color="000000"/>
+              <w:bottom w:val="single" w:sz="8" w:space="0" w:color="000000"/>
+              <w:right w:val="single" w:sz="8" w:space="0" w:color="000000"/>
+            </w:tcBorders>
+            <w:vAlign w:val="center"/>
+          </w:tcPr>
+          <w:p>
+            <w:pPr>
+              <w:rPr>
+                <w:sz w:val="24"/>
+                <w:szCs w:val="24"/>
+              </w:rPr>
+            </w:pPr>
+            <w:r>
+              <w:rPr>
+                <w:b w:val="0"/>
+                <w:sz w:val="24"/>
+                <w:szCs w:val="24"/>
+              </w:rPr>
+              <w:t>7. Setujui pembagian dokumen RESTRICTED (Internal) ke pihak luar hanya jika NDA atau kontrak yang berlaku sudah ada (butir 4.18).</w:t>
+            </w:r>
+          </w:p>
+        </w:tc>
+        <w:tc>
+          <w:tcPr>
+            <w:tcW w:w="1927" w:type="dxa"/>
             <w:tcBorders>
               <w:top w:val="single" w:sz="8" w:space="0" w:color="000000"/>
               <w:left w:val="single" w:sz="8" w:space="0" w:color="000000"/>
@@ -7631,18 +7788,18 @@
         </w:tc>
         <w:tc>
           <w:tcPr>
-            <w:tcW w:w="3913" w:type="dxa"/>
-            <w:tcBorders>
-              <w:top w:val="single" w:sz="8" w:space="0" w:color="000000"/>
-              <w:left w:val="single" w:sz="8" w:space="0" w:color="000000"/>
-              <w:bottom w:val="single" w:sz="8" w:space="0" w:color="000000"/>
-              <w:right w:val="single" w:sz="8" w:space="0" w:color="000000"/>
-            </w:tcBorders>
-            <w:vAlign w:val="center"/>
-          </w:tcPr>
-          <w:p>
-            <w:pPr>
-              <w:jc w:val="both"/>
+            <w:tcW w:w="2835" w:type="dxa"/>
+            <w:tcBorders>
+              <w:top w:val="single" w:sz="8" w:space="0" w:color="000000"/>
+              <w:left w:val="single" w:sz="8" w:space="0" w:color="000000"/>
+              <w:bottom w:val="single" w:sz="8" w:space="0" w:color="000000"/>
+              <w:right w:val="single" w:sz="8" w:space="0" w:color="000000"/>
+            </w:tcBorders>
+            <w:vAlign w:val="center"/>
+          </w:tcPr>
+          <w:p>
+            <w:pPr>
+              <w:jc w:val="left"/>
               <w:rPr>
                 <w:sz w:val="24"/>
                 <w:szCs w:val="24"/>
@@ -7699,6 +7856,7 @@
     </w:p>
     <w:p>
       <w:pPr>
+        <w:keepNext/>
         <w:pBdr>
           <w:top w:val="nil"/>
           <w:left w:val="nil"/>
@@ -7718,7 +7876,7 @@
           <w:sz w:val="24"/>
           <w:szCs w:val="24"/>
         </w:rPr>
-        <w:t xml:space="preserve">Langkah 1 dan 2 dijalankan saat SOP ini disahkan dan pada tiap peninjauan SOP. Langkah 3 sampai 6 dijalankan setiap bulan.</w:t>
+        <w:t xml:space="preserve">Langkah 1 dan 2 dijalankan saat SOP ini disahkan dan pada tiap review SOP. Langkah 3 sampai 6 dijalankan setiap bulan.</w:t>
       </w:r>
     </w:p>
     <w:tbl>
@@ -7731,27 +7889,30 @@
         <w:tblLook w:val="0400" w:firstRow="0" w:lastRow="0" w:firstColumn="0" w:lastColumn="0" w:noHBand="0" w:noVBand="1"/>
       </w:tblPr>
       <w:tblGrid>
-        <w:gridCol w:w="3367"/>
-        <w:gridCol w:w="2248"/>
-        <w:gridCol w:w="3913"/>
+        <w:gridCol w:w="4309"/>
+        <w:gridCol w:w="1927"/>
+        <w:gridCol w:w="2835"/>
       </w:tblGrid>
       <w:tr>
         <w:trPr>
+          <w:cantSplit/>
+          <w:tblHeader/>
           <w:jc w:val="center"/>
         </w:trPr>
         <w:tc>
           <w:tcPr>
-            <w:tcW w:w="3367" w:type="dxa"/>
-            <w:tcBorders>
-              <w:top w:val="single" w:sz="8" w:space="0" w:color="000000"/>
-              <w:left w:val="single" w:sz="8" w:space="0" w:color="000000"/>
-              <w:bottom w:val="single" w:sz="8" w:space="0" w:color="000000"/>
-              <w:right w:val="single" w:sz="8" w:space="0" w:color="000000"/>
-            </w:tcBorders>
-            <w:vAlign w:val="center"/>
-          </w:tcPr>
-          <w:p>
-            <w:pPr>
+            <w:tcW w:w="4309" w:type="dxa"/>
+            <w:tcBorders>
+              <w:top w:val="single" w:sz="8" w:space="0" w:color="000000"/>
+              <w:left w:val="single" w:sz="8" w:space="0" w:color="000000"/>
+              <w:bottom w:val="single" w:sz="8" w:space="0" w:color="000000"/>
+              <w:right w:val="single" w:sz="8" w:space="0" w:color="000000"/>
+            </w:tcBorders>
+            <w:vAlign w:val="center"/>
+          </w:tcPr>
+          <w:p>
+            <w:pPr>
+              <w:keepNext/>
               <w:jc w:val="center"/>
               <w:rPr>
                 <w:sz w:val="24"/>
@@ -7771,17 +7932,18 @@
         </w:tc>
         <w:tc>
           <w:tcPr>
-            <w:tcW w:w="2248" w:type="dxa"/>
-            <w:tcBorders>
-              <w:top w:val="single" w:sz="8" w:space="0" w:color="000000"/>
-              <w:left w:val="single" w:sz="8" w:space="0" w:color="000000"/>
-              <w:bottom w:val="single" w:sz="8" w:space="0" w:color="000000"/>
-              <w:right w:val="single" w:sz="8" w:space="0" w:color="000000"/>
-            </w:tcBorders>
-            <w:vAlign w:val="center"/>
-          </w:tcPr>
-          <w:p>
-            <w:pPr>
+            <w:tcW w:w="1927" w:type="dxa"/>
+            <w:tcBorders>
+              <w:top w:val="single" w:sz="8" w:space="0" w:color="000000"/>
+              <w:left w:val="single" w:sz="8" w:space="0" w:color="000000"/>
+              <w:bottom w:val="single" w:sz="8" w:space="0" w:color="000000"/>
+              <w:right w:val="single" w:sz="8" w:space="0" w:color="000000"/>
+            </w:tcBorders>
+            <w:vAlign w:val="center"/>
+          </w:tcPr>
+          <w:p>
+            <w:pPr>
+              <w:keepNext/>
               <w:jc w:val="center"/>
               <w:rPr>
                 <w:sz w:val="24"/>
@@ -7801,17 +7963,18 @@
         </w:tc>
         <w:tc>
           <w:tcPr>
-            <w:tcW w:w="3913" w:type="dxa"/>
-            <w:tcBorders>
-              <w:top w:val="single" w:sz="8" w:space="0" w:color="000000"/>
-              <w:left w:val="single" w:sz="8" w:space="0" w:color="000000"/>
-              <w:bottom w:val="single" w:sz="8" w:space="0" w:color="000000"/>
-              <w:right w:val="single" w:sz="8" w:space="0" w:color="000000"/>
-            </w:tcBorders>
-            <w:vAlign w:val="center"/>
-          </w:tcPr>
-          <w:p>
-            <w:pPr>
+            <w:tcW w:w="2835" w:type="dxa"/>
+            <w:tcBorders>
+              <w:top w:val="single" w:sz="8" w:space="0" w:color="000000"/>
+              <w:left w:val="single" w:sz="8" w:space="0" w:color="000000"/>
+              <w:bottom w:val="single" w:sz="8" w:space="0" w:color="000000"/>
+              <w:right w:val="single" w:sz="8" w:space="0" w:color="000000"/>
+            </w:tcBorders>
+            <w:vAlign w:val="center"/>
+          </w:tcPr>
+          <w:p>
+            <w:pPr>
+              <w:keepNext/>
               <w:jc w:val="center"/>
               <w:rPr>
                 <w:sz w:val="24"/>
@@ -7832,11 +7995,12 @@
       </w:tr>
       <w:tr>
         <w:trPr>
+          <w:cantSplit/>
           <w:jc w:val="center"/>
         </w:trPr>
         <w:tc>
           <w:tcPr>
-            <w:tcW w:w="3367" w:type="dxa"/>
+            <w:tcW w:w="4309" w:type="dxa"/>
             <w:tcBorders>
               <w:top w:val="single" w:sz="8" w:space="0" w:color="000000"/>
               <w:left w:val="single" w:sz="8" w:space="0" w:color="000000"/>
@@ -7864,7 +8028,7 @@
         </w:tc>
         <w:tc>
           <w:tcPr>
-            <w:tcW w:w="2248" w:type="dxa"/>
+            <w:tcW w:w="1927" w:type="dxa"/>
             <w:tcBorders>
               <w:top w:val="single" w:sz="8" w:space="0" w:color="000000"/>
               <w:left w:val="single" w:sz="8" w:space="0" w:color="000000"/>
@@ -7892,18 +8056,18 @@
         </w:tc>
         <w:tc>
           <w:tcPr>
-            <w:tcW w:w="3913" w:type="dxa"/>
-            <w:tcBorders>
-              <w:top w:val="single" w:sz="8" w:space="0" w:color="000000"/>
-              <w:left w:val="single" w:sz="8" w:space="0" w:color="000000"/>
-              <w:bottom w:val="single" w:sz="8" w:space="0" w:color="000000"/>
-              <w:right w:val="single" w:sz="8" w:space="0" w:color="000000"/>
-            </w:tcBorders>
-            <w:vAlign w:val="center"/>
-          </w:tcPr>
-          <w:p>
-            <w:pPr>
-              <w:jc w:val="both"/>
+            <w:tcW w:w="2835" w:type="dxa"/>
+            <w:tcBorders>
+              <w:top w:val="single" w:sz="8" w:space="0" w:color="000000"/>
+              <w:left w:val="single" w:sz="8" w:space="0" w:color="000000"/>
+              <w:bottom w:val="single" w:sz="8" w:space="0" w:color="000000"/>
+              <w:right w:val="single" w:sz="8" w:space="0" w:color="000000"/>
+            </w:tcBorders>
+            <w:vAlign w:val="center"/>
+          </w:tcPr>
+          <w:p>
+            <w:pPr>
+              <w:jc w:val="left"/>
               <w:rPr>
                 <w:sz w:val="24"/>
                 <w:szCs w:val="24"/>
@@ -7922,39 +8086,40 @@
       </w:tr>
       <w:tr>
         <w:trPr>
+          <w:cantSplit/>
           <w:jc w:val="center"/>
         </w:trPr>
         <w:tc>
           <w:tcPr>
-            <w:tcW w:w="3367" w:type="dxa"/>
-            <w:tcBorders>
-              <w:top w:val="single" w:sz="8" w:space="0" w:color="000000"/>
-              <w:left w:val="single" w:sz="8" w:space="0" w:color="000000"/>
-              <w:bottom w:val="single" w:sz="8" w:space="0" w:color="000000"/>
-              <w:right w:val="single" w:sz="8" w:space="0" w:color="000000"/>
-            </w:tcBorders>
-            <w:vAlign w:val="center"/>
-          </w:tcPr>
-          <w:p>
-            <w:pPr>
-              <w:rPr>
-                <w:sz w:val="24"/>
-                <w:szCs w:val="24"/>
-              </w:rPr>
-            </w:pPr>
-            <w:r>
-              <w:rPr>
-                <w:b w:val="0"/>
-                <w:sz w:val="24"/>
-                <w:szCs w:val="24"/>
-              </w:rPr>
-              <w:t>2. Ajukan periode masa retensi tiap kategori untuk disahkan lewat revisi SOP ini (prosedur 6.8).</w:t>
-            </w:r>
-          </w:p>
-        </w:tc>
-        <w:tc>
-          <w:tcPr>
-            <w:tcW w:w="2248" w:type="dxa"/>
+            <w:tcW w:w="4309" w:type="dxa"/>
+            <w:tcBorders>
+              <w:top w:val="single" w:sz="8" w:space="0" w:color="000000"/>
+              <w:left w:val="single" w:sz="8" w:space="0" w:color="000000"/>
+              <w:bottom w:val="single" w:sz="8" w:space="0" w:color="000000"/>
+              <w:right w:val="single" w:sz="8" w:space="0" w:color="000000"/>
+            </w:tcBorders>
+            <w:vAlign w:val="center"/>
+          </w:tcPr>
+          <w:p>
+            <w:pPr>
+              <w:rPr>
+                <w:sz w:val="24"/>
+                <w:szCs w:val="24"/>
+              </w:rPr>
+            </w:pPr>
+            <w:r>
+              <w:rPr>
+                <w:b w:val="0"/>
+                <w:sz w:val="24"/>
+                <w:szCs w:val="24"/>
+              </w:rPr>
+              <w:t>2. Ajukan periode masa retensi tiap kategori untuk disahkan melalui revisi SOP ini (prosedur 6.8).</w:t>
+            </w:r>
+          </w:p>
+        </w:tc>
+        <w:tc>
+          <w:tcPr>
+            <w:tcW w:w="1927" w:type="dxa"/>
             <w:tcBorders>
               <w:top w:val="single" w:sz="8" w:space="0" w:color="000000"/>
               <w:left w:val="single" w:sz="8" w:space="0" w:color="000000"/>
@@ -7982,18 +8147,18 @@
         </w:tc>
         <w:tc>
           <w:tcPr>
-            <w:tcW w:w="3913" w:type="dxa"/>
-            <w:tcBorders>
-              <w:top w:val="single" w:sz="8" w:space="0" w:color="000000"/>
-              <w:left w:val="single" w:sz="8" w:space="0" w:color="000000"/>
-              <w:bottom w:val="single" w:sz="8" w:space="0" w:color="000000"/>
-              <w:right w:val="single" w:sz="8" w:space="0" w:color="000000"/>
-            </w:tcBorders>
-            <w:vAlign w:val="center"/>
-          </w:tcPr>
-          <w:p>
-            <w:pPr>
-              <w:jc w:val="both"/>
+            <w:tcW w:w="2835" w:type="dxa"/>
+            <w:tcBorders>
+              <w:top w:val="single" w:sz="8" w:space="0" w:color="000000"/>
+              <w:left w:val="single" w:sz="8" w:space="0" w:color="000000"/>
+              <w:bottom w:val="single" w:sz="8" w:space="0" w:color="000000"/>
+              <w:right w:val="single" w:sz="8" w:space="0" w:color="000000"/>
+            </w:tcBorders>
+            <w:vAlign w:val="center"/>
+          </w:tcPr>
+          <w:p>
+            <w:pPr>
+              <w:jc w:val="left"/>
               <w:rPr>
                 <w:sz w:val="24"/>
                 <w:szCs w:val="24"/>
@@ -8012,11 +8177,12 @@
       </w:tr>
       <w:tr>
         <w:trPr>
+          <w:cantSplit/>
           <w:jc w:val="center"/>
         </w:trPr>
         <w:tc>
           <w:tcPr>
-            <w:tcW w:w="3367" w:type="dxa"/>
+            <w:tcW w:w="4309" w:type="dxa"/>
             <w:tcBorders>
               <w:top w:val="single" w:sz="8" w:space="0" w:color="000000"/>
               <w:left w:val="single" w:sz="8" w:space="0" w:color="000000"/>
@@ -8044,7 +8210,7 @@
         </w:tc>
         <w:tc>
           <w:tcPr>
-            <w:tcW w:w="2248" w:type="dxa"/>
+            <w:tcW w:w="1927" w:type="dxa"/>
             <w:tcBorders>
               <w:top w:val="single" w:sz="8" w:space="0" w:color="000000"/>
               <w:left w:val="single" w:sz="8" w:space="0" w:color="000000"/>
@@ -8072,18 +8238,18 @@
         </w:tc>
         <w:tc>
           <w:tcPr>
-            <w:tcW w:w="3913" w:type="dxa"/>
-            <w:tcBorders>
-              <w:top w:val="single" w:sz="8" w:space="0" w:color="000000"/>
-              <w:left w:val="single" w:sz="8" w:space="0" w:color="000000"/>
-              <w:bottom w:val="single" w:sz="8" w:space="0" w:color="000000"/>
-              <w:right w:val="single" w:sz="8" w:space="0" w:color="000000"/>
-            </w:tcBorders>
-            <w:vAlign w:val="center"/>
-          </w:tcPr>
-          <w:p>
-            <w:pPr>
-              <w:jc w:val="both"/>
+            <w:tcW w:w="2835" w:type="dxa"/>
+            <w:tcBorders>
+              <w:top w:val="single" w:sz="8" w:space="0" w:color="000000"/>
+              <w:left w:val="single" w:sz="8" w:space="0" w:color="000000"/>
+              <w:bottom w:val="single" w:sz="8" w:space="0" w:color="000000"/>
+              <w:right w:val="single" w:sz="8" w:space="0" w:color="000000"/>
+            </w:tcBorders>
+            <w:vAlign w:val="center"/>
+          </w:tcPr>
+          <w:p>
+            <w:pPr>
+              <w:jc w:val="left"/>
               <w:rPr>
                 <w:sz w:val="24"/>
                 <w:szCs w:val="24"/>
@@ -8102,11 +8268,12 @@
       </w:tr>
       <w:tr>
         <w:trPr>
+          <w:cantSplit/>
           <w:jc w:val="center"/>
         </w:trPr>
         <w:tc>
           <w:tcPr>
-            <w:tcW w:w="3367" w:type="dxa"/>
+            <w:tcW w:w="4309" w:type="dxa"/>
             <w:tcBorders>
               <w:top w:val="single" w:sz="8" w:space="0" w:color="000000"/>
               <w:left w:val="single" w:sz="8" w:space="0" w:color="000000"/>
@@ -8134,7 +8301,7 @@
         </w:tc>
         <w:tc>
           <w:tcPr>
-            <w:tcW w:w="2248" w:type="dxa"/>
+            <w:tcW w:w="1927" w:type="dxa"/>
             <w:tcBorders>
               <w:top w:val="single" w:sz="8" w:space="0" w:color="000000"/>
               <w:left w:val="single" w:sz="8" w:space="0" w:color="000000"/>
@@ -8162,18 +8329,18 @@
         </w:tc>
         <w:tc>
           <w:tcPr>
-            <w:tcW w:w="3913" w:type="dxa"/>
-            <w:tcBorders>
-              <w:top w:val="single" w:sz="8" w:space="0" w:color="000000"/>
-              <w:left w:val="single" w:sz="8" w:space="0" w:color="000000"/>
-              <w:bottom w:val="single" w:sz="8" w:space="0" w:color="000000"/>
-              <w:right w:val="single" w:sz="8" w:space="0" w:color="000000"/>
-            </w:tcBorders>
-            <w:vAlign w:val="center"/>
-          </w:tcPr>
-          <w:p>
-            <w:pPr>
-              <w:jc w:val="both"/>
+            <w:tcW w:w="2835" w:type="dxa"/>
+            <w:tcBorders>
+              <w:top w:val="single" w:sz="8" w:space="0" w:color="000000"/>
+              <w:left w:val="single" w:sz="8" w:space="0" w:color="000000"/>
+              <w:bottom w:val="single" w:sz="8" w:space="0" w:color="000000"/>
+              <w:right w:val="single" w:sz="8" w:space="0" w:color="000000"/>
+            </w:tcBorders>
+            <w:vAlign w:val="center"/>
+          </w:tcPr>
+          <w:p>
+            <w:pPr>
+              <w:jc w:val="left"/>
               <w:rPr>
                 <w:sz w:val="24"/>
                 <w:szCs w:val="24"/>
@@ -8192,11 +8359,12 @@
       </w:tr>
       <w:tr>
         <w:trPr>
+          <w:cantSplit/>
           <w:jc w:val="center"/>
         </w:trPr>
         <w:tc>
           <w:tcPr>
-            <w:tcW w:w="3367" w:type="dxa"/>
+            <w:tcW w:w="4309" w:type="dxa"/>
             <w:tcBorders>
               <w:top w:val="single" w:sz="8" w:space="0" w:color="000000"/>
               <w:left w:val="single" w:sz="8" w:space="0" w:color="000000"/>
@@ -8224,7 +8392,7 @@
         </w:tc>
         <w:tc>
           <w:tcPr>
-            <w:tcW w:w="2248" w:type="dxa"/>
+            <w:tcW w:w="1927" w:type="dxa"/>
             <w:tcBorders>
               <w:top w:val="single" w:sz="8" w:space="0" w:color="000000"/>
               <w:left w:val="single" w:sz="8" w:space="0" w:color="000000"/>
@@ -8252,41 +8420,42 @@
         </w:tc>
         <w:tc>
           <w:tcPr>
-            <w:tcW w:w="3913" w:type="dxa"/>
-            <w:tcBorders>
-              <w:top w:val="single" w:sz="8" w:space="0" w:color="000000"/>
-              <w:left w:val="single" w:sz="8" w:space="0" w:color="000000"/>
-              <w:bottom w:val="single" w:sz="8" w:space="0" w:color="000000"/>
-              <w:right w:val="single" w:sz="8" w:space="0" w:color="000000"/>
-            </w:tcBorders>
-            <w:vAlign w:val="center"/>
-          </w:tcPr>
-          <w:p>
-            <w:pPr>
-              <w:jc w:val="both"/>
-              <w:rPr>
-                <w:sz w:val="24"/>
-                <w:szCs w:val="24"/>
-              </w:rPr>
-            </w:pPr>
-            <w:r>
-              <w:rPr>
-                <w:b w:val="0"/>
-                <w:sz w:val="24"/>
-                <w:szCs w:val="24"/>
-              </w:rPr>
-              <w:t>Keputusan evaluasi per dokumen; persetujuan pemusnahan bila diputus dimusnahkan</w:t>
+            <w:tcW w:w="2835" w:type="dxa"/>
+            <w:tcBorders>
+              <w:top w:val="single" w:sz="8" w:space="0" w:color="000000"/>
+              <w:left w:val="single" w:sz="8" w:space="0" w:color="000000"/>
+              <w:bottom w:val="single" w:sz="8" w:space="0" w:color="000000"/>
+              <w:right w:val="single" w:sz="8" w:space="0" w:color="000000"/>
+            </w:tcBorders>
+            <w:vAlign w:val="center"/>
+          </w:tcPr>
+          <w:p>
+            <w:pPr>
+              <w:jc w:val="left"/>
+              <w:rPr>
+                <w:sz w:val="24"/>
+                <w:szCs w:val="24"/>
+              </w:rPr>
+            </w:pPr>
+            <w:r>
+              <w:rPr>
+                <w:b w:val="0"/>
+                <w:sz w:val="24"/>
+                <w:szCs w:val="24"/>
+              </w:rPr>
+              <w:t>Keputusan evaluasi per dokumen; persetujuan pemusnahan jika diputus dimusnahkan</w:t>
             </w:r>
           </w:p>
         </w:tc>
       </w:tr>
       <w:tr>
         <w:trPr>
+          <w:cantSplit/>
           <w:jc w:val="center"/>
         </w:trPr>
         <w:tc>
           <w:tcPr>
-            <w:tcW w:w="3367" w:type="dxa"/>
+            <w:tcW w:w="4309" w:type="dxa"/>
             <w:tcBorders>
               <w:top w:val="single" w:sz="8" w:space="0" w:color="000000"/>
               <w:left w:val="single" w:sz="8" w:space="0" w:color="000000"/>
@@ -8314,7 +8483,7 @@
         </w:tc>
         <w:tc>
           <w:tcPr>
-            <w:tcW w:w="2248" w:type="dxa"/>
+            <w:tcW w:w="1927" w:type="dxa"/>
             <w:tcBorders>
               <w:top w:val="single" w:sz="8" w:space="0" w:color="000000"/>
               <w:left w:val="single" w:sz="8" w:space="0" w:color="000000"/>
@@ -8342,18 +8511,18 @@
         </w:tc>
         <w:tc>
           <w:tcPr>
-            <w:tcW w:w="3913" w:type="dxa"/>
-            <w:tcBorders>
-              <w:top w:val="single" w:sz="8" w:space="0" w:color="000000"/>
-              <w:left w:val="single" w:sz="8" w:space="0" w:color="000000"/>
-              <w:bottom w:val="single" w:sz="8" w:space="0" w:color="000000"/>
-              <w:right w:val="single" w:sz="8" w:space="0" w:color="000000"/>
-            </w:tcBorders>
-            <w:vAlign w:val="center"/>
-          </w:tcPr>
-          <w:p>
-            <w:pPr>
-              <w:jc w:val="both"/>
+            <w:tcW w:w="2835" w:type="dxa"/>
+            <w:tcBorders>
+              <w:top w:val="single" w:sz="8" w:space="0" w:color="000000"/>
+              <w:left w:val="single" w:sz="8" w:space="0" w:color="000000"/>
+              <w:bottom w:val="single" w:sz="8" w:space="0" w:color="000000"/>
+              <w:right w:val="single" w:sz="8" w:space="0" w:color="000000"/>
+            </w:tcBorders>
+            <w:vAlign w:val="center"/>
+          </w:tcPr>
+          <w:p>
+            <w:pPr>
+              <w:jc w:val="left"/>
               <w:rPr>
                 <w:sz w:val="24"/>
                 <w:szCs w:val="24"/>
@@ -8410,6 +8579,7 @@
     </w:p>
     <w:p>
       <w:pPr>
+        <w:keepNext/>
         <w:pBdr>
           <w:top w:val="nil"/>
           <w:left w:val="nil"/>
@@ -8442,27 +8612,30 @@
         <w:tblLook w:val="0400" w:firstRow="0" w:lastRow="0" w:firstColumn="0" w:lastColumn="0" w:noHBand="0" w:noVBand="1"/>
       </w:tblPr>
       <w:tblGrid>
-        <w:gridCol w:w="3367"/>
-        <w:gridCol w:w="2248"/>
-        <w:gridCol w:w="3913"/>
+        <w:gridCol w:w="4309"/>
+        <w:gridCol w:w="1927"/>
+        <w:gridCol w:w="2835"/>
       </w:tblGrid>
       <w:tr>
         <w:trPr>
+          <w:cantSplit/>
+          <w:tblHeader/>
           <w:jc w:val="center"/>
         </w:trPr>
         <w:tc>
           <w:tcPr>
-            <w:tcW w:w="3367" w:type="dxa"/>
-            <w:tcBorders>
-              <w:top w:val="single" w:sz="8" w:space="0" w:color="000000"/>
-              <w:left w:val="single" w:sz="8" w:space="0" w:color="000000"/>
-              <w:bottom w:val="single" w:sz="8" w:space="0" w:color="000000"/>
-              <w:right w:val="single" w:sz="8" w:space="0" w:color="000000"/>
-            </w:tcBorders>
-            <w:vAlign w:val="center"/>
-          </w:tcPr>
-          <w:p>
-            <w:pPr>
+            <w:tcW w:w="4309" w:type="dxa"/>
+            <w:tcBorders>
+              <w:top w:val="single" w:sz="8" w:space="0" w:color="000000"/>
+              <w:left w:val="single" w:sz="8" w:space="0" w:color="000000"/>
+              <w:bottom w:val="single" w:sz="8" w:space="0" w:color="000000"/>
+              <w:right w:val="single" w:sz="8" w:space="0" w:color="000000"/>
+            </w:tcBorders>
+            <w:vAlign w:val="center"/>
+          </w:tcPr>
+          <w:p>
+            <w:pPr>
+              <w:keepNext/>
               <w:jc w:val="center"/>
               <w:rPr>
                 <w:sz w:val="24"/>
@@ -8482,17 +8655,18 @@
         </w:tc>
         <w:tc>
           <w:tcPr>
-            <w:tcW w:w="2248" w:type="dxa"/>
-            <w:tcBorders>
-              <w:top w:val="single" w:sz="8" w:space="0" w:color="000000"/>
-              <w:left w:val="single" w:sz="8" w:space="0" w:color="000000"/>
-              <w:bottom w:val="single" w:sz="8" w:space="0" w:color="000000"/>
-              <w:right w:val="single" w:sz="8" w:space="0" w:color="000000"/>
-            </w:tcBorders>
-            <w:vAlign w:val="center"/>
-          </w:tcPr>
-          <w:p>
-            <w:pPr>
+            <w:tcW w:w="1927" w:type="dxa"/>
+            <w:tcBorders>
+              <w:top w:val="single" w:sz="8" w:space="0" w:color="000000"/>
+              <w:left w:val="single" w:sz="8" w:space="0" w:color="000000"/>
+              <w:bottom w:val="single" w:sz="8" w:space="0" w:color="000000"/>
+              <w:right w:val="single" w:sz="8" w:space="0" w:color="000000"/>
+            </w:tcBorders>
+            <w:vAlign w:val="center"/>
+          </w:tcPr>
+          <w:p>
+            <w:pPr>
+              <w:keepNext/>
               <w:jc w:val="center"/>
               <w:rPr>
                 <w:sz w:val="24"/>
@@ -8512,17 +8686,18 @@
         </w:tc>
         <w:tc>
           <w:tcPr>
-            <w:tcW w:w="3913" w:type="dxa"/>
-            <w:tcBorders>
-              <w:top w:val="single" w:sz="8" w:space="0" w:color="000000"/>
-              <w:left w:val="single" w:sz="8" w:space="0" w:color="000000"/>
-              <w:bottom w:val="single" w:sz="8" w:space="0" w:color="000000"/>
-              <w:right w:val="single" w:sz="8" w:space="0" w:color="000000"/>
-            </w:tcBorders>
-            <w:vAlign w:val="center"/>
-          </w:tcPr>
-          <w:p>
-            <w:pPr>
+            <w:tcW w:w="2835" w:type="dxa"/>
+            <w:tcBorders>
+              <w:top w:val="single" w:sz="8" w:space="0" w:color="000000"/>
+              <w:left w:val="single" w:sz="8" w:space="0" w:color="000000"/>
+              <w:bottom w:val="single" w:sz="8" w:space="0" w:color="000000"/>
+              <w:right w:val="single" w:sz="8" w:space="0" w:color="000000"/>
+            </w:tcBorders>
+            <w:vAlign w:val="center"/>
+          </w:tcPr>
+          <w:p>
+            <w:pPr>
+              <w:keepNext/>
               <w:jc w:val="center"/>
               <w:rPr>
                 <w:sz w:val="24"/>
@@ -8543,11 +8718,12 @@
       </w:tr>
       <w:tr>
         <w:trPr>
+          <w:cantSplit/>
           <w:jc w:val="center"/>
         </w:trPr>
         <w:tc>
           <w:tcPr>
-            <w:tcW w:w="3367" w:type="dxa"/>
+            <w:tcW w:w="4309" w:type="dxa"/>
             <w:tcBorders>
               <w:top w:val="single" w:sz="8" w:space="0" w:color="000000"/>
               <w:left w:val="single" w:sz="8" w:space="0" w:color="000000"/>
@@ -8575,7 +8751,7 @@
         </w:tc>
         <w:tc>
           <w:tcPr>
-            <w:tcW w:w="2248" w:type="dxa"/>
+            <w:tcW w:w="1927" w:type="dxa"/>
             <w:tcBorders>
               <w:top w:val="single" w:sz="8" w:space="0" w:color="000000"/>
               <w:left w:val="single" w:sz="8" w:space="0" w:color="000000"/>
@@ -8603,18 +8779,18 @@
         </w:tc>
         <w:tc>
           <w:tcPr>
-            <w:tcW w:w="3913" w:type="dxa"/>
-            <w:tcBorders>
-              <w:top w:val="single" w:sz="8" w:space="0" w:color="000000"/>
-              <w:left w:val="single" w:sz="8" w:space="0" w:color="000000"/>
-              <w:bottom w:val="single" w:sz="8" w:space="0" w:color="000000"/>
-              <w:right w:val="single" w:sz="8" w:space="0" w:color="000000"/>
-            </w:tcBorders>
-            <w:vAlign w:val="center"/>
-          </w:tcPr>
-          <w:p>
-            <w:pPr>
-              <w:jc w:val="both"/>
+            <w:tcW w:w="2835" w:type="dxa"/>
+            <w:tcBorders>
+              <w:top w:val="single" w:sz="8" w:space="0" w:color="000000"/>
+              <w:left w:val="single" w:sz="8" w:space="0" w:color="000000"/>
+              <w:bottom w:val="single" w:sz="8" w:space="0" w:color="000000"/>
+              <w:right w:val="single" w:sz="8" w:space="0" w:color="000000"/>
+            </w:tcBorders>
+            <w:vAlign w:val="center"/>
+          </w:tcPr>
+          <w:p>
+            <w:pPr>
+              <w:jc w:val="left"/>
               <w:rPr>
                 <w:sz w:val="24"/>
                 <w:szCs w:val="24"/>
@@ -8633,11 +8809,12 @@
       </w:tr>
       <w:tr>
         <w:trPr>
+          <w:cantSplit/>
           <w:jc w:val="center"/>
         </w:trPr>
         <w:tc>
           <w:tcPr>
-            <w:tcW w:w="3367" w:type="dxa"/>
+            <w:tcW w:w="4309" w:type="dxa"/>
             <w:tcBorders>
               <w:top w:val="single" w:sz="8" w:space="0" w:color="000000"/>
               <w:left w:val="single" w:sz="8" w:space="0" w:color="000000"/>
@@ -8665,7 +8842,7 @@
         </w:tc>
         <w:tc>
           <w:tcPr>
-            <w:tcW w:w="2248" w:type="dxa"/>
+            <w:tcW w:w="1927" w:type="dxa"/>
             <w:tcBorders>
               <w:top w:val="single" w:sz="8" w:space="0" w:color="000000"/>
               <w:left w:val="single" w:sz="8" w:space="0" w:color="000000"/>
@@ -8693,18 +8870,18 @@
         </w:tc>
         <w:tc>
           <w:tcPr>
-            <w:tcW w:w="3913" w:type="dxa"/>
-            <w:tcBorders>
-              <w:top w:val="single" w:sz="8" w:space="0" w:color="000000"/>
-              <w:left w:val="single" w:sz="8" w:space="0" w:color="000000"/>
-              <w:bottom w:val="single" w:sz="8" w:space="0" w:color="000000"/>
-              <w:right w:val="single" w:sz="8" w:space="0" w:color="000000"/>
-            </w:tcBorders>
-            <w:vAlign w:val="center"/>
-          </w:tcPr>
-          <w:p>
-            <w:pPr>
-              <w:jc w:val="both"/>
+            <w:tcW w:w="2835" w:type="dxa"/>
+            <w:tcBorders>
+              <w:top w:val="single" w:sz="8" w:space="0" w:color="000000"/>
+              <w:left w:val="single" w:sz="8" w:space="0" w:color="000000"/>
+              <w:bottom w:val="single" w:sz="8" w:space="0" w:color="000000"/>
+              <w:right w:val="single" w:sz="8" w:space="0" w:color="000000"/>
+            </w:tcBorders>
+            <w:vAlign w:val="center"/>
+          </w:tcPr>
+          <w:p>
+            <w:pPr>
+              <w:jc w:val="left"/>
               <w:rPr>
                 <w:sz w:val="24"/>
                 <w:szCs w:val="24"/>
@@ -8723,11 +8900,12 @@
       </w:tr>
       <w:tr>
         <w:trPr>
+          <w:cantSplit/>
           <w:jc w:val="center"/>
         </w:trPr>
         <w:tc>
           <w:tcPr>
-            <w:tcW w:w="3367" w:type="dxa"/>
+            <w:tcW w:w="4309" w:type="dxa"/>
             <w:tcBorders>
               <w:top w:val="single" w:sz="8" w:space="0" w:color="000000"/>
               <w:left w:val="single" w:sz="8" w:space="0" w:color="000000"/>
@@ -8755,7 +8933,7 @@
         </w:tc>
         <w:tc>
           <w:tcPr>
-            <w:tcW w:w="2248" w:type="dxa"/>
+            <w:tcW w:w="1927" w:type="dxa"/>
             <w:tcBorders>
               <w:top w:val="single" w:sz="8" w:space="0" w:color="000000"/>
               <w:left w:val="single" w:sz="8" w:space="0" w:color="000000"/>
@@ -8783,18 +8961,18 @@
         </w:tc>
         <w:tc>
           <w:tcPr>
-            <w:tcW w:w="3913" w:type="dxa"/>
-            <w:tcBorders>
-              <w:top w:val="single" w:sz="8" w:space="0" w:color="000000"/>
-              <w:left w:val="single" w:sz="8" w:space="0" w:color="000000"/>
-              <w:bottom w:val="single" w:sz="8" w:space="0" w:color="000000"/>
-              <w:right w:val="single" w:sz="8" w:space="0" w:color="000000"/>
-            </w:tcBorders>
-            <w:vAlign w:val="center"/>
-          </w:tcPr>
-          <w:p>
-            <w:pPr>
-              <w:jc w:val="both"/>
+            <w:tcW w:w="2835" w:type="dxa"/>
+            <w:tcBorders>
+              <w:top w:val="single" w:sz="8" w:space="0" w:color="000000"/>
+              <w:left w:val="single" w:sz="8" w:space="0" w:color="000000"/>
+              <w:bottom w:val="single" w:sz="8" w:space="0" w:color="000000"/>
+              <w:right w:val="single" w:sz="8" w:space="0" w:color="000000"/>
+            </w:tcBorders>
+            <w:vAlign w:val="center"/>
+          </w:tcPr>
+          <w:p>
+            <w:pPr>
+              <w:jc w:val="left"/>
               <w:rPr>
                 <w:sz w:val="24"/>
                 <w:szCs w:val="24"/>
@@ -8813,39 +8991,40 @@
       </w:tr>
       <w:tr>
         <w:trPr>
+          <w:cantSplit/>
           <w:jc w:val="center"/>
         </w:trPr>
         <w:tc>
           <w:tcPr>
-            <w:tcW w:w="3367" w:type="dxa"/>
-            <w:tcBorders>
-              <w:top w:val="single" w:sz="8" w:space="0" w:color="000000"/>
-              <w:left w:val="single" w:sz="8" w:space="0" w:color="000000"/>
-              <w:bottom w:val="single" w:sz="8" w:space="0" w:color="000000"/>
-              <w:right w:val="single" w:sz="8" w:space="0" w:color="000000"/>
-            </w:tcBorders>
-            <w:vAlign w:val="center"/>
-          </w:tcPr>
-          <w:p>
-            <w:pPr>
-              <w:rPr>
-                <w:sz w:val="24"/>
-                <w:szCs w:val="24"/>
-              </w:rPr>
-            </w:pPr>
-            <w:r>
-              <w:rPr>
-                <w:b w:val="0"/>
-                <w:sz w:val="24"/>
-                <w:szCs w:val="24"/>
-              </w:rPr>
-              <w:t>4. Cabut Legal Hold bila sengketa, pemeriksaan, audit, atau proses yang menjadi dasarnya selesai.</w:t>
-            </w:r>
-          </w:p>
-        </w:tc>
-        <w:tc>
-          <w:tcPr>
-            <w:tcW w:w="2248" w:type="dxa"/>
+            <w:tcW w:w="4309" w:type="dxa"/>
+            <w:tcBorders>
+              <w:top w:val="single" w:sz="8" w:space="0" w:color="000000"/>
+              <w:left w:val="single" w:sz="8" w:space="0" w:color="000000"/>
+              <w:bottom w:val="single" w:sz="8" w:space="0" w:color="000000"/>
+              <w:right w:val="single" w:sz="8" w:space="0" w:color="000000"/>
+            </w:tcBorders>
+            <w:vAlign w:val="center"/>
+          </w:tcPr>
+          <w:p>
+            <w:pPr>
+              <w:rPr>
+                <w:sz w:val="24"/>
+                <w:szCs w:val="24"/>
+              </w:rPr>
+            </w:pPr>
+            <w:r>
+              <w:rPr>
+                <w:b w:val="0"/>
+                <w:sz w:val="24"/>
+                <w:szCs w:val="24"/>
+              </w:rPr>
+              <w:t>4. Cabut Legal Hold jika sengketa, pemeriksaan, audit, atau proses yang menjadi dasarnya selesai.</w:t>
+            </w:r>
+          </w:p>
+        </w:tc>
+        <w:tc>
+          <w:tcPr>
+            <w:tcW w:w="1927" w:type="dxa"/>
             <w:tcBorders>
               <w:top w:val="single" w:sz="8" w:space="0" w:color="000000"/>
               <w:left w:val="single" w:sz="8" w:space="0" w:color="000000"/>
@@ -8873,18 +9052,18 @@
         </w:tc>
         <w:tc>
           <w:tcPr>
-            <w:tcW w:w="3913" w:type="dxa"/>
-            <w:tcBorders>
-              <w:top w:val="single" w:sz="8" w:space="0" w:color="000000"/>
-              <w:left w:val="single" w:sz="8" w:space="0" w:color="000000"/>
-              <w:bottom w:val="single" w:sz="8" w:space="0" w:color="000000"/>
-              <w:right w:val="single" w:sz="8" w:space="0" w:color="000000"/>
-            </w:tcBorders>
-            <w:vAlign w:val="center"/>
-          </w:tcPr>
-          <w:p>
-            <w:pPr>
-              <w:jc w:val="both"/>
+            <w:tcW w:w="2835" w:type="dxa"/>
+            <w:tcBorders>
+              <w:top w:val="single" w:sz="8" w:space="0" w:color="000000"/>
+              <w:left w:val="single" w:sz="8" w:space="0" w:color="000000"/>
+              <w:bottom w:val="single" w:sz="8" w:space="0" w:color="000000"/>
+              <w:right w:val="single" w:sz="8" w:space="0" w:color="000000"/>
+            </w:tcBorders>
+            <w:vAlign w:val="center"/>
+          </w:tcPr>
+          <w:p>
+            <w:pPr>
+              <w:jc w:val="left"/>
               <w:rPr>
                 <w:sz w:val="24"/>
                 <w:szCs w:val="24"/>
@@ -8903,11 +9082,12 @@
       </w:tr>
       <w:tr>
         <w:trPr>
+          <w:cantSplit/>
           <w:jc w:val="center"/>
         </w:trPr>
         <w:tc>
           <w:tcPr>
-            <w:tcW w:w="3367" w:type="dxa"/>
+            <w:tcW w:w="4309" w:type="dxa"/>
             <w:tcBorders>
               <w:top w:val="single" w:sz="8" w:space="0" w:color="000000"/>
               <w:left w:val="single" w:sz="8" w:space="0" w:color="000000"/>
@@ -8935,7 +9115,7 @@
         </w:tc>
         <w:tc>
           <w:tcPr>
-            <w:tcW w:w="2248" w:type="dxa"/>
+            <w:tcW w:w="1927" w:type="dxa"/>
             <w:tcBorders>
               <w:top w:val="single" w:sz="8" w:space="0" w:color="000000"/>
               <w:left w:val="single" w:sz="8" w:space="0" w:color="000000"/>
@@ -8963,18 +9143,18 @@
         </w:tc>
         <w:tc>
           <w:tcPr>
-            <w:tcW w:w="3913" w:type="dxa"/>
-            <w:tcBorders>
-              <w:top w:val="single" w:sz="8" w:space="0" w:color="000000"/>
-              <w:left w:val="single" w:sz="8" w:space="0" w:color="000000"/>
-              <w:bottom w:val="single" w:sz="8" w:space="0" w:color="000000"/>
-              <w:right w:val="single" w:sz="8" w:space="0" w:color="000000"/>
-            </w:tcBorders>
-            <w:vAlign w:val="center"/>
-          </w:tcPr>
-          <w:p>
-            <w:pPr>
-              <w:jc w:val="both"/>
+            <w:tcW w:w="2835" w:type="dxa"/>
+            <w:tcBorders>
+              <w:top w:val="single" w:sz="8" w:space="0" w:color="000000"/>
+              <w:left w:val="single" w:sz="8" w:space="0" w:color="000000"/>
+              <w:bottom w:val="single" w:sz="8" w:space="0" w:color="000000"/>
+              <w:right w:val="single" w:sz="8" w:space="0" w:color="000000"/>
+            </w:tcBorders>
+            <w:vAlign w:val="center"/>
+          </w:tcPr>
+          <w:p>
+            <w:pPr>
+              <w:jc w:val="left"/>
               <w:rPr>
                 <w:sz w:val="24"/>
                 <w:szCs w:val="24"/>
@@ -9019,6 +9199,7 @@
     <w:p>
       <w:pPr>
         <w:pStyle w:val="Heading2"/>
+        <w:keepNext/>
         <w:numPr>
           <w:ilvl w:val="1"/>
           <w:numId w:val="7"/>
@@ -9039,27 +9220,30 @@
         <w:tblLook w:val="0400" w:firstRow="0" w:lastRow="0" w:firstColumn="0" w:lastColumn="0" w:noHBand="0" w:noVBand="1"/>
       </w:tblPr>
       <w:tblGrid>
-        <w:gridCol w:w="3367"/>
-        <w:gridCol w:w="2248"/>
-        <w:gridCol w:w="3913"/>
+        <w:gridCol w:w="4309"/>
+        <w:gridCol w:w="1927"/>
+        <w:gridCol w:w="2835"/>
       </w:tblGrid>
       <w:tr>
         <w:trPr>
+          <w:cantSplit/>
+          <w:tblHeader/>
           <w:jc w:val="center"/>
         </w:trPr>
         <w:tc>
           <w:tcPr>
-            <w:tcW w:w="3367" w:type="dxa"/>
-            <w:tcBorders>
-              <w:top w:val="single" w:sz="8" w:space="0" w:color="000000"/>
-              <w:left w:val="single" w:sz="8" w:space="0" w:color="000000"/>
-              <w:bottom w:val="single" w:sz="8" w:space="0" w:color="000000"/>
-              <w:right w:val="single" w:sz="8" w:space="0" w:color="000000"/>
-            </w:tcBorders>
-            <w:vAlign w:val="center"/>
-          </w:tcPr>
-          <w:p>
-            <w:pPr>
+            <w:tcW w:w="4309" w:type="dxa"/>
+            <w:tcBorders>
+              <w:top w:val="single" w:sz="8" w:space="0" w:color="000000"/>
+              <w:left w:val="single" w:sz="8" w:space="0" w:color="000000"/>
+              <w:bottom w:val="single" w:sz="8" w:space="0" w:color="000000"/>
+              <w:right w:val="single" w:sz="8" w:space="0" w:color="000000"/>
+            </w:tcBorders>
+            <w:vAlign w:val="center"/>
+          </w:tcPr>
+          <w:p>
+            <w:pPr>
+              <w:keepNext/>
               <w:jc w:val="center"/>
               <w:rPr>
                 <w:sz w:val="24"/>
@@ -9079,17 +9263,18 @@
         </w:tc>
         <w:tc>
           <w:tcPr>
-            <w:tcW w:w="2248" w:type="dxa"/>
-            <w:tcBorders>
-              <w:top w:val="single" w:sz="8" w:space="0" w:color="000000"/>
-              <w:left w:val="single" w:sz="8" w:space="0" w:color="000000"/>
-              <w:bottom w:val="single" w:sz="8" w:space="0" w:color="000000"/>
-              <w:right w:val="single" w:sz="8" w:space="0" w:color="000000"/>
-            </w:tcBorders>
-            <w:vAlign w:val="center"/>
-          </w:tcPr>
-          <w:p>
-            <w:pPr>
+            <w:tcW w:w="1927" w:type="dxa"/>
+            <w:tcBorders>
+              <w:top w:val="single" w:sz="8" w:space="0" w:color="000000"/>
+              <w:left w:val="single" w:sz="8" w:space="0" w:color="000000"/>
+              <w:bottom w:val="single" w:sz="8" w:space="0" w:color="000000"/>
+              <w:right w:val="single" w:sz="8" w:space="0" w:color="000000"/>
+            </w:tcBorders>
+            <w:vAlign w:val="center"/>
+          </w:tcPr>
+          <w:p>
+            <w:pPr>
+              <w:keepNext/>
               <w:jc w:val="center"/>
               <w:rPr>
                 <w:sz w:val="24"/>
@@ -9109,17 +9294,18 @@
         </w:tc>
         <w:tc>
           <w:tcPr>
-            <w:tcW w:w="3913" w:type="dxa"/>
-            <w:tcBorders>
-              <w:top w:val="single" w:sz="8" w:space="0" w:color="000000"/>
-              <w:left w:val="single" w:sz="8" w:space="0" w:color="000000"/>
-              <w:bottom w:val="single" w:sz="8" w:space="0" w:color="000000"/>
-              <w:right w:val="single" w:sz="8" w:space="0" w:color="000000"/>
-            </w:tcBorders>
-            <w:vAlign w:val="center"/>
-          </w:tcPr>
-          <w:p>
-            <w:pPr>
+            <w:tcW w:w="2835" w:type="dxa"/>
+            <w:tcBorders>
+              <w:top w:val="single" w:sz="8" w:space="0" w:color="000000"/>
+              <w:left w:val="single" w:sz="8" w:space="0" w:color="000000"/>
+              <w:bottom w:val="single" w:sz="8" w:space="0" w:color="000000"/>
+              <w:right w:val="single" w:sz="8" w:space="0" w:color="000000"/>
+            </w:tcBorders>
+            <w:vAlign w:val="center"/>
+          </w:tcPr>
+          <w:p>
+            <w:pPr>
+              <w:keepNext/>
               <w:jc w:val="center"/>
               <w:rPr>
                 <w:sz w:val="24"/>
@@ -9140,11 +9326,12 @@
       </w:tr>
       <w:tr>
         <w:trPr>
+          <w:cantSplit/>
           <w:jc w:val="center"/>
         </w:trPr>
         <w:tc>
           <w:tcPr>
-            <w:tcW w:w="3367" w:type="dxa"/>
+            <w:tcW w:w="4309" w:type="dxa"/>
             <w:tcBorders>
               <w:top w:val="single" w:sz="8" w:space="0" w:color="000000"/>
               <w:left w:val="single" w:sz="8" w:space="0" w:color="000000"/>
@@ -9172,7 +9359,7 @@
         </w:tc>
         <w:tc>
           <w:tcPr>
-            <w:tcW w:w="2248" w:type="dxa"/>
+            <w:tcW w:w="1927" w:type="dxa"/>
             <w:tcBorders>
               <w:top w:val="single" w:sz="8" w:space="0" w:color="000000"/>
               <w:left w:val="single" w:sz="8" w:space="0" w:color="000000"/>
@@ -9200,18 +9387,18 @@
         </w:tc>
         <w:tc>
           <w:tcPr>
-            <w:tcW w:w="3913" w:type="dxa"/>
-            <w:tcBorders>
-              <w:top w:val="single" w:sz="8" w:space="0" w:color="000000"/>
-              <w:left w:val="single" w:sz="8" w:space="0" w:color="000000"/>
-              <w:bottom w:val="single" w:sz="8" w:space="0" w:color="000000"/>
-              <w:right w:val="single" w:sz="8" w:space="0" w:color="000000"/>
-            </w:tcBorders>
-            <w:vAlign w:val="center"/>
-          </w:tcPr>
-          <w:p>
-            <w:pPr>
-              <w:jc w:val="both"/>
+            <w:tcW w:w="2835" w:type="dxa"/>
+            <w:tcBorders>
+              <w:top w:val="single" w:sz="8" w:space="0" w:color="000000"/>
+              <w:left w:val="single" w:sz="8" w:space="0" w:color="000000"/>
+              <w:bottom w:val="single" w:sz="8" w:space="0" w:color="000000"/>
+              <w:right w:val="single" w:sz="8" w:space="0" w:color="000000"/>
+            </w:tcBorders>
+            <w:vAlign w:val="center"/>
+          </w:tcPr>
+          <w:p>
+            <w:pPr>
+              <w:jc w:val="left"/>
               <w:rPr>
                 <w:sz w:val="24"/>
                 <w:szCs w:val="24"/>
@@ -9230,11 +9417,12 @@
       </w:tr>
       <w:tr>
         <w:trPr>
+          <w:cantSplit/>
           <w:jc w:val="center"/>
         </w:trPr>
         <w:tc>
           <w:tcPr>
-            <w:tcW w:w="3367" w:type="dxa"/>
+            <w:tcW w:w="4309" w:type="dxa"/>
             <w:tcBorders>
               <w:top w:val="single" w:sz="8" w:space="0" w:color="000000"/>
               <w:left w:val="single" w:sz="8" w:space="0" w:color="000000"/>
@@ -9262,7 +9450,7 @@
         </w:tc>
         <w:tc>
           <w:tcPr>
-            <w:tcW w:w="2248" w:type="dxa"/>
+            <w:tcW w:w="1927" w:type="dxa"/>
             <w:tcBorders>
               <w:top w:val="single" w:sz="8" w:space="0" w:color="000000"/>
               <w:left w:val="single" w:sz="8" w:space="0" w:color="000000"/>
@@ -9290,18 +9478,18 @@
         </w:tc>
         <w:tc>
           <w:tcPr>
-            <w:tcW w:w="3913" w:type="dxa"/>
-            <w:tcBorders>
-              <w:top w:val="single" w:sz="8" w:space="0" w:color="000000"/>
-              <w:left w:val="single" w:sz="8" w:space="0" w:color="000000"/>
-              <w:bottom w:val="single" w:sz="8" w:space="0" w:color="000000"/>
-              <w:right w:val="single" w:sz="8" w:space="0" w:color="000000"/>
-            </w:tcBorders>
-            <w:vAlign w:val="center"/>
-          </w:tcPr>
-          <w:p>
-            <w:pPr>
-              <w:jc w:val="both"/>
+            <w:tcW w:w="2835" w:type="dxa"/>
+            <w:tcBorders>
+              <w:top w:val="single" w:sz="8" w:space="0" w:color="000000"/>
+              <w:left w:val="single" w:sz="8" w:space="0" w:color="000000"/>
+              <w:bottom w:val="single" w:sz="8" w:space="0" w:color="000000"/>
+              <w:right w:val="single" w:sz="8" w:space="0" w:color="000000"/>
+            </w:tcBorders>
+            <w:vAlign w:val="center"/>
+          </w:tcPr>
+          <w:p>
+            <w:pPr>
+              <w:jc w:val="left"/>
               <w:rPr>
                 <w:sz w:val="24"/>
                 <w:szCs w:val="24"/>
@@ -9320,11 +9508,12 @@
       </w:tr>
       <w:tr>
         <w:trPr>
+          <w:cantSplit/>
           <w:jc w:val="center"/>
         </w:trPr>
         <w:tc>
           <w:tcPr>
-            <w:tcW w:w="3367" w:type="dxa"/>
+            <w:tcW w:w="4309" w:type="dxa"/>
             <w:tcBorders>
               <w:top w:val="single" w:sz="8" w:space="0" w:color="000000"/>
               <w:left w:val="single" w:sz="8" w:space="0" w:color="000000"/>
@@ -9352,7 +9541,7 @@
         </w:tc>
         <w:tc>
           <w:tcPr>
-            <w:tcW w:w="2248" w:type="dxa"/>
+            <w:tcW w:w="1927" w:type="dxa"/>
             <w:tcBorders>
               <w:top w:val="single" w:sz="8" w:space="0" w:color="000000"/>
               <w:left w:val="single" w:sz="8" w:space="0" w:color="000000"/>
@@ -9380,18 +9569,18 @@
         </w:tc>
         <w:tc>
           <w:tcPr>
-            <w:tcW w:w="3913" w:type="dxa"/>
-            <w:tcBorders>
-              <w:top w:val="single" w:sz="8" w:space="0" w:color="000000"/>
-              <w:left w:val="single" w:sz="8" w:space="0" w:color="000000"/>
-              <w:bottom w:val="single" w:sz="8" w:space="0" w:color="000000"/>
-              <w:right w:val="single" w:sz="8" w:space="0" w:color="000000"/>
-            </w:tcBorders>
-            <w:vAlign w:val="center"/>
-          </w:tcPr>
-          <w:p>
-            <w:pPr>
-              <w:jc w:val="both"/>
+            <w:tcW w:w="2835" w:type="dxa"/>
+            <w:tcBorders>
+              <w:top w:val="single" w:sz="8" w:space="0" w:color="000000"/>
+              <w:left w:val="single" w:sz="8" w:space="0" w:color="000000"/>
+              <w:bottom w:val="single" w:sz="8" w:space="0" w:color="000000"/>
+              <w:right w:val="single" w:sz="8" w:space="0" w:color="000000"/>
+            </w:tcBorders>
+            <w:vAlign w:val="center"/>
+          </w:tcPr>
+          <w:p>
+            <w:pPr>
+              <w:jc w:val="left"/>
               <w:rPr>
                 <w:sz w:val="24"/>
                 <w:szCs w:val="24"/>
@@ -9410,39 +9599,40 @@
       </w:tr>
       <w:tr>
         <w:trPr>
+          <w:cantSplit/>
           <w:jc w:val="center"/>
         </w:trPr>
         <w:tc>
           <w:tcPr>
-            <w:tcW w:w="3367" w:type="dxa"/>
-            <w:tcBorders>
-              <w:top w:val="single" w:sz="8" w:space="0" w:color="000000"/>
-              <w:left w:val="single" w:sz="8" w:space="0" w:color="000000"/>
-              <w:bottom w:val="single" w:sz="8" w:space="0" w:color="000000"/>
-              <w:right w:val="single" w:sz="8" w:space="0" w:color="000000"/>
-            </w:tcBorders>
-            <w:vAlign w:val="center"/>
-          </w:tcPr>
-          <w:p>
-            <w:pPr>
-              <w:rPr>
-                <w:sz w:val="24"/>
-                <w:szCs w:val="24"/>
-              </w:rPr>
-            </w:pPr>
-            <w:r>
-              <w:rPr>
-                <w:b w:val="0"/>
-                <w:sz w:val="24"/>
-                <w:szCs w:val="24"/>
-              </w:rPr>
-              <w:t>4. Ajukan wipe atau penghancuran media penyimpan lewat tiket GLPI (USULAN) bila metode untuk tingkat klasifikasinya mensyaratkannya.</w:t>
-            </w:r>
-          </w:p>
-        </w:tc>
-        <w:tc>
-          <w:tcPr>
-            <w:tcW w:w="2248" w:type="dxa"/>
+            <w:tcW w:w="4309" w:type="dxa"/>
+            <w:tcBorders>
+              <w:top w:val="single" w:sz="8" w:space="0" w:color="000000"/>
+              <w:left w:val="single" w:sz="8" w:space="0" w:color="000000"/>
+              <w:bottom w:val="single" w:sz="8" w:space="0" w:color="000000"/>
+              <w:right w:val="single" w:sz="8" w:space="0" w:color="000000"/>
+            </w:tcBorders>
+            <w:vAlign w:val="center"/>
+          </w:tcPr>
+          <w:p>
+            <w:pPr>
+              <w:rPr>
+                <w:sz w:val="24"/>
+                <w:szCs w:val="24"/>
+              </w:rPr>
+            </w:pPr>
+            <w:r>
+              <w:rPr>
+                <w:b w:val="0"/>
+                <w:sz w:val="24"/>
+                <w:szCs w:val="24"/>
+              </w:rPr>
+              <w:t>4. Ajukan wipe atau penghancuran media penyimpan melalui ticket GLPI (USULAN) jika metode untuk tingkat klasifikasinya mensyaratkannya.</w:t>
+            </w:r>
+          </w:p>
+        </w:tc>
+        <w:tc>
+          <w:tcPr>
+            <w:tcW w:w="1927" w:type="dxa"/>
             <w:tcBorders>
               <w:top w:val="single" w:sz="8" w:space="0" w:color="000000"/>
               <w:left w:val="single" w:sz="8" w:space="0" w:color="000000"/>
@@ -9470,69 +9660,70 @@
         </w:tc>
         <w:tc>
           <w:tcPr>
-            <w:tcW w:w="3913" w:type="dxa"/>
-            <w:tcBorders>
-              <w:top w:val="single" w:sz="8" w:space="0" w:color="000000"/>
-              <w:left w:val="single" w:sz="8" w:space="0" w:color="000000"/>
-              <w:bottom w:val="single" w:sz="8" w:space="0" w:color="000000"/>
-              <w:right w:val="single" w:sz="8" w:space="0" w:color="000000"/>
-            </w:tcBorders>
-            <w:vAlign w:val="center"/>
-          </w:tcPr>
-          <w:p>
-            <w:pPr>
-              <w:jc w:val="both"/>
-              <w:rPr>
-                <w:sz w:val="24"/>
-                <w:szCs w:val="24"/>
-              </w:rPr>
-            </w:pPr>
-            <w:r>
-              <w:rPr>
-                <w:b w:val="0"/>
-                <w:sz w:val="24"/>
-                <w:szCs w:val="24"/>
-              </w:rPr>
-              <w:t>Tiket permintaan wipe atau penghancuran media</w:t>
+            <w:tcW w:w="2835" w:type="dxa"/>
+            <w:tcBorders>
+              <w:top w:val="single" w:sz="8" w:space="0" w:color="000000"/>
+              <w:left w:val="single" w:sz="8" w:space="0" w:color="000000"/>
+              <w:bottom w:val="single" w:sz="8" w:space="0" w:color="000000"/>
+              <w:right w:val="single" w:sz="8" w:space="0" w:color="000000"/>
+            </w:tcBorders>
+            <w:vAlign w:val="center"/>
+          </w:tcPr>
+          <w:p>
+            <w:pPr>
+              <w:jc w:val="left"/>
+              <w:rPr>
+                <w:sz w:val="24"/>
+                <w:szCs w:val="24"/>
+              </w:rPr>
+            </w:pPr>
+            <w:r>
+              <w:rPr>
+                <w:b w:val="0"/>
+                <w:sz w:val="24"/>
+                <w:szCs w:val="24"/>
+              </w:rPr>
+              <w:t>Ticket permintaan wipe atau penghancuran media</w:t>
             </w:r>
           </w:p>
         </w:tc>
       </w:tr>
       <w:tr>
         <w:trPr>
+          <w:cantSplit/>
           <w:jc w:val="center"/>
         </w:trPr>
         <w:tc>
           <w:tcPr>
-            <w:tcW w:w="3367" w:type="dxa"/>
-            <w:tcBorders>
-              <w:top w:val="single" w:sz="8" w:space="0" w:color="000000"/>
-              <w:left w:val="single" w:sz="8" w:space="0" w:color="000000"/>
-              <w:bottom w:val="single" w:sz="8" w:space="0" w:color="000000"/>
-              <w:right w:val="single" w:sz="8" w:space="0" w:color="000000"/>
-            </w:tcBorders>
-            <w:vAlign w:val="center"/>
-          </w:tcPr>
-          <w:p>
-            <w:pPr>
-              <w:rPr>
-                <w:sz w:val="24"/>
-                <w:szCs w:val="24"/>
-              </w:rPr>
-            </w:pPr>
-            <w:r>
-              <w:rPr>
-                <w:b w:val="0"/>
-                <w:sz w:val="24"/>
-                <w:szCs w:val="24"/>
-              </w:rPr>
-              <w:t>5. Wipe atau hancurkan media penyimpan menurut SNX-ISMS-SOP-04 (USULAN).</w:t>
-            </w:r>
-          </w:p>
-        </w:tc>
-        <w:tc>
-          <w:tcPr>
-            <w:tcW w:w="2248" w:type="dxa"/>
+            <w:tcW w:w="4309" w:type="dxa"/>
+            <w:tcBorders>
+              <w:top w:val="single" w:sz="8" w:space="0" w:color="000000"/>
+              <w:left w:val="single" w:sz="8" w:space="0" w:color="000000"/>
+              <w:bottom w:val="single" w:sz="8" w:space="0" w:color="000000"/>
+              <w:right w:val="single" w:sz="8" w:space="0" w:color="000000"/>
+            </w:tcBorders>
+            <w:vAlign w:val="center"/>
+          </w:tcPr>
+          <w:p>
+            <w:pPr>
+              <w:rPr>
+                <w:sz w:val="24"/>
+                <w:szCs w:val="24"/>
+              </w:rPr>
+            </w:pPr>
+            <w:r>
+              <w:rPr>
+                <w:b w:val="0"/>
+                <w:sz w:val="24"/>
+                <w:szCs w:val="24"/>
+              </w:rPr>
+              <w:t>5. Wipe atau hancurkan media penyimpan sesuai SNX-ISMS-SOP-04 (USULAN).</w:t>
+            </w:r>
+          </w:p>
+        </w:tc>
+        <w:tc>
+          <w:tcPr>
+            <w:tcW w:w="1927" w:type="dxa"/>
             <w:tcBorders>
               <w:top w:val="single" w:sz="8" w:space="0" w:color="000000"/>
               <w:left w:val="single" w:sz="8" w:space="0" w:color="000000"/>
@@ -9560,18 +9751,18 @@
         </w:tc>
         <w:tc>
           <w:tcPr>
-            <w:tcW w:w="3913" w:type="dxa"/>
-            <w:tcBorders>
-              <w:top w:val="single" w:sz="8" w:space="0" w:color="000000"/>
-              <w:left w:val="single" w:sz="8" w:space="0" w:color="000000"/>
-              <w:bottom w:val="single" w:sz="8" w:space="0" w:color="000000"/>
-              <w:right w:val="single" w:sz="8" w:space="0" w:color="000000"/>
-            </w:tcBorders>
-            <w:vAlign w:val="center"/>
-          </w:tcPr>
-          <w:p>
-            <w:pPr>
-              <w:jc w:val="both"/>
+            <w:tcW w:w="2835" w:type="dxa"/>
+            <w:tcBorders>
+              <w:top w:val="single" w:sz="8" w:space="0" w:color="000000"/>
+              <w:left w:val="single" w:sz="8" w:space="0" w:color="000000"/>
+              <w:bottom w:val="single" w:sz="8" w:space="0" w:color="000000"/>
+              <w:right w:val="single" w:sz="8" w:space="0" w:color="000000"/>
+            </w:tcBorders>
+            <w:vAlign w:val="center"/>
+          </w:tcPr>
+          <w:p>
+            <w:pPr>
+              <w:jc w:val="left"/>
               <w:rPr>
                 <w:sz w:val="24"/>
                 <w:szCs w:val="24"/>
@@ -9590,39 +9781,40 @@
       </w:tr>
       <w:tr>
         <w:trPr>
+          <w:cantSplit/>
           <w:jc w:val="center"/>
         </w:trPr>
         <w:tc>
           <w:tcPr>
-            <w:tcW w:w="3367" w:type="dxa"/>
-            <w:tcBorders>
-              <w:top w:val="single" w:sz="8" w:space="0" w:color="000000"/>
-              <w:left w:val="single" w:sz="8" w:space="0" w:color="000000"/>
-              <w:bottom w:val="single" w:sz="8" w:space="0" w:color="000000"/>
-              <w:right w:val="single" w:sz="8" w:space="0" w:color="000000"/>
-            </w:tcBorders>
-            <w:vAlign w:val="center"/>
-          </w:tcPr>
-          <w:p>
-            <w:pPr>
-              <w:rPr>
-                <w:sz w:val="24"/>
-                <w:szCs w:val="24"/>
-              </w:rPr>
-            </w:pPr>
-            <w:r>
-              <w:rPr>
-                <w:b w:val="0"/>
-                <w:sz w:val="24"/>
-                <w:szCs w:val="24"/>
-              </w:rPr>
-              <w:t>6. Buat berita acara pemusnahan menurut butir 4.24.</w:t>
-            </w:r>
-          </w:p>
-        </w:tc>
-        <w:tc>
-          <w:tcPr>
-            <w:tcW w:w="2248" w:type="dxa"/>
+            <w:tcW w:w="4309" w:type="dxa"/>
+            <w:tcBorders>
+              <w:top w:val="single" w:sz="8" w:space="0" w:color="000000"/>
+              <w:left w:val="single" w:sz="8" w:space="0" w:color="000000"/>
+              <w:bottom w:val="single" w:sz="8" w:space="0" w:color="000000"/>
+              <w:right w:val="single" w:sz="8" w:space="0" w:color="000000"/>
+            </w:tcBorders>
+            <w:vAlign w:val="center"/>
+          </w:tcPr>
+          <w:p>
+            <w:pPr>
+              <w:rPr>
+                <w:sz w:val="24"/>
+                <w:szCs w:val="24"/>
+              </w:rPr>
+            </w:pPr>
+            <w:r>
+              <w:rPr>
+                <w:b w:val="0"/>
+                <w:sz w:val="24"/>
+                <w:szCs w:val="24"/>
+              </w:rPr>
+              <w:t>6. Buat berita acara pemusnahan sesuai butir 4.24.</w:t>
+            </w:r>
+          </w:p>
+        </w:tc>
+        <w:tc>
+          <w:tcPr>
+            <w:tcW w:w="1927" w:type="dxa"/>
             <w:tcBorders>
               <w:top w:val="single" w:sz="8" w:space="0" w:color="000000"/>
               <w:left w:val="single" w:sz="8" w:space="0" w:color="000000"/>
@@ -9650,18 +9842,18 @@
         </w:tc>
         <w:tc>
           <w:tcPr>
-            <w:tcW w:w="3913" w:type="dxa"/>
-            <w:tcBorders>
-              <w:top w:val="single" w:sz="8" w:space="0" w:color="000000"/>
-              <w:left w:val="single" w:sz="8" w:space="0" w:color="000000"/>
-              <w:bottom w:val="single" w:sz="8" w:space="0" w:color="000000"/>
-              <w:right w:val="single" w:sz="8" w:space="0" w:color="000000"/>
-            </w:tcBorders>
-            <w:vAlign w:val="center"/>
-          </w:tcPr>
-          <w:p>
-            <w:pPr>
-              <w:jc w:val="both"/>
+            <w:tcW w:w="2835" w:type="dxa"/>
+            <w:tcBorders>
+              <w:top w:val="single" w:sz="8" w:space="0" w:color="000000"/>
+              <w:left w:val="single" w:sz="8" w:space="0" w:color="000000"/>
+              <w:bottom w:val="single" w:sz="8" w:space="0" w:color="000000"/>
+              <w:right w:val="single" w:sz="8" w:space="0" w:color="000000"/>
+            </w:tcBorders>
+            <w:vAlign w:val="center"/>
+          </w:tcPr>
+          <w:p>
+            <w:pPr>
+              <w:jc w:val="left"/>
               <w:rPr>
                 <w:sz w:val="24"/>
                 <w:szCs w:val="24"/>
@@ -9680,11 +9872,12 @@
       </w:tr>
       <w:tr>
         <w:trPr>
+          <w:cantSplit/>
           <w:jc w:val="center"/>
         </w:trPr>
         <w:tc>
           <w:tcPr>
-            <w:tcW w:w="3367" w:type="dxa"/>
+            <w:tcW w:w="4309" w:type="dxa"/>
             <w:tcBorders>
               <w:top w:val="single" w:sz="8" w:space="0" w:color="000000"/>
               <w:left w:val="single" w:sz="8" w:space="0" w:color="000000"/>
@@ -9712,7 +9905,7 @@
         </w:tc>
         <w:tc>
           <w:tcPr>
-            <w:tcW w:w="2248" w:type="dxa"/>
+            <w:tcW w:w="1927" w:type="dxa"/>
             <w:tcBorders>
               <w:top w:val="single" w:sz="8" w:space="0" w:color="000000"/>
               <w:left w:val="single" w:sz="8" w:space="0" w:color="000000"/>
@@ -9740,18 +9933,18 @@
         </w:tc>
         <w:tc>
           <w:tcPr>
-            <w:tcW w:w="3913" w:type="dxa"/>
-            <w:tcBorders>
-              <w:top w:val="single" w:sz="8" w:space="0" w:color="000000"/>
-              <w:left w:val="single" w:sz="8" w:space="0" w:color="000000"/>
-              <w:bottom w:val="single" w:sz="8" w:space="0" w:color="000000"/>
-              <w:right w:val="single" w:sz="8" w:space="0" w:color="000000"/>
-            </w:tcBorders>
-            <w:vAlign w:val="center"/>
-          </w:tcPr>
-          <w:p>
-            <w:pPr>
-              <w:jc w:val="both"/>
+            <w:tcW w:w="2835" w:type="dxa"/>
+            <w:tcBorders>
+              <w:top w:val="single" w:sz="8" w:space="0" w:color="000000"/>
+              <w:left w:val="single" w:sz="8" w:space="0" w:color="000000"/>
+              <w:bottom w:val="single" w:sz="8" w:space="0" w:color="000000"/>
+              <w:right w:val="single" w:sz="8" w:space="0" w:color="000000"/>
+            </w:tcBorders>
+            <w:vAlign w:val="center"/>
+          </w:tcPr>
+          <w:p>
+            <w:pPr>
+              <w:jc w:val="left"/>
               <w:rPr>
                 <w:sz w:val="24"/>
                 <w:szCs w:val="24"/>
@@ -9796,6 +9989,7 @@
     <w:p>
       <w:pPr>
         <w:pStyle w:val="Heading2"/>
+        <w:keepNext/>
         <w:numPr>
           <w:ilvl w:val="1"/>
           <w:numId w:val="7"/>
@@ -9816,27 +10010,30 @@
         <w:tblLook w:val="0400" w:firstRow="0" w:lastRow="0" w:firstColumn="0" w:lastColumn="0" w:noHBand="0" w:noVBand="1"/>
       </w:tblPr>
       <w:tblGrid>
-        <w:gridCol w:w="3367"/>
-        <w:gridCol w:w="2248"/>
-        <w:gridCol w:w="3913"/>
+        <w:gridCol w:w="4309"/>
+        <w:gridCol w:w="1927"/>
+        <w:gridCol w:w="2835"/>
       </w:tblGrid>
       <w:tr>
         <w:trPr>
+          <w:cantSplit/>
+          <w:tblHeader/>
           <w:jc w:val="center"/>
         </w:trPr>
         <w:tc>
           <w:tcPr>
-            <w:tcW w:w="3367" w:type="dxa"/>
-            <w:tcBorders>
-              <w:top w:val="single" w:sz="8" w:space="0" w:color="000000"/>
-              <w:left w:val="single" w:sz="8" w:space="0" w:color="000000"/>
-              <w:bottom w:val="single" w:sz="8" w:space="0" w:color="000000"/>
-              <w:right w:val="single" w:sz="8" w:space="0" w:color="000000"/>
-            </w:tcBorders>
-            <w:vAlign w:val="center"/>
-          </w:tcPr>
-          <w:p>
-            <w:pPr>
+            <w:tcW w:w="4309" w:type="dxa"/>
+            <w:tcBorders>
+              <w:top w:val="single" w:sz="8" w:space="0" w:color="000000"/>
+              <w:left w:val="single" w:sz="8" w:space="0" w:color="000000"/>
+              <w:bottom w:val="single" w:sz="8" w:space="0" w:color="000000"/>
+              <w:right w:val="single" w:sz="8" w:space="0" w:color="000000"/>
+            </w:tcBorders>
+            <w:vAlign w:val="center"/>
+          </w:tcPr>
+          <w:p>
+            <w:pPr>
+              <w:keepNext/>
               <w:jc w:val="center"/>
               <w:rPr>
                 <w:sz w:val="24"/>
@@ -9856,17 +10053,18 @@
         </w:tc>
         <w:tc>
           <w:tcPr>
-            <w:tcW w:w="2248" w:type="dxa"/>
-            <w:tcBorders>
-              <w:top w:val="single" w:sz="8" w:space="0" w:color="000000"/>
-              <w:left w:val="single" w:sz="8" w:space="0" w:color="000000"/>
-              <w:bottom w:val="single" w:sz="8" w:space="0" w:color="000000"/>
-              <w:right w:val="single" w:sz="8" w:space="0" w:color="000000"/>
-            </w:tcBorders>
-            <w:vAlign w:val="center"/>
-          </w:tcPr>
-          <w:p>
-            <w:pPr>
+            <w:tcW w:w="1927" w:type="dxa"/>
+            <w:tcBorders>
+              <w:top w:val="single" w:sz="8" w:space="0" w:color="000000"/>
+              <w:left w:val="single" w:sz="8" w:space="0" w:color="000000"/>
+              <w:bottom w:val="single" w:sz="8" w:space="0" w:color="000000"/>
+              <w:right w:val="single" w:sz="8" w:space="0" w:color="000000"/>
+            </w:tcBorders>
+            <w:vAlign w:val="center"/>
+          </w:tcPr>
+          <w:p>
+            <w:pPr>
+              <w:keepNext/>
               <w:jc w:val="center"/>
               <w:rPr>
                 <w:sz w:val="24"/>
@@ -9886,17 +10084,18 @@
         </w:tc>
         <w:tc>
           <w:tcPr>
-            <w:tcW w:w="3913" w:type="dxa"/>
-            <w:tcBorders>
-              <w:top w:val="single" w:sz="8" w:space="0" w:color="000000"/>
-              <w:left w:val="single" w:sz="8" w:space="0" w:color="000000"/>
-              <w:bottom w:val="single" w:sz="8" w:space="0" w:color="000000"/>
-              <w:right w:val="single" w:sz="8" w:space="0" w:color="000000"/>
-            </w:tcBorders>
-            <w:vAlign w:val="center"/>
-          </w:tcPr>
-          <w:p>
-            <w:pPr>
+            <w:tcW w:w="2835" w:type="dxa"/>
+            <w:tcBorders>
+              <w:top w:val="single" w:sz="8" w:space="0" w:color="000000"/>
+              <w:left w:val="single" w:sz="8" w:space="0" w:color="000000"/>
+              <w:bottom w:val="single" w:sz="8" w:space="0" w:color="000000"/>
+              <w:right w:val="single" w:sz="8" w:space="0" w:color="000000"/>
+            </w:tcBorders>
+            <w:vAlign w:val="center"/>
+          </w:tcPr>
+          <w:p>
+            <w:pPr>
+              <w:keepNext/>
               <w:jc w:val="center"/>
               <w:rPr>
                 <w:sz w:val="24"/>
@@ -9917,39 +10116,40 @@
       </w:tr>
       <w:tr>
         <w:trPr>
+          <w:cantSplit/>
           <w:jc w:val="center"/>
         </w:trPr>
         <w:tc>
           <w:tcPr>
-            <w:tcW w:w="3367" w:type="dxa"/>
-            <w:tcBorders>
-              <w:top w:val="single" w:sz="8" w:space="0" w:color="000000"/>
-              <w:left w:val="single" w:sz="8" w:space="0" w:color="000000"/>
-              <w:bottom w:val="single" w:sz="8" w:space="0" w:color="000000"/>
-              <w:right w:val="single" w:sz="8" w:space="0" w:color="000000"/>
-            </w:tcBorders>
-            <w:vAlign w:val="center"/>
-          </w:tcPr>
-          <w:p>
-            <w:pPr>
-              <w:rPr>
-                <w:sz w:val="24"/>
-                <w:szCs w:val="24"/>
-              </w:rPr>
-            </w:pPr>
-            <w:r>
-              <w:rPr>
-                <w:b w:val="0"/>
-                <w:sz w:val="24"/>
-                <w:szCs w:val="24"/>
-              </w:rPr>
-              <w:t>1. Evaluasi pelaksanaan SOP ini lewat register dokumen legal, ketepatan waktu pengarsipan, kelengkapan bukti persetujuan, dan hasil pemeriksaan dokumen (USULAN).</w:t>
-            </w:r>
-          </w:p>
-        </w:tc>
-        <w:tc>
-          <w:tcPr>
-            <w:tcW w:w="2248" w:type="dxa"/>
+            <w:tcW w:w="4309" w:type="dxa"/>
+            <w:tcBorders>
+              <w:top w:val="single" w:sz="8" w:space="0" w:color="000000"/>
+              <w:left w:val="single" w:sz="8" w:space="0" w:color="000000"/>
+              <w:bottom w:val="single" w:sz="8" w:space="0" w:color="000000"/>
+              <w:right w:val="single" w:sz="8" w:space="0" w:color="000000"/>
+            </w:tcBorders>
+            <w:vAlign w:val="center"/>
+          </w:tcPr>
+          <w:p>
+            <w:pPr>
+              <w:rPr>
+                <w:sz w:val="24"/>
+                <w:szCs w:val="24"/>
+              </w:rPr>
+            </w:pPr>
+            <w:r>
+              <w:rPr>
+                <w:b w:val="0"/>
+                <w:sz w:val="24"/>
+                <w:szCs w:val="24"/>
+              </w:rPr>
+              <w:t>1. Evaluasi pelaksanaan SOP ini melalui register dokumen legal, ketepatan waktu pengarsipan, kelengkapan bukti persetujuan, dan hasil pemeriksaan dokumen (USULAN).</w:t>
+            </w:r>
+          </w:p>
+        </w:tc>
+        <w:tc>
+          <w:tcPr>
+            <w:tcW w:w="1927" w:type="dxa"/>
             <w:tcBorders>
               <w:top w:val="single" w:sz="8" w:space="0" w:color="000000"/>
               <w:left w:val="single" w:sz="8" w:space="0" w:color="000000"/>
@@ -9977,18 +10177,18 @@
         </w:tc>
         <w:tc>
           <w:tcPr>
-            <w:tcW w:w="3913" w:type="dxa"/>
-            <w:tcBorders>
-              <w:top w:val="single" w:sz="8" w:space="0" w:color="000000"/>
-              <w:left w:val="single" w:sz="8" w:space="0" w:color="000000"/>
-              <w:bottom w:val="single" w:sz="8" w:space="0" w:color="000000"/>
-              <w:right w:val="single" w:sz="8" w:space="0" w:color="000000"/>
-            </w:tcBorders>
-            <w:vAlign w:val="center"/>
-          </w:tcPr>
-          <w:p>
-            <w:pPr>
-              <w:jc w:val="both"/>
+            <w:tcW w:w="2835" w:type="dxa"/>
+            <w:tcBorders>
+              <w:top w:val="single" w:sz="8" w:space="0" w:color="000000"/>
+              <w:left w:val="single" w:sz="8" w:space="0" w:color="000000"/>
+              <w:bottom w:val="single" w:sz="8" w:space="0" w:color="000000"/>
+              <w:right w:val="single" w:sz="8" w:space="0" w:color="000000"/>
+            </w:tcBorders>
+            <w:vAlign w:val="center"/>
+          </w:tcPr>
+          <w:p>
+            <w:pPr>
+              <w:jc w:val="left"/>
               <w:rPr>
                 <w:sz w:val="24"/>
                 <w:szCs w:val="24"/>
@@ -10007,11 +10207,12 @@
       </w:tr>
       <w:tr>
         <w:trPr>
+          <w:cantSplit/>
           <w:jc w:val="center"/>
         </w:trPr>
         <w:tc>
           <w:tcPr>
-            <w:tcW w:w="3367" w:type="dxa"/>
+            <w:tcW w:w="4309" w:type="dxa"/>
             <w:tcBorders>
               <w:top w:val="single" w:sz="8" w:space="0" w:color="000000"/>
               <w:left w:val="single" w:sz="8" w:space="0" w:color="000000"/>
@@ -10039,7 +10240,7 @@
         </w:tc>
         <w:tc>
           <w:tcPr>
-            <w:tcW w:w="2248" w:type="dxa"/>
+            <w:tcW w:w="1927" w:type="dxa"/>
             <w:tcBorders>
               <w:top w:val="single" w:sz="8" w:space="0" w:color="000000"/>
               <w:left w:val="single" w:sz="8" w:space="0" w:color="000000"/>
@@ -10067,41 +10268,42 @@
         </w:tc>
         <w:tc>
           <w:tcPr>
-            <w:tcW w:w="3913" w:type="dxa"/>
-            <w:tcBorders>
-              <w:top w:val="single" w:sz="8" w:space="0" w:color="000000"/>
-              <w:left w:val="single" w:sz="8" w:space="0" w:color="000000"/>
-              <w:bottom w:val="single" w:sz="8" w:space="0" w:color="000000"/>
-              <w:right w:val="single" w:sz="8" w:space="0" w:color="000000"/>
-            </w:tcBorders>
-            <w:vAlign w:val="center"/>
-          </w:tcPr>
-          <w:p>
-            <w:pPr>
-              <w:jc w:val="both"/>
-              <w:rPr>
-                <w:sz w:val="24"/>
-                <w:szCs w:val="24"/>
-              </w:rPr>
-            </w:pPr>
-            <w:r>
-              <w:rPr>
-                <w:b w:val="0"/>
-                <w:sz w:val="24"/>
-                <w:szCs w:val="24"/>
-              </w:rPr>
-              <w:t>Hasil peninjauan SOP</w:t>
+            <w:tcW w:w="2835" w:type="dxa"/>
+            <w:tcBorders>
+              <w:top w:val="single" w:sz="8" w:space="0" w:color="000000"/>
+              <w:left w:val="single" w:sz="8" w:space="0" w:color="000000"/>
+              <w:bottom w:val="single" w:sz="8" w:space="0" w:color="000000"/>
+              <w:right w:val="single" w:sz="8" w:space="0" w:color="000000"/>
+            </w:tcBorders>
+            <w:vAlign w:val="center"/>
+          </w:tcPr>
+          <w:p>
+            <w:pPr>
+              <w:jc w:val="left"/>
+              <w:rPr>
+                <w:sz w:val="24"/>
+                <w:szCs w:val="24"/>
+              </w:rPr>
+            </w:pPr>
+            <w:r>
+              <w:rPr>
+                <w:b w:val="0"/>
+                <w:sz w:val="24"/>
+                <w:szCs w:val="24"/>
+              </w:rPr>
+              <w:t>Hasil review SOP</w:t>
             </w:r>
           </w:p>
         </w:tc>
       </w:tr>
       <w:tr>
         <w:trPr>
+          <w:cantSplit/>
           <w:jc w:val="center"/>
         </w:trPr>
         <w:tc>
           <w:tcPr>
-            <w:tcW w:w="3367" w:type="dxa"/>
+            <w:tcW w:w="4309" w:type="dxa"/>
             <w:tcBorders>
               <w:top w:val="single" w:sz="8" w:space="0" w:color="000000"/>
               <w:left w:val="single" w:sz="8" w:space="0" w:color="000000"/>
@@ -10129,7 +10331,7 @@
         </w:tc>
         <w:tc>
           <w:tcPr>
-            <w:tcW w:w="2248" w:type="dxa"/>
+            <w:tcW w:w="1927" w:type="dxa"/>
             <w:tcBorders>
               <w:top w:val="single" w:sz="8" w:space="0" w:color="000000"/>
               <w:left w:val="single" w:sz="8" w:space="0" w:color="000000"/>
@@ -10157,18 +10359,18 @@
         </w:tc>
         <w:tc>
           <w:tcPr>
-            <w:tcW w:w="3913" w:type="dxa"/>
-            <w:tcBorders>
-              <w:top w:val="single" w:sz="8" w:space="0" w:color="000000"/>
-              <w:left w:val="single" w:sz="8" w:space="0" w:color="000000"/>
-              <w:bottom w:val="single" w:sz="8" w:space="0" w:color="000000"/>
-              <w:right w:val="single" w:sz="8" w:space="0" w:color="000000"/>
-            </w:tcBorders>
-            <w:vAlign w:val="center"/>
-          </w:tcPr>
-          <w:p>
-            <w:pPr>
-              <w:jc w:val="both"/>
+            <w:tcW w:w="2835" w:type="dxa"/>
+            <w:tcBorders>
+              <w:top w:val="single" w:sz="8" w:space="0" w:color="000000"/>
+              <w:left w:val="single" w:sz="8" w:space="0" w:color="000000"/>
+              <w:bottom w:val="single" w:sz="8" w:space="0" w:color="000000"/>
+              <w:right w:val="single" w:sz="8" w:space="0" w:color="000000"/>
+            </w:tcBorders>
+            <w:vAlign w:val="center"/>
+          </w:tcPr>
+          <w:p>
+            <w:pPr>
+              <w:jc w:val="left"/>
               <w:rPr>
                 <w:sz w:val="24"/>
                 <w:szCs w:val="24"/>
@@ -10341,6 +10543,7 @@
     <w:p>
       <w:pPr>
         <w:pStyle w:val="Heading1"/>
+        <w:keepNext/>
         <w:numPr>
           <w:ilvl w:val="0"/>
           <w:numId w:val="7"/>
@@ -10369,6 +10572,8 @@
       </w:tblGrid>
       <w:tr>
         <w:trPr>
+          <w:cantSplit/>
+          <w:tblHeader/>
           <w:jc w:val="center"/>
         </w:trPr>
         <w:tc>
@@ -10384,6 +10589,7 @@
           </w:tcPr>
           <w:p>
             <w:pPr>
+              <w:keepNext/>
               <w:jc w:val="center"/>
               <w:rPr>
                 <w:sz w:val="24"/>
@@ -10414,6 +10620,7 @@
           </w:tcPr>
           <w:p>
             <w:pPr>
+              <w:keepNext/>
               <w:jc w:val="center"/>
               <w:rPr>
                 <w:sz w:val="24"/>
@@ -10444,6 +10651,7 @@
           </w:tcPr>
           <w:p>
             <w:pPr>
+              <w:keepNext/>
               <w:jc w:val="center"/>
               <w:rPr>
                 <w:sz w:val="24"/>
@@ -10464,6 +10672,7 @@
       </w:tr>
       <w:tr>
         <w:trPr>
+          <w:cantSplit/>
           <w:jc w:val="center"/>
         </w:trPr>
         <w:tc>
@@ -10535,25 +10744,26 @@
           </w:tcPr>
           <w:p>
             <w:pPr>
-              <w:jc w:val="both"/>
-              <w:rPr>
-                <w:sz w:val="24"/>
-                <w:szCs w:val="24"/>
-              </w:rPr>
-            </w:pPr>
-            <w:r>
-              <w:rPr>
-                <w:b w:val="0"/>
-                <w:sz w:val="24"/>
-                <w:szCs w:val="24"/>
-              </w:rPr>
-              <w:t>Paling lambat 2 hari kerja sesudah kontrak ditandatangani lengkap oleh para pihak</w:t>
+              <w:jc w:val="left"/>
+              <w:rPr>
+                <w:sz w:val="24"/>
+                <w:szCs w:val="24"/>
+              </w:rPr>
+            </w:pPr>
+            <w:r>
+              <w:rPr>
+                <w:b w:val="0"/>
+                <w:sz w:val="24"/>
+                <w:szCs w:val="24"/>
+              </w:rPr>
+              <w:t>Paling lambat 2 hari kerja setelah kontrak ditandatangani lengkap oleh para pihak</w:t>
             </w:r>
           </w:p>
         </w:tc>
       </w:tr>
       <w:tr>
         <w:trPr>
+          <w:cantSplit/>
           <w:jc w:val="center"/>
         </w:trPr>
         <w:tc>
@@ -10625,25 +10835,26 @@
           </w:tcPr>
           <w:p>
             <w:pPr>
-              <w:jc w:val="both"/>
-              <w:rPr>
-                <w:sz w:val="24"/>
-                <w:szCs w:val="24"/>
-              </w:rPr>
-            </w:pPr>
-            <w:r>
-              <w:rPr>
-                <w:b w:val="0"/>
-                <w:sz w:val="24"/>
-                <w:szCs w:val="24"/>
-              </w:rPr>
-              <w:t>Paling lambat 2 hari kerja sesudah dokumen berstatus Final (USULAN)</w:t>
+              <w:jc w:val="left"/>
+              <w:rPr>
+                <w:sz w:val="24"/>
+                <w:szCs w:val="24"/>
+              </w:rPr>
+            </w:pPr>
+            <w:r>
+              <w:rPr>
+                <w:b w:val="0"/>
+                <w:sz w:val="24"/>
+                <w:szCs w:val="24"/>
+              </w:rPr>
+              <w:t>Paling lambat 2 hari kerja setelah dokumen berstatus Final (USULAN)</w:t>
             </w:r>
           </w:p>
         </w:tc>
       </w:tr>
       <w:tr>
         <w:trPr>
+          <w:cantSplit/>
           <w:jc w:val="center"/>
         </w:trPr>
         <w:tc>
@@ -10715,7 +10926,7 @@
           </w:tcPr>
           <w:p>
             <w:pPr>
-              <w:jc w:val="both"/>
+              <w:jc w:val="left"/>
               <w:rPr>
                 <w:sz w:val="24"/>
                 <w:szCs w:val="24"/>
@@ -10734,6 +10945,7 @@
       </w:tr>
       <w:tr>
         <w:trPr>
+          <w:cantSplit/>
           <w:jc w:val="center"/>
         </w:trPr>
         <w:tc>
@@ -10805,7 +11017,7 @@
           </w:tcPr>
           <w:p>
             <w:pPr>
-              <w:jc w:val="both"/>
+              <w:jc w:val="left"/>
               <w:rPr>
                 <w:sz w:val="24"/>
                 <w:szCs w:val="24"/>
@@ -10824,6 +11036,7 @@
       </w:tr>
       <w:tr>
         <w:trPr>
+          <w:cantSplit/>
           <w:jc w:val="center"/>
         </w:trPr>
         <w:tc>
@@ -10895,7 +11108,7 @@
           </w:tcPr>
           <w:p>
             <w:pPr>
-              <w:jc w:val="both"/>
+              <w:jc w:val="left"/>
               <w:rPr>
                 <w:sz w:val="24"/>
                 <w:szCs w:val="24"/>
@@ -10914,6 +11127,7 @@
       </w:tr>
       <w:tr>
         <w:trPr>
+          <w:cantSplit/>
           <w:jc w:val="center"/>
         </w:trPr>
         <w:tc>
@@ -10985,7 +11199,7 @@
           </w:tcPr>
           <w:p>
             <w:pPr>
-              <w:jc w:val="both"/>
+              <w:jc w:val="left"/>
               <w:rPr>
                 <w:sz w:val="24"/>
                 <w:szCs w:val="24"/>
@@ -11014,6 +11228,7 @@
     <w:p>
       <w:pPr>
         <w:pStyle w:val="Heading1"/>
+        <w:keepNext/>
         <w:numPr>
           <w:ilvl w:val="0"/>
           <w:numId w:val="7"/>
@@ -11046,6 +11261,10 @@
         <w:gridCol w:w="6765"/>
       </w:tblGrid>
       <w:tr>
+        <w:trPr>
+          <w:cantSplit/>
+          <w:tblHeader/>
+        </w:trPr>
         <w:tc>
           <w:tcPr>
             <w:tcW w:w="2745" w:type="dxa"/>
@@ -11058,6 +11277,7 @@
           </w:tcPr>
           <w:p>
             <w:pPr>
+              <w:keepNext/>
               <w:spacing w:after="120" w:line="252" w:lineRule="auto"/>
               <w:rPr>
                 <w:sz w:val="24"/>
@@ -11086,8 +11306,9 @@
           </w:tcPr>
           <w:p>
             <w:pPr>
+              <w:keepNext/>
               <w:spacing w:after="120" w:line="252" w:lineRule="auto"/>
-              <w:jc w:val="both"/>
+              <w:jc w:val="left"/>
               <w:rPr>
                 <w:sz w:val="24"/>
                 <w:szCs w:val="24"/>
@@ -11105,6 +11326,9 @@
         </w:tc>
       </w:tr>
       <w:tr>
+        <w:trPr>
+          <w:cantSplit/>
+        </w:trPr>
         <w:tc>
           <w:tcPr>
             <w:tcW w:w="2745" w:type="dxa"/>
@@ -11146,7 +11370,7 @@
           <w:p>
             <w:pPr>
               <w:spacing w:after="120" w:line="252" w:lineRule="auto"/>
-              <w:jc w:val="both"/>
+              <w:jc w:val="left"/>
               <w:rPr>
                 <w:sz w:val="24"/>
                 <w:szCs w:val="24"/>
@@ -11164,6 +11388,9 @@
         </w:tc>
       </w:tr>
       <w:tr>
+        <w:trPr>
+          <w:cantSplit/>
+        </w:trPr>
         <w:tc>
           <w:tcPr>
             <w:tcW w:w="2745" w:type="dxa"/>
@@ -11205,7 +11432,7 @@
           <w:p>
             <w:pPr>
               <w:spacing w:after="120" w:line="252" w:lineRule="auto"/>
-              <w:jc w:val="both"/>
+              <w:jc w:val="left"/>
               <w:rPr>
                 <w:sz w:val="24"/>
                 <w:szCs w:val="24"/>
@@ -11223,6 +11450,9 @@
         </w:tc>
       </w:tr>
       <w:tr>
+        <w:trPr>
+          <w:cantSplit/>
+        </w:trPr>
         <w:tc>
           <w:tcPr>
             <w:tcW w:w="2745" w:type="dxa"/>
@@ -11264,7 +11494,7 @@
           <w:p>
             <w:pPr>
               <w:spacing w:after="120" w:line="252" w:lineRule="auto"/>
-              <w:jc w:val="both"/>
+              <w:jc w:val="left"/>
               <w:rPr>
                 <w:sz w:val="24"/>
                 <w:szCs w:val="24"/>
@@ -11282,6 +11512,9 @@
         </w:tc>
       </w:tr>
       <w:tr>
+        <w:trPr>
+          <w:cantSplit/>
+        </w:trPr>
         <w:tc>
           <w:tcPr>
             <w:tcW w:w="2745" w:type="dxa"/>
@@ -11323,7 +11556,7 @@
           <w:p>
             <w:pPr>
               <w:spacing w:after="120" w:line="252" w:lineRule="auto"/>
-              <w:jc w:val="both"/>
+              <w:jc w:val="left"/>
               <w:rPr>
                 <w:sz w:val="24"/>
                 <w:szCs w:val="24"/>
@@ -11341,6 +11574,9 @@
         </w:tc>
       </w:tr>
       <w:tr>
+        <w:trPr>
+          <w:cantSplit/>
+        </w:trPr>
         <w:tc>
           <w:tcPr>
             <w:tcW w:w="2745" w:type="dxa"/>
@@ -11365,7 +11601,7 @@
                 <w:sz w:val="24"/>
                 <w:szCs w:val="24"/>
               </w:rPr>
-              <w:t>Dokumen Tidak Berlaku masih diperlukan sebagai rekaman historis atau bukti hukum</w:t>
+              <w:t>Dokumen Tidak Berlaku masih diperlukan sebagai record historis atau bukti hukum</w:t>
             </w:r>
           </w:p>
         </w:tc>
@@ -11382,7 +11618,7 @@
           <w:p>
             <w:pPr>
               <w:spacing w:after="120" w:line="252" w:lineRule="auto"/>
-              <w:jc w:val="both"/>
+              <w:jc w:val="left"/>
               <w:rPr>
                 <w:sz w:val="24"/>
                 <w:szCs w:val="24"/>
@@ -11400,6 +11636,9 @@
         </w:tc>
       </w:tr>
       <w:tr>
+        <w:trPr>
+          <w:cantSplit/>
+        </w:trPr>
         <w:tc>
           <w:tcPr>
             <w:tcW w:w="2745" w:type="dxa"/>
@@ -11441,24 +11680,27 @@
           <w:p>
             <w:pPr>
               <w:spacing w:after="120" w:line="252" w:lineRule="auto"/>
-              <w:jc w:val="both"/>
-              <w:rPr>
-                <w:sz w:val="24"/>
-                <w:szCs w:val="24"/>
-              </w:rPr>
-            </w:pPr>
-            <w:r>
-              <w:rPr>
-                <w:b w:val="0"/>
-                <w:sz w:val="24"/>
-                <w:szCs w:val="24"/>
-              </w:rPr>
-              <w:t>Line Manager Legal menolak permintaan dan menutup tiket dengan alasan penolakan (6.4 langkah 2 dan 4).</w:t>
+              <w:jc w:val="left"/>
+              <w:rPr>
+                <w:sz w:val="24"/>
+                <w:szCs w:val="24"/>
+              </w:rPr>
+            </w:pPr>
+            <w:r>
+              <w:rPr>
+                <w:b w:val="0"/>
+                <w:sz w:val="24"/>
+                <w:szCs w:val="24"/>
+              </w:rPr>
+              <w:t>Line Manager Legal menolak permintaan dan menutup ticket dengan alasan penolakan (6.4 langkah 2 dan 4).</w:t>
             </w:r>
           </w:p>
         </w:tc>
       </w:tr>
       <w:tr>
+        <w:trPr>
+          <w:cantSplit/>
+        </w:trPr>
         <w:tc>
           <w:tcPr>
             <w:tcW w:w="2745" w:type="dxa"/>
@@ -11483,7 +11725,7 @@
                 <w:sz w:val="24"/>
                 <w:szCs w:val="24"/>
               </w:rPr>
-              <w:t>Dokumen RESTRICTED (Internal) atau SECRET dikirim lewat kanal pribadi atau ditangani tidak sesuai tingkatnya</w:t>
+              <w:t>Dokumen RESTRICTED (Internal) atau SECRET dikirim melalui kanal pribadi atau ditangani tidak sesuai tingkatnya</w:t>
             </w:r>
           </w:p>
         </w:tc>
@@ -11500,19 +11742,19 @@
           <w:p>
             <w:pPr>
               <w:spacing w:after="120" w:line="252" w:lineRule="auto"/>
-              <w:jc w:val="both"/>
-              <w:rPr>
-                <w:sz w:val="24"/>
-                <w:szCs w:val="24"/>
-              </w:rPr>
-            </w:pPr>
-            <w:r>
-              <w:rPr>
-                <w:b w:val="0"/>
-                <w:sz w:val="24"/>
-                <w:szCs w:val="24"/>
-              </w:rPr>
-              <w:t>Staff Legal atau Line Manager Legal yang menemukannya melaporkan kejadian itu sebagai event keamanan menurut SNX-ISMS-SOP-01 (USULAN untuk pelapor; butir 4.17).</w:t>
+              <w:jc w:val="left"/>
+              <w:rPr>
+                <w:sz w:val="24"/>
+                <w:szCs w:val="24"/>
+              </w:rPr>
+            </w:pPr>
+            <w:r>
+              <w:rPr>
+                <w:b w:val="0"/>
+                <w:sz w:val="24"/>
+                <w:szCs w:val="24"/>
+              </w:rPr>
+              <w:t>Staff Legal atau Line Manager Legal yang menemukannya melaporkan kejadian itu sebagai event keamanan sesuai SNX-ISMS-SOP-01 (butir 4.17). Pelapor ini belum diputus (USULAN).</w:t>
             </w:r>
           </w:p>
         </w:tc>
@@ -11571,7 +11813,7 @@
           <w:sz w:val="24"/>
           <w:szCs w:val="24"/>
         </w:rPr>
-        <w:t xml:space="preserve">Line Manager Legal memantau kepatuhan terhadap SOP ini lewat register dokumen legal dan meninjau SOP beserta tabel masa retensinya dalam batas waktu di bagian 8 (6.8 langkah 1 dan 2).</w:t>
+        <w:t xml:space="preserve">Line Manager Legal memantau kepatuhan terhadap SOP ini melalui register dokumen legal dan meninjau SOP beserta tabel masa retensinya dalam batas waktu di bagian 8 (6.8 langkah 1 dan 2).</w:t>
       </w:r>
     </w:p>
     <w:p>
@@ -11623,6 +11865,7 @@
     </w:p>
     <w:p>
       <w:pPr>
+        <w:keepNext/>
         <w:pBdr>
           <w:top w:val="nil"/>
           <w:left w:val="nil"/>
@@ -11669,6 +11912,8 @@
       </w:tblGrid>
       <w:tr>
         <w:trPr>
+          <w:cantSplit/>
+          <w:tblHeader/>
           <w:jc w:val="center"/>
         </w:trPr>
         <w:tc>
@@ -11678,6 +11923,7 @@
           </w:tcPr>
           <w:p>
             <w:pPr>
+              <w:keepNext/>
               <w:jc w:val="center"/>
               <w:rPr>
                 <w:sz w:val="24"/>
@@ -11702,6 +11948,7 @@
           </w:tcPr>
           <w:p>
             <w:pPr>
+              <w:keepNext/>
               <w:jc w:val="center"/>
               <w:rPr>
                 <w:sz w:val="24"/>
@@ -11722,6 +11969,7 @@
       </w:tr>
       <w:tr>
         <w:trPr>
+          <w:cantSplit/>
           <w:jc w:val="center"/>
         </w:trPr>
         <w:tc>
@@ -11771,6 +12019,7 @@
       </w:tr>
       <w:tr>
         <w:trPr>
+          <w:cantSplit/>
           <w:jc w:val="center"/>
         </w:trPr>
         <w:tc>
@@ -11820,6 +12069,7 @@
       </w:tr>
       <w:tr>
         <w:trPr>
+          <w:cantSplit/>
           <w:jc w:val="center"/>
         </w:trPr>
         <w:tc>
@@ -11869,6 +12119,7 @@
       </w:tr>
       <w:tr>
         <w:trPr>
+          <w:cantSplit/>
           <w:jc w:val="center"/>
         </w:trPr>
         <w:tc>
@@ -11918,6 +12169,7 @@
       </w:tr>
       <w:tr>
         <w:trPr>
+          <w:cantSplit/>
           <w:jc w:val="center"/>
         </w:trPr>
         <w:tc>
@@ -11967,6 +12219,7 @@
       </w:tr>
       <w:tr>
         <w:trPr>
+          <w:cantSplit/>
           <w:jc w:val="center"/>
         </w:trPr>
         <w:tc>
@@ -12009,13 +12262,14 @@
                 <w:sz w:val="24"/>
                 <w:szCs w:val="24"/>
               </w:rPr>
-              <w:t>User Access Control &amp; Authorization; sumber irama review akses biasa setiap semester yang dipakai di butir 4.16 (USULAN).</w:t>
+              <w:t>User Access Control &amp; Authorization; sumber jadwal access review reguler setiap semester yang dipakai di butir 4.16 (USULAN).</w:t>
             </w:r>
           </w:p>
         </w:tc>
       </w:tr>
       <w:tr>
         <w:trPr>
+          <w:cantSplit/>
           <w:jc w:val="center"/>
         </w:trPr>
         <w:tc>
@@ -12065,6 +12319,7 @@
       </w:tr>
       <w:tr>
         <w:trPr>
+          <w:cantSplit/>
           <w:jc w:val="center"/>
         </w:trPr>
         <w:tc>
@@ -12114,6 +12369,7 @@
       </w:tr>
       <w:tr>
         <w:trPr>
+          <w:cantSplit/>
           <w:jc w:val="center"/>
         </w:trPr>
         <w:tc>
@@ -12163,6 +12419,7 @@
       </w:tr>
       <w:tr>
         <w:trPr>
+          <w:cantSplit/>
           <w:jc w:val="center"/>
         </w:trPr>
         <w:tc>
@@ -12212,6 +12469,7 @@
       </w:tr>
       <w:tr>
         <w:trPr>
+          <w:cantSplit/>
           <w:jc w:val="center"/>
         </w:trPr>
         <w:tc>
@@ -12261,6 +12519,7 @@
       </w:tr>
       <w:tr>
         <w:trPr>
+          <w:cantSplit/>
           <w:jc w:val="center"/>
         </w:trPr>
         <w:tc>
@@ -12311,6 +12570,7 @@
     </w:tbl>
     <w:p>
       <w:pPr>
+        <w:keepNext/>
         <w:pBdr>
           <w:top w:val="nil"/>
           <w:left w:val="nil"/>
@@ -12350,6 +12610,8 @@
       </w:tblGrid>
       <w:tr>
         <w:trPr>
+          <w:cantSplit/>
+          <w:tblHeader/>
           <w:jc w:val="center"/>
         </w:trPr>
         <w:tc>
@@ -12365,6 +12627,7 @@
           </w:tcPr>
           <w:p>
             <w:pPr>
+              <w:keepNext/>
               <w:jc w:val="center"/>
               <w:rPr>
                 <w:sz w:val="24"/>
@@ -12395,6 +12658,7 @@
           </w:tcPr>
           <w:p>
             <w:pPr>
+              <w:keepNext/>
               <w:jc w:val="center"/>
               <w:rPr>
                 <w:sz w:val="24"/>
@@ -12425,6 +12689,7 @@
           </w:tcPr>
           <w:p>
             <w:pPr>
+              <w:keepNext/>
               <w:jc w:val="center"/>
               <w:rPr>
                 <w:sz w:val="24"/>
@@ -12445,6 +12710,7 @@
       </w:tr>
       <w:tr>
         <w:trPr>
+          <w:cantSplit/>
           <w:jc w:val="center"/>
         </w:trPr>
         <w:tc>
@@ -12516,7 +12782,7 @@
           </w:tcPr>
           <w:p>
             <w:pPr>
-              <w:jc w:val="both"/>
+              <w:jc w:val="left"/>
               <w:rPr>
                 <w:sz w:val="24"/>
                 <w:szCs w:val="24"/>
@@ -12535,6 +12801,7 @@
       </w:tr>
       <w:tr>
         <w:trPr>
+          <w:cantSplit/>
           <w:jc w:val="center"/>
         </w:trPr>
         <w:tc>
@@ -12606,7 +12873,7 @@
           </w:tcPr>
           <w:p>
             <w:pPr>
-              <w:jc w:val="both"/>
+              <w:jc w:val="left"/>
               <w:rPr>
                 <w:sz w:val="24"/>
                 <w:szCs w:val="24"/>
@@ -12625,6 +12892,7 @@
       </w:tr>
       <w:tr>
         <w:trPr>
+          <w:cantSplit/>
           <w:jc w:val="center"/>
         </w:trPr>
         <w:tc>
@@ -12696,7 +12964,7 @@
           </w:tcPr>
           <w:p>
             <w:pPr>
-              <w:jc w:val="both"/>
+              <w:jc w:val="left"/>
               <w:rPr>
                 <w:sz w:val="24"/>
                 <w:szCs w:val="24"/>
@@ -12715,6 +12983,7 @@
       </w:tr>
       <w:tr>
         <w:trPr>
+          <w:cantSplit/>
           <w:jc w:val="center"/>
         </w:trPr>
         <w:tc>
@@ -12786,7 +13055,7 @@
           </w:tcPr>
           <w:p>
             <w:pPr>
-              <w:jc w:val="both"/>
+              <w:jc w:val="left"/>
               <w:rPr>
                 <w:sz w:val="24"/>
                 <w:szCs w:val="24"/>
@@ -12805,6 +13074,7 @@
       </w:tr>
       <w:tr>
         <w:trPr>
+          <w:cantSplit/>
           <w:jc w:val="center"/>
         </w:trPr>
         <w:tc>
@@ -12876,7 +13146,7 @@
           </w:tcPr>
           <w:p>
             <w:pPr>
-              <w:jc w:val="both"/>
+              <w:jc w:val="left"/>
               <w:rPr>
                 <w:sz w:val="24"/>
                 <w:szCs w:val="24"/>
@@ -12895,6 +13165,7 @@
       </w:tr>
       <w:tr>
         <w:trPr>
+          <w:cantSplit/>
           <w:jc w:val="center"/>
         </w:trPr>
         <w:tc>
@@ -12966,7 +13237,7 @@
           </w:tcPr>
           <w:p>
             <w:pPr>
-              <w:jc w:val="both"/>
+              <w:jc w:val="left"/>
               <w:rPr>
                 <w:sz w:val="24"/>
                 <w:szCs w:val="24"/>
@@ -12985,6 +13256,7 @@
       </w:tr>
       <w:tr>
         <w:trPr>
+          <w:cantSplit/>
           <w:jc w:val="center"/>
         </w:trPr>
         <w:tc>
@@ -13056,7 +13328,7 @@
           </w:tcPr>
           <w:p>
             <w:pPr>
-              <w:jc w:val="both"/>
+              <w:jc w:val="left"/>
               <w:rPr>
                 <w:sz w:val="24"/>
                 <w:szCs w:val="24"/>
@@ -13075,6 +13347,7 @@
       </w:tr>
       <w:tr>
         <w:trPr>
+          <w:cantSplit/>
           <w:jc w:val="center"/>
         </w:trPr>
         <w:tc>
@@ -13146,7 +13419,7 @@
           </w:tcPr>
           <w:p>
             <w:pPr>
-              <w:jc w:val="both"/>
+              <w:jc w:val="left"/>
               <w:rPr>
                 <w:sz w:val="24"/>
                 <w:szCs w:val="24"/>
@@ -13165,6 +13438,7 @@
       </w:tr>
       <w:tr>
         <w:trPr>
+          <w:cantSplit/>
           <w:jc w:val="center"/>
         </w:trPr>
         <w:tc>
@@ -13191,7 +13465,7 @@
                 <w:sz w:val="24"/>
                 <w:szCs w:val="24"/>
               </w:rPr>
-              <w:t>Tiket permintaan akses</w:t>
+              <w:t>Ticket permintaan akses</w:t>
             </w:r>
           </w:p>
         </w:tc>
@@ -13236,7 +13510,7 @@
           </w:tcPr>
           <w:p>
             <w:pPr>
-              <w:jc w:val="both"/>
+              <w:jc w:val="left"/>
               <w:rPr>
                 <w:sz w:val="24"/>
                 <w:szCs w:val="24"/>
@@ -13255,6 +13529,7 @@
       </w:tr>
       <w:tr>
         <w:trPr>
+          <w:cantSplit/>
           <w:jc w:val="center"/>
         </w:trPr>
         <w:tc>
@@ -13281,7 +13556,7 @@
                 <w:sz w:val="24"/>
                 <w:szCs w:val="24"/>
               </w:rPr>
-              <w:t>Hasil tinjauan daftar akses</w:t>
+              <w:t>Hasil review daftar akses</w:t>
             </w:r>
           </w:p>
         </w:tc>
@@ -13326,7 +13601,7 @@
           </w:tcPr>
           <w:p>
             <w:pPr>
-              <w:jc w:val="both"/>
+              <w:jc w:val="left"/>
               <w:rPr>
                 <w:sz w:val="24"/>
                 <w:szCs w:val="24"/>
@@ -13345,6 +13620,7 @@
       </w:tr>
       <w:tr>
         <w:trPr>
+          <w:cantSplit/>
           <w:jc w:val="center"/>
         </w:trPr>
         <w:tc>
@@ -13416,7 +13692,7 @@
           </w:tcPr>
           <w:p>
             <w:pPr>
-              <w:jc w:val="both"/>
+              <w:jc w:val="left"/>
               <w:rPr>
                 <w:sz w:val="24"/>
                 <w:szCs w:val="24"/>
@@ -13435,6 +13711,7 @@
       </w:tr>
       <w:tr>
         <w:trPr>
+          <w:cantSplit/>
           <w:jc w:val="center"/>
         </w:trPr>
         <w:tc>
@@ -13506,7 +13783,7 @@
           </w:tcPr>
           <w:p>
             <w:pPr>
-              <w:jc w:val="both"/>
+              <w:jc w:val="left"/>
               <w:rPr>
                 <w:sz w:val="24"/>
                 <w:szCs w:val="24"/>

--- a/out/04_Legal/SNX-LEG-SOP-03 Legal Document Control & Retention (Rev00 DRAFT).docx
+++ b/out/04_Legal/SNX-LEG-SOP-03 Legal Document Control & Retention (Rev00 DRAFT).docx
@@ -11754,7 +11754,7 @@
                 <w:sz w:val="24"/>
                 <w:szCs w:val="24"/>
               </w:rPr>
-              <w:t>Staff Legal atau Line Manager Legal yang menemukannya melaporkan kejadian itu sebagai event keamanan sesuai SNX-ISMS-SOP-01 (butir 4.17). Pelapor ini belum diputus (USULAN).</w:t>
+              <w:t>Staff Legal atau Line Manager Legal yang menemukannya melaporkan kejadian itu sebagai event keamanan sesuai SNX-ISMS-SOP-01 (USULAN untuk pelapor).</w:t>
             </w:r>
           </w:p>
         </w:tc>

--- a/out/04_Legal/SNX-LEG-SOP-03 Legal Document Control & Retention (Rev00 DRAFT).docx
+++ b/out/04_Legal/SNX-LEG-SOP-03 Legal Document Control & Retention (Rev00 DRAFT).docx
@@ -4165,7 +4165,7 @@
           <w:sz w:val="24"/>
           <w:szCs w:val="24"/>
         </w:rPr>
-        <w:t xml:space="preserve">4.16 Line Manager Legal meninjau daftar akses ke folder Google Drive departemen Legal setiap semester, mengikuti jadwal access review reguler di SNX-ISMS-SOP-02 (USULAN).</w:t>
+        <w:t xml:space="preserve">4.16 Line Manager Legal meninjau daftar akses ke folder Google Drive departemen Legal setiap semester, mengikuti jadwal review akses biasa di SNX-ISMS-SOP-02 (USULAN).</w:t>
       </w:r>
     </w:p>
     <w:p>
@@ -12262,7 +12262,7 @@
                 <w:sz w:val="24"/>
                 <w:szCs w:val="24"/>
               </w:rPr>
-              <w:t>User Access Control &amp; Authorization; sumber jadwal access review reguler setiap semester yang dipakai di butir 4.16 (USULAN).</w:t>
+              <w:t>User Access Control &amp; Authorization; sumber jadwal review akses biasa setiap semester yang dipakai di butir 4.16 (USULAN).</w:t>
             </w:r>
           </w:p>
         </w:tc>
